--- a/рассл_кт1.docx
+++ b/рассл_кт1.docx
@@ -612,7 +612,7 @@
           <w:sz w:val="28"/>
           <w:szCs w:val="28"/>
         </w:rPr>
-        <w:t>Силин Егор Игоревич</w:t>
+        <w:t>Макарова Ксения Алексеевна</w:t>
       </w:r>
     </w:p>
     <w:p/>

--- a/рассл_кт1.docx
+++ b/рассл_кт1.docx
@@ -598,21 +598,7 @@
           <w:sz w:val="28"/>
           <w:szCs w:val="28"/>
         </w:rPr>
-        <w:t>Обучающийся</w:t>
-      </w:r>
-      <w:r>
-        <w:rPr>
-          <w:sz w:val="28"/>
-          <w:szCs w:val="28"/>
-        </w:rPr>
-        <w:t xml:space="preserve"> </w:t>
-      </w:r>
-      <w:r>
-        <w:rPr>
-          <w:sz w:val="28"/>
-          <w:szCs w:val="28"/>
-        </w:rPr>
-        <w:t>Макарова Ксения Алексеевна</w:t>
+        <w:t>Обучающийся Силин Егор Игоревич</w:t>
       </w:r>
     </w:p>
     <w:p/>
@@ -1016,7 +1002,7 @@
           <w:sz w:val="28"/>
           <w:szCs w:val="28"/>
         </w:rPr>
-        <w:t>2025</w:t>
+        <w:t>2026</w:t>
       </w:r>
     </w:p>
     <w:p/>

--- a/рассл_кт1.docx
+++ b/рассл_кт1.docx
@@ -79,125 +79,148 @@
     </w:p>
     <w:p>
       <w:pPr>
-        <w:tabs>
-          <w:tab w:val="left" w:pos="5790"/>
-        </w:tabs>
-        <w:jc w:val="center"/>
-        <w:rPr>
+        <w:spacing w:line="360" w:lineRule="auto"/>
+        <w:rPr>
+          <w:rFonts w:ascii="Times New Roman" w:hAnsi="Times New Roman" w:cs="Times New Roman"/>
+          <w:sz w:val="28"/>
+          <w:szCs w:val="28"/>
+        </w:rPr>
+      </w:pPr>
+      <w:r>
+        <w:rPr>
+          <w:rFonts w:ascii="Times New Roman" w:hAnsi="Times New Roman" w:cs="Times New Roman"/>
           <w:b/>
           <w:bCs/>
           <w:sz w:val="20"/>
           <w:szCs w:val="20"/>
           <w:lang w:val="x-none"/>
         </w:rPr>
-      </w:pPr>
-      <w:r>
-        <w:rPr>
-          <w:b/>
-          <w:bCs/>
-          <w:sz w:val="20"/>
-          <w:szCs w:val="20"/>
-          <w:lang w:val="x-none"/>
-        </w:rPr>
         <w:t>МИНОБРНАУКИ РОССИИ</w:t>
       </w:r>
     </w:p>
     <w:p>
       <w:pPr>
-        <w:tabs>
-          <w:tab w:val="left" w:pos="5790"/>
-        </w:tabs>
-        <w:jc w:val="center"/>
-        <w:rPr>
+        <w:spacing w:line="360" w:lineRule="auto"/>
+        <w:rPr>
+          <w:rFonts w:ascii="Times New Roman" w:hAnsi="Times New Roman" w:cs="Times New Roman"/>
+          <w:sz w:val="28"/>
+          <w:szCs w:val="28"/>
+        </w:rPr>
+      </w:pPr>
+      <w:r>
+        <w:rPr>
+          <w:rFonts w:ascii="Times New Roman" w:hAnsi="Times New Roman" w:cs="Times New Roman"/>
           <w:b/>
           <w:bCs/>
           <w:sz w:val="22"/>
           <w:szCs w:val="22"/>
           <w:lang w:val="x-none"/>
         </w:rPr>
-      </w:pPr>
-      <w:r>
-        <w:rPr>
+        <w:t>федеральное государственное бюджетное образовательное учреждение</w:t>
+      </w:r>
+    </w:p>
+    <w:p>
+      <w:pPr>
+        <w:spacing w:line="360" w:lineRule="auto"/>
+        <w:rPr>
+          <w:rFonts w:ascii="Times New Roman" w:hAnsi="Times New Roman" w:cs="Times New Roman"/>
+          <w:sz w:val="28"/>
+          <w:szCs w:val="28"/>
+        </w:rPr>
+      </w:pPr>
+      <w:r>
+        <w:rPr>
+          <w:rFonts w:ascii="Times New Roman" w:hAnsi="Times New Roman" w:cs="Times New Roman"/>
           <w:b/>
           <w:bCs/>
           <w:sz w:val="22"/>
           <w:szCs w:val="22"/>
           <w:lang w:val="x-none"/>
         </w:rPr>
-        <w:t>федеральное государственное бюджетное образовательное учреждение</w:t>
+        <w:t>высшего образования</w:t>
       </w:r>
     </w:p>
     <w:p>
       <w:pPr>
-        <w:tabs>
-          <w:tab w:val="left" w:pos="5790"/>
-        </w:tabs>
-        <w:jc w:val="center"/>
-        <w:rPr>
+        <w:spacing w:line="360" w:lineRule="auto"/>
+        <w:rPr>
+          <w:rFonts w:ascii="Times New Roman" w:hAnsi="Times New Roman" w:cs="Times New Roman"/>
+          <w:sz w:val="28"/>
+          <w:szCs w:val="28"/>
+        </w:rPr>
+      </w:pPr>
+      <w:r>
+        <w:rPr>
+          <w:rFonts w:ascii="Times New Roman" w:hAnsi="Times New Roman" w:cs="Times New Roman"/>
           <w:b/>
           <w:bCs/>
           <w:sz w:val="22"/>
           <w:szCs w:val="22"/>
           <w:lang w:val="x-none"/>
         </w:rPr>
-      </w:pPr>
-      <w:r>
-        <w:rPr>
+        <w:t>«САНКТ-ПЕТЕРБУРГСКИЙ ГОСУДАРСТВЕННЫЙ ЭКОНОМИЧЕСКИЙ</w:t>
+      </w:r>
+    </w:p>
+    <w:p>
+      <w:pPr>
+        <w:spacing w:line="360" w:lineRule="auto"/>
+        <w:rPr>
+          <w:rFonts w:ascii="Times New Roman" w:hAnsi="Times New Roman" w:cs="Times New Roman"/>
+          <w:sz w:val="28"/>
+          <w:szCs w:val="28"/>
+        </w:rPr>
+      </w:pPr>
+      <w:r>
+        <w:rPr>
+          <w:rFonts w:ascii="Times New Roman" w:hAnsi="Times New Roman" w:cs="Times New Roman"/>
           <w:b/>
           <w:bCs/>
           <w:sz w:val="22"/>
           <w:szCs w:val="22"/>
-          <w:lang w:val="x-none"/>
-        </w:rPr>
-        <w:t>высшего образования</w:t>
+        </w:rPr>
+        <w:t>УНИВЕРСИТЕТ»</w:t>
       </w:r>
     </w:p>
     <w:p>
       <w:pPr>
-        <w:tabs>
-          <w:tab w:val="left" w:pos="5790"/>
-        </w:tabs>
-        <w:jc w:val="center"/>
-        <w:rPr>
+        <w:spacing w:line="360" w:lineRule="auto"/>
+        <w:rPr>
+          <w:rFonts w:ascii="Times New Roman" w:hAnsi="Times New Roman" w:cs="Times New Roman"/>
+          <w:sz w:val="28"/>
+          <w:szCs w:val="28"/>
+        </w:rPr>
+      </w:pPr>
+      <w:r>
+        <w:rPr>
+          <w:rFonts w:ascii="Times New Roman" w:hAnsi="Times New Roman" w:cs="Times New Roman"/>
           <w:b/>
           <w:bCs/>
           <w:sz w:val="22"/>
           <w:szCs w:val="22"/>
-          <w:lang w:val="x-none"/>
-        </w:rPr>
-      </w:pPr>
-      <w:r>
-        <w:rPr>
+        </w:rPr>
+        <w:t>(</w:t>
+      </w:r>
+      <w:proofErr w:type="spellStart"/>
+      <w:r>
+        <w:rPr>
+          <w:rFonts w:ascii="Times New Roman" w:hAnsi="Times New Roman" w:cs="Times New Roman"/>
           <w:b/>
           <w:bCs/>
           <w:sz w:val="22"/>
           <w:szCs w:val="22"/>
-          <w:lang w:val="x-none"/>
-        </w:rPr>
-        <w:t>«САНКТ-ПЕТЕРБУРГСКИЙ ГОСУДАРСТВЕННЫЙ ЭКОНОМИЧЕСКИЙ</w:t>
-      </w:r>
-    </w:p>
-    <w:p>
-      <w:pPr>
-        <w:tabs>
-          <w:tab w:val="left" w:pos="5790"/>
-        </w:tabs>
-        <w:jc w:val="center"/>
-        <w:rPr>
+        </w:rPr>
+        <w:t>СПбГЭУ</w:t>
+      </w:r>
+      <w:proofErr w:type="spellEnd"/>
+      <w:r>
+        <w:rPr>
+          <w:rFonts w:ascii="Times New Roman" w:hAnsi="Times New Roman" w:cs="Times New Roman"/>
           <w:b/>
           <w:bCs/>
           <w:sz w:val="22"/>
           <w:szCs w:val="22"/>
         </w:rPr>
-      </w:pPr>
-      <w:r>
-        <w:rPr>
-          <w:b/>
-          <w:bCs/>
-          <w:sz w:val="22"/>
-          <w:szCs w:val="22"/>
-        </w:rPr>
-        <w:t>УНИВЕРСИТЕТ»</w:t>
+        <w:t>)</w:t>
       </w:r>
     </w:p>
     <w:p>
@@ -207,41 +230,10 @@
         </w:tabs>
         <w:jc w:val="center"/>
         <w:rPr>
-          <w:b/>
-          <w:bCs/>
-          <w:sz w:val="22"/>
-          <w:szCs w:val="22"/>
-        </w:rPr>
-      </w:pPr>
-      <w:r>
-        <w:rPr>
-          <w:b/>
-          <w:bCs/>
-          <w:sz w:val="22"/>
-          <w:szCs w:val="22"/>
-        </w:rPr>
-        <w:t>(</w:t>
-      </w:r>
-      <w:proofErr w:type="spellStart"/>
-      <w:r>
-        <w:rPr>
-          <w:b/>
-          <w:bCs/>
-          <w:sz w:val="22"/>
-          <w:szCs w:val="22"/>
-        </w:rPr>
-        <w:t>СПбГЭУ</w:t>
-      </w:r>
-      <w:proofErr w:type="spellEnd"/>
-      <w:r>
-        <w:rPr>
-          <w:b/>
-          <w:bCs/>
-          <w:sz w:val="22"/>
-          <w:szCs w:val="22"/>
-        </w:rPr>
-        <w:t>)</w:t>
-      </w:r>
+          <w:sz w:val="28"/>
+          <w:szCs w:val="28"/>
+        </w:rPr>
+      </w:pPr>
     </w:p>
     <w:p>
       <w:pPr>
@@ -257,150 +249,155 @@
     </w:p>
     <w:p>
       <w:pPr>
-        <w:tabs>
-          <w:tab w:val="left" w:pos="5790"/>
-        </w:tabs>
-        <w:jc w:val="center"/>
-        <w:rPr>
-          <w:sz w:val="28"/>
-          <w:szCs w:val="28"/>
-        </w:rPr>
-      </w:pPr>
+        <w:spacing w:line="360" w:lineRule="auto"/>
+        <w:rPr>
+          <w:rFonts w:ascii="Times New Roman" w:hAnsi="Times New Roman" w:cs="Times New Roman"/>
+          <w:sz w:val="28"/>
+          <w:szCs w:val="28"/>
+        </w:rPr>
+      </w:pPr>
+      <w:r>
+        <w:rPr>
+          <w:rFonts w:ascii="Times New Roman" w:hAnsi="Times New Roman" w:cs="Times New Roman"/>
+          <w:sz w:val="28"/>
+          <w:szCs w:val="28"/>
+        </w:rPr>
+        <w:t xml:space="preserve">Факультет </w:t>
+      </w:r>
+      <w:r>
+        <w:rPr>
+          <w:rFonts w:ascii="Times New Roman" w:hAnsi="Times New Roman" w:cs="Times New Roman"/>
+          <w:sz w:val="28"/>
+          <w:szCs w:val="28"/>
+        </w:rPr>
+        <w:t>экономики, финансов и информационных технологий</w:t>
+      </w:r>
     </w:p>
     <w:p>
       <w:pPr>
-        <w:tabs>
-          <w:tab w:val="left" w:pos="5790"/>
-        </w:tabs>
-        <w:jc w:val="center"/>
-        <w:rPr>
-          <w:sz w:val="28"/>
-          <w:szCs w:val="28"/>
-        </w:rPr>
-      </w:pPr>
-      <w:r>
-        <w:rPr>
-          <w:sz w:val="28"/>
-          <w:szCs w:val="28"/>
-        </w:rPr>
-        <w:t xml:space="preserve">Факультет </w:t>
-      </w:r>
-      <w:r>
-        <w:rPr>
-          <w:sz w:val="28"/>
-          <w:szCs w:val="28"/>
-        </w:rPr>
-        <w:t>экономики, финансов и информационных технологий</w:t>
+        <w:spacing w:line="360" w:lineRule="auto"/>
+        <w:rPr>
+          <w:rFonts w:ascii="Times New Roman" w:hAnsi="Times New Roman" w:cs="Times New Roman"/>
+          <w:sz w:val="28"/>
+          <w:szCs w:val="28"/>
+        </w:rPr>
+      </w:pPr>
+      <w:r>
+        <w:rPr>
+          <w:rFonts w:ascii="Times New Roman" w:hAnsi="Times New Roman" w:cs="Times New Roman"/>
+          <w:sz w:val="28"/>
+          <w:szCs w:val="28"/>
+        </w:rPr>
+        <w:t>Кафедра безопасности информационных технологий и компьютерных систем</w:t>
       </w:r>
     </w:p>
     <w:p>
       <w:pPr>
-        <w:tabs>
-          <w:tab w:val="left" w:pos="5790"/>
-        </w:tabs>
-        <w:jc w:val="center"/>
-        <w:rPr>
-          <w:sz w:val="28"/>
-          <w:szCs w:val="28"/>
-        </w:rPr>
-      </w:pPr>
-      <w:r>
-        <w:rPr>
-          <w:sz w:val="28"/>
-          <w:szCs w:val="28"/>
-        </w:rPr>
-        <w:t>Кафедра безопасности информационных технологий и компьютерных систем</w:t>
-      </w:r>
+        <w:rPr>
+          <w:sz w:val="28"/>
+          <w:szCs w:val="28"/>
+        </w:rPr>
+      </w:pPr>
     </w:p>
     <w:p>
       <w:pPr>
-        <w:rPr>
-          <w:sz w:val="28"/>
-          <w:szCs w:val="28"/>
-        </w:rPr>
-      </w:pPr>
+        <w:spacing w:line="360" w:lineRule="auto"/>
+        <w:rPr>
+          <w:rFonts w:ascii="Times New Roman" w:hAnsi="Times New Roman" w:cs="Times New Roman"/>
+          <w:sz w:val="28"/>
+          <w:szCs w:val="28"/>
+        </w:rPr>
+      </w:pPr>
+      <w:r>
+        <w:rPr>
+          <w:rFonts w:ascii="Times New Roman" w:hAnsi="Times New Roman" w:cs="Times New Roman"/>
+          <w:b/>
+          <w:sz w:val="28"/>
+          <w:szCs w:val="28"/>
+        </w:rPr>
+        <w:t>Отчет о выполненной контрольной точке</w:t>
+      </w:r>
+      <w:r>
+        <w:rPr>
+          <w:rFonts w:ascii="Times New Roman" w:hAnsi="Times New Roman" w:cs="Times New Roman"/>
+          <w:b/>
+          <w:sz w:val="28"/>
+          <w:szCs w:val="28"/>
+        </w:rPr>
+        <w:t xml:space="preserve"> №</w:t>
+      </w:r>
+      <w:r>
+        <w:rPr>
+          <w:rFonts w:ascii="Times New Roman" w:hAnsi="Times New Roman" w:cs="Times New Roman"/>
+          <w:b/>
+          <w:sz w:val="28"/>
+          <w:szCs w:val="28"/>
+        </w:rPr>
+        <w:t>1</w:t>
+      </w:r>
     </w:p>
     <w:p>
       <w:pPr>
-        <w:jc w:val="center"/>
-        <w:rPr>
-          <w:b/>
-          <w:sz w:val="28"/>
-          <w:szCs w:val="28"/>
-        </w:rPr>
-      </w:pPr>
-      <w:r>
-        <w:rPr>
-          <w:b/>
-          <w:sz w:val="28"/>
-          <w:szCs w:val="28"/>
-        </w:rPr>
-        <w:t>Отчет о выполненной контрольной точке</w:t>
-      </w:r>
-      <w:r>
-        <w:rPr>
-          <w:b/>
-          <w:sz w:val="28"/>
-          <w:szCs w:val="28"/>
-        </w:rPr>
-        <w:t xml:space="preserve"> №</w:t>
-      </w:r>
-      <w:r>
-        <w:rPr>
-          <w:b/>
-          <w:sz w:val="28"/>
-          <w:szCs w:val="28"/>
-        </w:rPr>
-        <w:t>1</w:t>
+        <w:spacing w:line="360" w:lineRule="auto"/>
+        <w:rPr>
+          <w:rFonts w:ascii="Times New Roman" w:hAnsi="Times New Roman" w:cs="Times New Roman"/>
+          <w:sz w:val="28"/>
+          <w:szCs w:val="28"/>
+        </w:rPr>
+      </w:pPr>
+      <w:r>
+        <w:rPr>
+          <w:rFonts w:ascii="Times New Roman" w:hAnsi="Times New Roman" w:cs="Times New Roman"/>
+          <w:sz w:val="28"/>
+          <w:szCs w:val="28"/>
+        </w:rPr>
+        <w:t>по дисциплине:</w:t>
       </w:r>
     </w:p>
     <w:p>
       <w:pPr>
-        <w:jc w:val="center"/>
-        <w:rPr>
-          <w:sz w:val="28"/>
-          <w:szCs w:val="28"/>
-        </w:rPr>
-      </w:pPr>
-      <w:r>
-        <w:rPr>
-          <w:sz w:val="28"/>
-          <w:szCs w:val="28"/>
-        </w:rPr>
-        <w:t>по дисциплине:</w:t>
+        <w:spacing w:line="360" w:lineRule="auto"/>
+        <w:rPr>
+          <w:rFonts w:ascii="Times New Roman" w:hAnsi="Times New Roman" w:cs="Times New Roman"/>
+          <w:sz w:val="28"/>
+          <w:szCs w:val="28"/>
+        </w:rPr>
+      </w:pPr>
+      <w:r>
+        <w:rPr>
+          <w:rFonts w:ascii="Times New Roman" w:hAnsi="Times New Roman" w:cs="Times New Roman"/>
+          <w:sz w:val="28"/>
+          <w:szCs w:val="28"/>
+        </w:rPr>
+        <w:t>«</w:t>
+      </w:r>
+      <w:r>
+        <w:rPr>
+          <w:rFonts w:eastAsia="Calibri"/>
+          <w:b/>
+          <w:sz w:val="28"/>
+          <w:szCs w:val="28"/>
+        </w:rPr>
+        <w:t>Расследование инцидентов</w:t>
+      </w:r>
+      <w:r>
+        <w:rPr>
+          <w:rFonts w:ascii="Times New Roman" w:hAnsi="Times New Roman" w:cs="Times New Roman"/>
+          <w:sz w:val="28"/>
+          <w:szCs w:val="28"/>
+        </w:rPr>
+        <w:t>»</w:t>
       </w:r>
     </w:p>
     <w:p>
       <w:pPr>
         <w:jc w:val="center"/>
         <w:rPr>
-          <w:sz w:val="28"/>
-          <w:szCs w:val="28"/>
-        </w:rPr>
-      </w:pPr>
-      <w:r>
-        <w:rPr>
-          <w:sz w:val="28"/>
-          <w:szCs w:val="28"/>
-        </w:rPr>
-        <w:t>«</w:t>
-      </w:r>
-      <w:r>
-        <w:rPr>
-          <w:rFonts w:eastAsia="Calibri"/>
           <w:b/>
           <w:sz w:val="28"/>
           <w:szCs w:val="28"/>
         </w:rPr>
-        <w:t>Расследование инцидентов</w:t>
-      </w:r>
-      <w:r>
-        <w:rPr>
-          <w:sz w:val="28"/>
-          <w:szCs w:val="28"/>
-        </w:rPr>
-        <w:t>»</w:t>
-      </w:r>
+      </w:pPr>
     </w:p>
     <w:p>
       <w:pPr>
@@ -416,7 +413,6 @@
       <w:pPr>
         <w:jc w:val="center"/>
         <w:rPr>
-          <w:b/>
           <w:sz w:val="28"/>
           <w:szCs w:val="28"/>
         </w:rPr>
@@ -424,25 +420,16 @@
     </w:p>
     <w:p>
       <w:pPr>
-        <w:jc w:val="center"/>
-        <w:rPr>
-          <w:sz w:val="28"/>
-          <w:szCs w:val="28"/>
-        </w:rPr>
-      </w:pPr>
-    </w:p>
-    <w:p>
-      <w:pPr>
-        <w:pStyle w:val="ac"/>
-        <w:spacing w:after="0" w:line="240" w:lineRule="auto"/>
-        <w:ind w:firstLine="0"/>
-        <w:rPr>
-          <w:sz w:val="28"/>
-          <w:szCs w:val="28"/>
-        </w:rPr>
-      </w:pPr>
-      <w:r>
-        <w:rPr>
+        <w:spacing w:line="360" w:lineRule="auto"/>
+        <w:rPr>
+          <w:rFonts w:ascii="Times New Roman" w:hAnsi="Times New Roman" w:cs="Times New Roman"/>
+          <w:sz w:val="28"/>
+          <w:szCs w:val="28"/>
+        </w:rPr>
+      </w:pPr>
+      <w:r>
+        <w:rPr>
+          <w:rFonts w:ascii="Times New Roman" w:hAnsi="Times New Roman" w:cs="Times New Roman"/>
           <w:sz w:val="28"/>
           <w:szCs w:val="28"/>
         </w:rPr>
@@ -450,6 +437,7 @@
       </w:r>
       <w:r>
         <w:rPr>
+          <w:rFonts w:ascii="Times New Roman" w:hAnsi="Times New Roman" w:cs="Times New Roman"/>
           <w:sz w:val="28"/>
           <w:szCs w:val="28"/>
         </w:rPr>
@@ -457,6 +445,7 @@
       </w:r>
       <w:r>
         <w:rPr>
+          <w:rFonts w:ascii="Times New Roman" w:hAnsi="Times New Roman" w:cs="Times New Roman"/>
           <w:sz w:val="28"/>
           <w:szCs w:val="28"/>
         </w:rPr>
@@ -508,16 +497,16 @@
     </w:p>
     <w:p>
       <w:pPr>
-        <w:pStyle w:val="CM35"/>
-        <w:spacing w:after="0" w:line="240" w:lineRule="auto"/>
-        <w:jc w:val="both"/>
-        <w:rPr>
-          <w:sz w:val="28"/>
-          <w:szCs w:val="28"/>
-        </w:rPr>
-      </w:pPr>
-      <w:r>
-        <w:rPr>
+        <w:spacing w:line="360" w:lineRule="auto"/>
+        <w:rPr>
+          <w:rFonts w:ascii="Times New Roman" w:hAnsi="Times New Roman" w:cs="Times New Roman"/>
+          <w:sz w:val="28"/>
+          <w:szCs w:val="28"/>
+        </w:rPr>
+      </w:pPr>
+      <w:r>
+        <w:rPr>
+          <w:rFonts w:ascii="Times New Roman" w:hAnsi="Times New Roman" w:cs="Times New Roman"/>
           <w:sz w:val="28"/>
           <w:szCs w:val="28"/>
         </w:rPr>
@@ -525,6 +514,7 @@
       </w:r>
       <w:r>
         <w:rPr>
+          <w:rFonts w:ascii="Times New Roman" w:hAnsi="Times New Roman" w:cs="Times New Roman"/>
           <w:sz w:val="28"/>
           <w:szCs w:val="28"/>
         </w:rPr>
@@ -532,6 +522,7 @@
       </w:r>
       <w:r>
         <w:rPr>
+          <w:rFonts w:ascii="Times New Roman" w:hAnsi="Times New Roman" w:cs="Times New Roman"/>
           <w:sz w:val="28"/>
           <w:szCs w:val="28"/>
         </w:rPr>
@@ -539,6 +530,7 @@
       </w:r>
       <w:r>
         <w:rPr>
+          <w:rFonts w:ascii="Times New Roman" w:hAnsi="Times New Roman" w:cs="Times New Roman"/>
           <w:sz w:val="28"/>
           <w:szCs w:val="28"/>
         </w:rPr>
@@ -546,6 +538,7 @@
       </w:r>
       <w:r>
         <w:rPr>
+          <w:rFonts w:ascii="Times New Roman" w:hAnsi="Times New Roman" w:cs="Times New Roman"/>
           <w:sz w:val="28"/>
           <w:szCs w:val="28"/>
         </w:rPr>
@@ -553,6 +546,7 @@
       </w:r>
       <w:r>
         <w:rPr>
+          <w:rFonts w:ascii="Times New Roman" w:hAnsi="Times New Roman" w:cs="Times New Roman"/>
           <w:sz w:val="28"/>
           <w:szCs w:val="28"/>
         </w:rPr>
@@ -560,6 +554,7 @@
       </w:r>
       <w:r>
         <w:rPr>
+          <w:rFonts w:ascii="Times New Roman" w:hAnsi="Times New Roman" w:cs="Times New Roman"/>
           <w:sz w:val="28"/>
           <w:szCs w:val="28"/>
         </w:rPr>
@@ -567,6 +562,7 @@
       </w:r>
       <w:r>
         <w:rPr>
+          <w:rFonts w:ascii="Times New Roman" w:hAnsi="Times New Roman" w:cs="Times New Roman"/>
           <w:sz w:val="28"/>
           <w:szCs w:val="28"/>
         </w:rPr>
@@ -585,16 +581,16 @@
     </w:p>
     <w:p>
       <w:pPr>
-        <w:pStyle w:val="CM35"/>
-        <w:spacing w:after="0" w:line="240" w:lineRule="auto"/>
-        <w:ind w:right="-436"/>
-        <w:rPr>
-          <w:sz w:val="28"/>
-          <w:szCs w:val="28"/>
-        </w:rPr>
-      </w:pPr>
-      <w:r>
-        <w:rPr>
+        <w:spacing w:line="360" w:lineRule="auto"/>
+        <w:rPr>
+          <w:rFonts w:ascii="Times New Roman" w:hAnsi="Times New Roman" w:cs="Times New Roman"/>
+          <w:sz w:val="28"/>
+          <w:szCs w:val="28"/>
+        </w:rPr>
+      </w:pPr>
+      <w:r>
+        <w:rPr>
+          <w:rFonts w:ascii="Times New Roman" w:hAnsi="Times New Roman" w:cs="Times New Roman"/>
           <w:sz w:val="28"/>
           <w:szCs w:val="28"/>
         </w:rPr>
@@ -604,15 +600,16 @@
     <w:p/>
     <w:p>
       <w:pPr>
-        <w:pStyle w:val="Default"/>
-        <w:jc w:val="both"/>
-        <w:rPr>
-          <w:sz w:val="28"/>
-          <w:szCs w:val="28"/>
-        </w:rPr>
-      </w:pPr>
-      <w:r>
-        <w:rPr>
+        <w:spacing w:line="360" w:lineRule="auto"/>
+        <w:rPr>
+          <w:rFonts w:ascii="Times New Roman" w:hAnsi="Times New Roman" w:cs="Times New Roman"/>
+          <w:sz w:val="28"/>
+          <w:szCs w:val="28"/>
+        </w:rPr>
+      </w:pPr>
+      <w:r>
+        <w:rPr>
+          <w:rFonts w:ascii="Times New Roman" w:hAnsi="Times New Roman" w:cs="Times New Roman"/>
           <w:sz w:val="28"/>
           <w:szCs w:val="28"/>
         </w:rPr>
@@ -620,6 +617,7 @@
       </w:r>
       <w:r>
         <w:rPr>
+          <w:rFonts w:ascii="Times New Roman" w:hAnsi="Times New Roman" w:cs="Times New Roman"/>
           <w:sz w:val="28"/>
           <w:szCs w:val="28"/>
         </w:rPr>
@@ -627,6 +625,7 @@
       </w:r>
       <w:r>
         <w:rPr>
+          <w:rFonts w:ascii="Times New Roman" w:hAnsi="Times New Roman" w:cs="Times New Roman"/>
           <w:sz w:val="28"/>
           <w:szCs w:val="28"/>
         </w:rPr>
@@ -634,6 +633,7 @@
       </w:r>
       <w:r>
         <w:rPr>
+          <w:rFonts w:ascii="Times New Roman" w:hAnsi="Times New Roman" w:cs="Times New Roman"/>
           <w:sz w:val="28"/>
           <w:szCs w:val="28"/>
         </w:rPr>
@@ -641,6 +641,7 @@
       </w:r>
       <w:r>
         <w:rPr>
+          <w:rFonts w:ascii="Times New Roman" w:hAnsi="Times New Roman" w:cs="Times New Roman"/>
           <w:sz w:val="28"/>
           <w:szCs w:val="28"/>
         </w:rPr>
@@ -648,6 +649,7 @@
       </w:r>
       <w:r>
         <w:rPr>
+          <w:rFonts w:ascii="Times New Roman" w:hAnsi="Times New Roman" w:cs="Times New Roman"/>
           <w:sz w:val="28"/>
           <w:szCs w:val="28"/>
         </w:rPr>
@@ -655,6 +657,7 @@
       </w:r>
       <w:r>
         <w:rPr>
+          <w:rFonts w:ascii="Times New Roman" w:hAnsi="Times New Roman" w:cs="Times New Roman"/>
           <w:sz w:val="28"/>
           <w:szCs w:val="28"/>
         </w:rPr>
@@ -682,20 +685,16 @@
     </w:p>
     <w:p>
       <w:pPr>
-        <w:pStyle w:val="ac"/>
-        <w:tabs>
-          <w:tab w:val="right" w:leader="underscore" w:pos="9072"/>
-        </w:tabs>
-        <w:spacing w:after="0" w:line="240" w:lineRule="auto"/>
-        <w:ind w:firstLine="0"/>
-        <w:jc w:val="left"/>
-        <w:rPr>
-          <w:sz w:val="28"/>
-          <w:szCs w:val="28"/>
-        </w:rPr>
-      </w:pPr>
-      <w:r>
-        <w:rPr>
+        <w:spacing w:line="360" w:lineRule="auto"/>
+        <w:rPr>
+          <w:rFonts w:ascii="Times New Roman" w:hAnsi="Times New Roman" w:cs="Times New Roman"/>
+          <w:sz w:val="28"/>
+          <w:szCs w:val="28"/>
+        </w:rPr>
+      </w:pPr>
+      <w:r>
+        <w:rPr>
+          <w:rFonts w:ascii="Times New Roman" w:hAnsi="Times New Roman" w:cs="Times New Roman"/>
           <w:sz w:val="28"/>
           <w:szCs w:val="28"/>
         </w:rPr>
@@ -703,6 +702,7 @@
       </w:r>
       <w:r>
         <w:rPr>
+          <w:rFonts w:ascii="Times New Roman" w:hAnsi="Times New Roman" w:cs="Times New Roman"/>
           <w:iCs/>
           <w:sz w:val="28"/>
           <w:szCs w:val="28"/>
@@ -711,6 +711,7 @@
       </w:r>
       <w:r>
         <w:rPr>
+          <w:rFonts w:ascii="Times New Roman" w:hAnsi="Times New Roman" w:cs="Times New Roman"/>
           <w:sz w:val="28"/>
           <w:szCs w:val="28"/>
         </w:rPr>
@@ -718,6 +719,7 @@
       </w:r>
       <w:r>
         <w:rPr>
+          <w:rFonts w:ascii="Times New Roman" w:hAnsi="Times New Roman" w:cs="Times New Roman"/>
           <w:sz w:val="28"/>
           <w:szCs w:val="28"/>
           <w:u w:val="single"/>
@@ -726,6 +728,7 @@
       </w:r>
       <w:r>
         <w:rPr>
+          <w:rFonts w:ascii="Times New Roman" w:hAnsi="Times New Roman" w:cs="Times New Roman"/>
           <w:sz w:val="28"/>
           <w:szCs w:val="28"/>
         </w:rPr>
@@ -791,13 +794,16 @@
     </w:p>
     <w:p>
       <w:pPr>
-        <w:rPr>
-          <w:sz w:val="28"/>
-          <w:szCs w:val="28"/>
-        </w:rPr>
-      </w:pPr>
-      <w:r>
-        <w:rPr>
+        <w:spacing w:line="360" w:lineRule="auto"/>
+        <w:rPr>
+          <w:rFonts w:ascii="Times New Roman" w:hAnsi="Times New Roman" w:cs="Times New Roman"/>
+          <w:sz w:val="28"/>
+          <w:szCs w:val="28"/>
+        </w:rPr>
+      </w:pPr>
+      <w:r>
+        <w:rPr>
+          <w:rFonts w:ascii="Times New Roman" w:hAnsi="Times New Roman" w:cs="Times New Roman"/>
           <w:sz w:val="28"/>
           <w:szCs w:val="28"/>
         </w:rPr>
@@ -806,6 +812,7 @@
       <w:proofErr w:type="spellStart"/>
       <w:r>
         <w:rPr>
+          <w:rFonts w:ascii="Times New Roman" w:hAnsi="Times New Roman" w:cs="Times New Roman"/>
           <w:sz w:val="28"/>
           <w:szCs w:val="28"/>
           <w:u w:val="single"/>
@@ -815,6 +822,7 @@
       <w:proofErr w:type="spellEnd"/>
       <w:r>
         <w:rPr>
+          <w:rFonts w:ascii="Times New Roman" w:hAnsi="Times New Roman" w:cs="Times New Roman"/>
           <w:sz w:val="28"/>
           <w:szCs w:val="28"/>
           <w:u w:val="single"/>
@@ -823,6 +831,7 @@
       </w:r>
       <w:r>
         <w:rPr>
+          <w:rFonts w:ascii="Times New Roman" w:hAnsi="Times New Roman" w:cs="Times New Roman"/>
           <w:sz w:val="28"/>
           <w:szCs w:val="28"/>
         </w:rPr>
@@ -873,13 +882,16 @@
     </w:p>
     <w:p>
       <w:pPr>
-        <w:rPr>
-          <w:sz w:val="28"/>
-          <w:szCs w:val="28"/>
-        </w:rPr>
-      </w:pPr>
-      <w:r>
-        <w:rPr>
+        <w:spacing w:line="360" w:lineRule="auto"/>
+        <w:rPr>
+          <w:rFonts w:ascii="Times New Roman" w:hAnsi="Times New Roman" w:cs="Times New Roman"/>
+          <w:sz w:val="28"/>
+          <w:szCs w:val="28"/>
+        </w:rPr>
+      </w:pPr>
+      <w:r>
+        <w:rPr>
+          <w:rFonts w:ascii="Times New Roman" w:hAnsi="Times New Roman" w:cs="Times New Roman"/>
           <w:sz w:val="28"/>
           <w:szCs w:val="28"/>
         </w:rPr>
@@ -887,6 +899,7 @@
       </w:r>
       <w:r>
         <w:rPr>
+          <w:rFonts w:ascii="Times New Roman" w:hAnsi="Times New Roman" w:cs="Times New Roman"/>
           <w:sz w:val="28"/>
           <w:szCs w:val="28"/>
         </w:rPr>
@@ -895,6 +908,7 @@
       </w:r>
       <w:r>
         <w:rPr>
+          <w:rFonts w:ascii="Times New Roman" w:hAnsi="Times New Roman" w:cs="Times New Roman"/>
           <w:sz w:val="28"/>
           <w:szCs w:val="28"/>
         </w:rPr>
@@ -902,6 +916,7 @@
       </w:r>
       <w:r>
         <w:rPr>
+          <w:rFonts w:ascii="Times New Roman" w:hAnsi="Times New Roman" w:cs="Times New Roman"/>
           <w:sz w:val="28"/>
           <w:szCs w:val="28"/>
         </w:rPr>
@@ -909,6 +924,7 @@
       </w:r>
       <w:r>
         <w:rPr>
+          <w:rFonts w:ascii="Times New Roman" w:hAnsi="Times New Roman" w:cs="Times New Roman"/>
           <w:sz w:val="28"/>
           <w:szCs w:val="28"/>
         </w:rPr>
@@ -926,13 +942,16 @@
     </w:p>
     <w:p>
       <w:pPr>
-        <w:rPr>
-          <w:sz w:val="28"/>
-          <w:szCs w:val="28"/>
-        </w:rPr>
-      </w:pPr>
-      <w:r>
-        <w:rPr>
+        <w:spacing w:line="360" w:lineRule="auto"/>
+        <w:rPr>
+          <w:rFonts w:ascii="Times New Roman" w:hAnsi="Times New Roman" w:cs="Times New Roman"/>
+          <w:sz w:val="28"/>
+          <w:szCs w:val="28"/>
+        </w:rPr>
+      </w:pPr>
+      <w:r>
+        <w:rPr>
+          <w:rFonts w:ascii="Times New Roman" w:hAnsi="Times New Roman" w:cs="Times New Roman"/>
           <w:sz w:val="28"/>
           <w:szCs w:val="28"/>
         </w:rPr>
@@ -940,6 +959,7 @@
       </w:r>
       <w:r>
         <w:rPr>
+          <w:rFonts w:ascii="Times New Roman" w:hAnsi="Times New Roman" w:cs="Times New Roman"/>
           <w:bCs/>
           <w:sz w:val="28"/>
           <w:szCs w:val="28"/>
@@ -948,6 +968,7 @@
       </w:r>
       <w:r>
         <w:rPr>
+          <w:rFonts w:ascii="Times New Roman" w:hAnsi="Times New Roman" w:cs="Times New Roman"/>
           <w:sz w:val="28"/>
           <w:szCs w:val="28"/>
         </w:rPr>
@@ -975,14 +996,16 @@
     </w:p>
     <w:p>
       <w:pPr>
-        <w:jc w:val="center"/>
-        <w:rPr>
-          <w:sz w:val="28"/>
-          <w:szCs w:val="28"/>
-        </w:rPr>
-      </w:pPr>
-      <w:r>
-        <w:rPr>
+        <w:spacing w:line="360" w:lineRule="auto"/>
+        <w:rPr>
+          <w:rFonts w:ascii="Times New Roman" w:hAnsi="Times New Roman" w:cs="Times New Roman"/>
+          <w:sz w:val="28"/>
+          <w:szCs w:val="28"/>
+        </w:rPr>
+      </w:pPr>
+      <w:r>
+        <w:rPr>
+          <w:rFonts w:ascii="Times New Roman" w:hAnsi="Times New Roman" w:cs="Times New Roman"/>
           <w:sz w:val="28"/>
           <w:szCs w:val="28"/>
         </w:rPr>
@@ -991,14 +1014,16 @@
     </w:p>
     <w:p>
       <w:pPr>
-        <w:jc w:val="center"/>
-        <w:rPr>
-          <w:sz w:val="28"/>
-          <w:szCs w:val="28"/>
-        </w:rPr>
-      </w:pPr>
-      <w:r>
-        <w:rPr>
+        <w:spacing w:line="360" w:lineRule="auto"/>
+        <w:rPr>
+          <w:rFonts w:ascii="Times New Roman" w:hAnsi="Times New Roman" w:cs="Times New Roman"/>
+          <w:sz w:val="28"/>
+          <w:szCs w:val="28"/>
+        </w:rPr>
+      </w:pPr>
+      <w:r>
+        <w:rPr>
+          <w:rFonts w:ascii="Times New Roman" w:hAnsi="Times New Roman" w:cs="Times New Roman"/>
           <w:sz w:val="28"/>
           <w:szCs w:val="28"/>
         </w:rPr>
@@ -1095,16 +1120,16 @@
     </w:p>
     <w:p>
       <w:pPr>
-        <w:pStyle w:val="ds-markdown-paragraph"/>
-        <w:spacing w:before="240" w:beforeAutospacing="0" w:after="240" w:afterAutospacing="0"/>
-        <w:rPr>
-          <w:color w:val="0F1115"/>
-          <w:sz w:val="28"/>
-          <w:szCs w:val="28"/>
-        </w:rPr>
-      </w:pPr>
-      <w:r>
-        <w:rPr>
+        <w:spacing w:line="360" w:lineRule="auto"/>
+        <w:rPr>
+          <w:rFonts w:ascii="Times New Roman" w:hAnsi="Times New Roman" w:cs="Times New Roman"/>
+          <w:sz w:val="28"/>
+          <w:szCs w:val="28"/>
+        </w:rPr>
+      </w:pPr>
+      <w:r>
+        <w:rPr>
+          <w:rFonts w:ascii="Times New Roman" w:hAnsi="Times New Roman" w:cs="Times New Roman"/>
           <w:color w:val="0F1115"/>
           <w:sz w:val="28"/>
           <w:szCs w:val="28"/>
@@ -1248,6 +1273,146 @@
     </w:p>
     <w:p>
       <w:pPr>
+        <w:spacing w:line="360" w:lineRule="auto"/>
+        <w:rPr>
+          <w:rFonts w:ascii="Times New Roman" w:hAnsi="Times New Roman" w:cs="Times New Roman"/>
+          <w:sz w:val="28"/>
+          <w:szCs w:val="28"/>
+        </w:rPr>
+      </w:pPr>
+      <w:r>
+        <w:rPr>
+          <w:rFonts w:ascii="Times New Roman" w:hAnsi="Times New Roman" w:cs="Times New Roman"/>
+          <w:color w:val="0F1115"/>
+          <w:sz w:val="28"/>
+          <w:szCs w:val="28"/>
+        </w:rPr>
+        <w:t xml:space="preserve">The </w:t>
+      </w:r>
+      <w:proofErr w:type="spellStart"/>
+      <w:r>
+        <w:rPr>
+          <w:rFonts w:ascii="Times New Roman" w:hAnsi="Times New Roman" w:cs="Times New Roman"/>
+          <w:color w:val="0F1115"/>
+          <w:sz w:val="28"/>
+          <w:szCs w:val="28"/>
+        </w:rPr>
+        <w:t>Sleuth</w:t>
+      </w:r>
+      <w:proofErr w:type="spellEnd"/>
+      <w:r>
+        <w:rPr>
+          <w:rFonts w:ascii="Times New Roman" w:hAnsi="Times New Roman" w:cs="Times New Roman"/>
+          <w:color w:val="0F1115"/>
+          <w:sz w:val="28"/>
+          <w:szCs w:val="28"/>
+        </w:rPr>
+        <w:t xml:space="preserve"> Kit (TSK) </w:t>
+      </w:r>
+      <w:proofErr w:type="gramStart"/>
+      <w:r>
+        <w:rPr>
+          <w:rFonts w:ascii="Times New Roman" w:hAnsi="Times New Roman" w:cs="Times New Roman"/>
+          <w:color w:val="0F1115"/>
+          <w:sz w:val="28"/>
+          <w:szCs w:val="28"/>
+        </w:rPr>
+        <w:t xml:space="preserve">- </w:t>
+      </w:r>
+      <w:r>
+        <w:rPr>
+          <w:rFonts w:ascii="Times New Roman" w:hAnsi="Times New Roman" w:cs="Times New Roman"/>
+          <w:color w:val="0F1115"/>
+          <w:sz w:val="28"/>
+          <w:szCs w:val="28"/>
+        </w:rPr>
+        <w:t>это</w:t>
+      </w:r>
+      <w:proofErr w:type="gramEnd"/>
+      <w:r>
+        <w:rPr>
+          <w:rFonts w:ascii="Times New Roman" w:hAnsi="Times New Roman" w:cs="Times New Roman"/>
+          <w:color w:val="0F1115"/>
+          <w:sz w:val="28"/>
+          <w:szCs w:val="28"/>
+        </w:rPr>
+        <w:t xml:space="preserve"> набор консольных утилит с открытым исходным кодом для низкоуровневого анализа файловых систем. В контексте построения временных шкал ключевыми компонентами являются утилита</w:t>
+      </w:r>
+      <w:r>
+        <w:rPr>
+          <w:rStyle w:val="apple-converted-space"/>
+          <w:rFonts w:eastAsiaTheme="majorEastAsia"/>
+          <w:color w:val="0F1115"/>
+          <w:sz w:val="28"/>
+          <w:szCs w:val="28"/>
+        </w:rPr>
+        <w:t> </w:t>
+      </w:r>
+      <w:proofErr w:type="spellStart"/>
+      <w:r>
+        <w:rPr>
+          <w:rStyle w:val="HTML1"/>
+          <w:rFonts w:ascii="Times New Roman" w:eastAsiaTheme="majorEastAsia" w:hAnsi="Times New Roman" w:cs="Times New Roman"/>
+          <w:color w:val="0F1115"/>
+          <w:sz w:val="28"/>
+          <w:szCs w:val="28"/>
+        </w:rPr>
+        <w:t>fls</w:t>
+      </w:r>
+      <w:proofErr w:type="spellEnd"/>
+      <w:r>
+        <w:rPr>
+          <w:rStyle w:val="apple-converted-space"/>
+          <w:rFonts w:eastAsiaTheme="majorEastAsia"/>
+          <w:color w:val="0F1115"/>
+          <w:sz w:val="28"/>
+          <w:szCs w:val="28"/>
+        </w:rPr>
+        <w:t> </w:t>
+      </w:r>
+      <w:r>
+        <w:rPr>
+          <w:rFonts w:ascii="Times New Roman" w:hAnsi="Times New Roman" w:cs="Times New Roman"/>
+          <w:color w:val="0F1115"/>
+          <w:sz w:val="28"/>
+          <w:szCs w:val="28"/>
+        </w:rPr>
+        <w:t>и скрипт</w:t>
+      </w:r>
+      <w:r>
+        <w:rPr>
+          <w:rStyle w:val="apple-converted-space"/>
+          <w:rFonts w:eastAsiaTheme="majorEastAsia"/>
+          <w:color w:val="0F1115"/>
+          <w:sz w:val="28"/>
+          <w:szCs w:val="28"/>
+        </w:rPr>
+        <w:t> </w:t>
+      </w:r>
+      <w:proofErr w:type="spellStart"/>
+      <w:r>
+        <w:rPr>
+          <w:rStyle w:val="HTML1"/>
+          <w:rFonts w:ascii="Times New Roman" w:eastAsiaTheme="majorEastAsia" w:hAnsi="Times New Roman" w:cs="Times New Roman"/>
+          <w:color w:val="0F1115"/>
+          <w:sz w:val="28"/>
+          <w:szCs w:val="28"/>
+        </w:rPr>
+        <w:t>mactime</w:t>
+      </w:r>
+      <w:proofErr w:type="spellEnd"/>
+      <w:r>
+        <w:rPr>
+          <w:rFonts w:ascii="Times New Roman" w:hAnsi="Times New Roman" w:cs="Times New Roman"/>
+          <w:color w:val="0F1115"/>
+          <w:sz w:val="28"/>
+          <w:szCs w:val="28"/>
+        </w:rPr>
+        <w:t>.</w:t>
+      </w:r>
+    </w:p>
+    <w:p>
+      <w:pPr>
         <w:pStyle w:val="ds-markdown-paragraph"/>
         <w:spacing w:before="240" w:beforeAutospacing="0" w:after="240" w:afterAutospacing="0"/>
         <w:rPr>
@@ -1258,55 +1423,130 @@
       </w:pPr>
       <w:r>
         <w:rPr>
-          <w:color w:val="0F1115"/>
-          <w:sz w:val="28"/>
-          <w:szCs w:val="28"/>
-        </w:rPr>
-        <w:t xml:space="preserve">The </w:t>
+          <w:rStyle w:val="af"/>
+          <w:rFonts w:eastAsiaTheme="majorEastAsia"/>
+          <w:color w:val="0F1115"/>
+          <w:sz w:val="28"/>
+          <w:szCs w:val="28"/>
+        </w:rPr>
+        <w:t>Основные возможности:</w:t>
+      </w:r>
+    </w:p>
+    <w:p>
+      <w:pPr>
+        <w:spacing w:line="360" w:lineRule="auto"/>
+        <w:rPr>
+          <w:rFonts w:ascii="Times New Roman" w:hAnsi="Times New Roman" w:cs="Times New Roman"/>
+          <w:sz w:val="28"/>
+          <w:szCs w:val="28"/>
+        </w:rPr>
+      </w:pPr>
+      <w:r>
+        <w:rPr>
+          <w:rFonts w:ascii="Times New Roman" w:hAnsi="Times New Roman" w:cs="Times New Roman"/>
+          <w:color w:val="0F1115"/>
+          <w:sz w:val="28"/>
+          <w:szCs w:val="28"/>
+        </w:rPr>
+        <w:t>Извлечение метаданных файлов и каталогов из образа диска.</w:t>
+      </w:r>
+    </w:p>
+    <w:p>
+      <w:pPr>
+        <w:spacing w:line="360" w:lineRule="auto"/>
+        <w:rPr>
+          <w:rFonts w:ascii="Times New Roman" w:hAnsi="Times New Roman" w:cs="Times New Roman"/>
+          <w:sz w:val="28"/>
+          <w:szCs w:val="28"/>
+        </w:rPr>
+      </w:pPr>
+      <w:r>
+        <w:rPr>
+          <w:rFonts w:ascii="Times New Roman" w:hAnsi="Times New Roman" w:cs="Times New Roman"/>
+          <w:color w:val="0F1115"/>
+          <w:sz w:val="28"/>
+          <w:szCs w:val="28"/>
+        </w:rPr>
+        <w:t>Создание "</w:t>
       </w:r>
       <w:proofErr w:type="spellStart"/>
       <w:r>
         <w:rPr>
-          <w:color w:val="0F1115"/>
-          <w:sz w:val="28"/>
-          <w:szCs w:val="28"/>
-        </w:rPr>
-        <w:t>Sleuth</w:t>
+          <w:rFonts w:ascii="Times New Roman" w:hAnsi="Times New Roman" w:cs="Times New Roman"/>
+          <w:color w:val="0F1115"/>
+          <w:sz w:val="28"/>
+          <w:szCs w:val="28"/>
+        </w:rPr>
+        <w:t>body</w:t>
       </w:r>
       <w:proofErr w:type="spellEnd"/>
       <w:r>
         <w:rPr>
-          <w:color w:val="0F1115"/>
-          <w:sz w:val="28"/>
-          <w:szCs w:val="28"/>
-        </w:rPr>
-        <w:t xml:space="preserve"> Kit (TSK) </w:t>
-      </w:r>
-      <w:proofErr w:type="gramStart"/>
-      <w:r>
-        <w:rPr>
-          <w:color w:val="0F1115"/>
-          <w:sz w:val="28"/>
-          <w:szCs w:val="28"/>
-        </w:rPr>
-        <w:t xml:space="preserve">- </w:t>
-      </w:r>
-      <w:r>
-        <w:rPr>
-          <w:color w:val="0F1115"/>
-          <w:sz w:val="28"/>
-          <w:szCs w:val="28"/>
-        </w:rPr>
-        <w:t>это</w:t>
-      </w:r>
-      <w:proofErr w:type="gramEnd"/>
-      <w:r>
-        <w:rPr>
-          <w:color w:val="0F1115"/>
-          <w:sz w:val="28"/>
-          <w:szCs w:val="28"/>
-        </w:rPr>
-        <w:t xml:space="preserve"> набор консольных утилит с открытым исходным кодом для низкоуровневого анализа файловых систем. В контексте построения временных шкал ключевыми компонентами являются утилита</w:t>
+          <w:rFonts w:ascii="Times New Roman" w:hAnsi="Times New Roman" w:cs="Times New Roman"/>
+          <w:color w:val="0F1115"/>
+          <w:sz w:val="28"/>
+          <w:szCs w:val="28"/>
+        </w:rPr>
+        <w:t xml:space="preserve"> </w:t>
+      </w:r>
+      <w:proofErr w:type="spellStart"/>
+      <w:r>
+        <w:rPr>
+          <w:rFonts w:ascii="Times New Roman" w:hAnsi="Times New Roman" w:cs="Times New Roman"/>
+          <w:color w:val="0F1115"/>
+          <w:sz w:val="28"/>
+          <w:szCs w:val="28"/>
+        </w:rPr>
+        <w:t>file</w:t>
+      </w:r>
+      <w:proofErr w:type="spellEnd"/>
+      <w:r>
+        <w:rPr>
+          <w:rFonts w:ascii="Times New Roman" w:hAnsi="Times New Roman" w:cs="Times New Roman"/>
+          <w:color w:val="0F1115"/>
+          <w:sz w:val="28"/>
+          <w:szCs w:val="28"/>
+        </w:rPr>
+        <w:t xml:space="preserve">" — текстового файла, содержащего информацию о файлах и их временных метках (MAC </w:t>
+      </w:r>
+      <w:proofErr w:type="spellStart"/>
+      <w:r>
+        <w:rPr>
+          <w:rFonts w:ascii="Times New Roman" w:hAnsi="Times New Roman" w:cs="Times New Roman"/>
+          <w:color w:val="0F1115"/>
+          <w:sz w:val="28"/>
+          <w:szCs w:val="28"/>
+        </w:rPr>
+        <w:t>times</w:t>
+      </w:r>
+      <w:proofErr w:type="spellEnd"/>
+      <w:r>
+        <w:rPr>
+          <w:rFonts w:ascii="Times New Roman" w:hAnsi="Times New Roman" w:cs="Times New Roman"/>
+          <w:color w:val="0F1115"/>
+          <w:sz w:val="28"/>
+          <w:szCs w:val="28"/>
+        </w:rPr>
+        <w:t>: модификация, доступ, изменение метаданных).</w:t>
+      </w:r>
+    </w:p>
+    <w:p>
+      <w:pPr>
+        <w:spacing w:line="360" w:lineRule="auto"/>
+        <w:rPr>
+          <w:rFonts w:ascii="Times New Roman" w:hAnsi="Times New Roman" w:cs="Times New Roman"/>
+          <w:sz w:val="28"/>
+          <w:szCs w:val="28"/>
+        </w:rPr>
+      </w:pPr>
+      <w:r>
+        <w:rPr>
+          <w:rFonts w:ascii="Times New Roman" w:hAnsi="Times New Roman" w:cs="Times New Roman"/>
+          <w:color w:val="0F1115"/>
+          <w:sz w:val="28"/>
+          <w:szCs w:val="28"/>
+        </w:rPr>
+        <w:t>Хронологическое упорядочивание записей с помощью скрипта</w:t>
       </w:r>
       <w:r>
         <w:rPr>
@@ -1327,7 +1567,7 @@
           <w:sz w:val="28"/>
           <w:szCs w:val="28"/>
         </w:rPr>
-        <w:t>fls</w:t>
+        <w:t>mactime</w:t>
       </w:r>
       <w:proofErr w:type="spellEnd"/>
       <w:r>
@@ -1342,11 +1582,52 @@
       </w:r>
       <w:r>
         <w:rPr>
-          <w:color w:val="0F1115"/>
-          <w:sz w:val="28"/>
-          <w:szCs w:val="28"/>
-        </w:rPr>
-        <w:t>и скрипт</w:t>
+          <w:rFonts w:ascii="Times New Roman" w:hAnsi="Times New Roman" w:cs="Times New Roman"/>
+          <w:color w:val="0F1115"/>
+          <w:sz w:val="28"/>
+          <w:szCs w:val="28"/>
+        </w:rPr>
+        <w:t>для формирования временной шкалы.</w:t>
+      </w:r>
+    </w:p>
+    <w:p>
+      <w:pPr>
+        <w:pStyle w:val="ds-markdown-paragraph"/>
+        <w:spacing w:before="240" w:beforeAutospacing="0" w:after="240" w:afterAutospacing="0"/>
+        <w:rPr>
+          <w:color w:val="0F1115"/>
+          <w:sz w:val="28"/>
+          <w:szCs w:val="28"/>
+        </w:rPr>
+      </w:pPr>
+      <w:r>
+        <w:rPr>
+          <w:rStyle w:val="af"/>
+          <w:rFonts w:eastAsiaTheme="majorEastAsia"/>
+          <w:color w:val="0F1115"/>
+          <w:sz w:val="28"/>
+          <w:szCs w:val="28"/>
+        </w:rPr>
+        <w:t>Последовательность применения:</w:t>
+      </w:r>
+    </w:p>
+    <w:p>
+      <w:pPr>
+        <w:spacing w:line="360" w:lineRule="auto"/>
+        <w:rPr>
+          <w:rFonts w:ascii="Times New Roman" w:hAnsi="Times New Roman" w:cs="Times New Roman"/>
+          <w:sz w:val="28"/>
+          <w:szCs w:val="28"/>
+        </w:rPr>
+      </w:pPr>
+      <w:r>
+        <w:rPr>
+          <w:rFonts w:ascii="Times New Roman" w:hAnsi="Times New Roman" w:cs="Times New Roman"/>
+          <w:color w:val="0F1115"/>
+          <w:sz w:val="28"/>
+          <w:szCs w:val="28"/>
+        </w:rPr>
+        <w:t>Анализ образа диска утилитой</w:t>
       </w:r>
       <w:r>
         <w:rPr>
@@ -1367,87 +1648,71 @@
           <w:sz w:val="28"/>
           <w:szCs w:val="28"/>
         </w:rPr>
-        <w:t>mactime</w:t>
+        <w:t>fls</w:t>
       </w:r>
       <w:proofErr w:type="spellEnd"/>
       <w:r>
         <w:rPr>
-          <w:color w:val="0F1115"/>
-          <w:sz w:val="28"/>
-          <w:szCs w:val="28"/>
-        </w:rPr>
-        <w:t>.</w:t>
+          <w:rStyle w:val="apple-converted-space"/>
+          <w:rFonts w:eastAsiaTheme="majorEastAsia"/>
+          <w:color w:val="0F1115"/>
+          <w:sz w:val="28"/>
+          <w:szCs w:val="28"/>
+        </w:rPr>
+        <w:t> </w:t>
+      </w:r>
+      <w:r>
+        <w:rPr>
+          <w:rFonts w:ascii="Times New Roman" w:hAnsi="Times New Roman" w:cs="Times New Roman"/>
+          <w:color w:val="0F1115"/>
+          <w:sz w:val="28"/>
+          <w:szCs w:val="28"/>
+        </w:rPr>
+        <w:t xml:space="preserve">для создания </w:t>
+      </w:r>
+      <w:proofErr w:type="spellStart"/>
+      <w:r>
+        <w:rPr>
+          <w:rFonts w:ascii="Times New Roman" w:hAnsi="Times New Roman" w:cs="Times New Roman"/>
+          <w:color w:val="0F1115"/>
+          <w:sz w:val="28"/>
+          <w:szCs w:val="28"/>
+        </w:rPr>
+        <w:t>body</w:t>
+      </w:r>
+      <w:proofErr w:type="spellEnd"/>
+      <w:r>
+        <w:rPr>
+          <w:rFonts w:ascii="Times New Roman" w:hAnsi="Times New Roman" w:cs="Times New Roman"/>
+          <w:color w:val="0F1115"/>
+          <w:sz w:val="28"/>
+          <w:szCs w:val="28"/>
+        </w:rPr>
+        <w:t>-файла.</w:t>
       </w:r>
     </w:p>
     <w:p>
       <w:pPr>
-        <w:pStyle w:val="ds-markdown-paragraph"/>
-        <w:spacing w:before="240" w:beforeAutospacing="0" w:after="240" w:afterAutospacing="0"/>
-        <w:rPr>
-          <w:color w:val="0F1115"/>
-          <w:sz w:val="28"/>
-          <w:szCs w:val="28"/>
-        </w:rPr>
-      </w:pPr>
-      <w:r>
-        <w:rPr>
-          <w:rStyle w:val="af"/>
-          <w:rFonts w:eastAsiaTheme="majorEastAsia"/>
-          <w:color w:val="0F1115"/>
-          <w:sz w:val="28"/>
-          <w:szCs w:val="28"/>
-        </w:rPr>
-        <w:t>Основные возможности:</w:t>
-      </w:r>
-    </w:p>
-    <w:p>
-      <w:pPr>
-        <w:pStyle w:val="ds-markdown-paragraph"/>
-        <w:numPr>
-          <w:ilvl w:val="0"/>
-          <w:numId w:val="28"/>
-        </w:numPr>
-        <w:spacing w:before="0" w:beforeAutospacing="0" w:after="0" w:afterAutospacing="0"/>
-        <w:rPr>
-          <w:color w:val="0F1115"/>
-          <w:sz w:val="28"/>
-          <w:szCs w:val="28"/>
-        </w:rPr>
-      </w:pPr>
-      <w:r>
-        <w:rPr>
-          <w:color w:val="0F1115"/>
-          <w:sz w:val="28"/>
-          <w:szCs w:val="28"/>
-        </w:rPr>
-        <w:t>Извлечение метаданных файлов и каталогов из образа диска.</w:t>
-      </w:r>
-    </w:p>
-    <w:p>
-      <w:pPr>
-        <w:pStyle w:val="ds-markdown-paragraph"/>
-        <w:numPr>
-          <w:ilvl w:val="0"/>
-          <w:numId w:val="28"/>
-        </w:numPr>
-        <w:spacing w:before="0" w:beforeAutospacing="0" w:after="0" w:afterAutospacing="0"/>
-        <w:rPr>
-          <w:color w:val="0F1115"/>
-          <w:sz w:val="28"/>
-          <w:szCs w:val="28"/>
-        </w:rPr>
-      </w:pPr>
-      <w:r>
-        <w:rPr>
-          <w:color w:val="0F1115"/>
-          <w:sz w:val="28"/>
-          <w:szCs w:val="28"/>
-        </w:rPr>
-        <w:t>Создание "</w:t>
+        <w:spacing w:line="360" w:lineRule="auto"/>
+        <w:rPr>
+          <w:rFonts w:ascii="Times New Roman" w:hAnsi="Times New Roman" w:cs="Times New Roman"/>
+          <w:sz w:val="28"/>
+          <w:szCs w:val="28"/>
+        </w:rPr>
+      </w:pPr>
+      <w:r>
+        <w:rPr>
+          <w:rFonts w:ascii="Times New Roman" w:hAnsi="Times New Roman" w:cs="Times New Roman"/>
+          <w:color w:val="0F1115"/>
+          <w:sz w:val="28"/>
+          <w:szCs w:val="28"/>
+        </w:rPr>
+        <w:t xml:space="preserve">Обработка </w:t>
       </w:r>
       <w:proofErr w:type="spellStart"/>
       <w:r>
         <w:rPr>
+          <w:rFonts w:ascii="Times New Roman" w:hAnsi="Times New Roman" w:cs="Times New Roman"/>
           <w:color w:val="0F1115"/>
           <w:sz w:val="28"/>
           <w:szCs w:val="28"/>
@@ -1457,70 +1722,12 @@
       <w:proofErr w:type="spellEnd"/>
       <w:r>
         <w:rPr>
-          <w:color w:val="0F1115"/>
-          <w:sz w:val="28"/>
-          <w:szCs w:val="28"/>
-        </w:rPr>
-        <w:t xml:space="preserve"> </w:t>
-      </w:r>
-      <w:proofErr w:type="spellStart"/>
-      <w:r>
-        <w:rPr>
-          <w:color w:val="0F1115"/>
-          <w:sz w:val="28"/>
-          <w:szCs w:val="28"/>
-        </w:rPr>
-        <w:t>file</w:t>
-      </w:r>
-      <w:proofErr w:type="spellEnd"/>
-      <w:r>
-        <w:rPr>
-          <w:color w:val="0F1115"/>
-          <w:sz w:val="28"/>
-          <w:szCs w:val="28"/>
-        </w:rPr>
-        <w:t xml:space="preserve">" — текстового файла, содержащего информацию о файлах и их временных метках (MAC </w:t>
-      </w:r>
-      <w:proofErr w:type="spellStart"/>
-      <w:r>
-        <w:rPr>
-          <w:color w:val="0F1115"/>
-          <w:sz w:val="28"/>
-          <w:szCs w:val="28"/>
-        </w:rPr>
-        <w:t>times</w:t>
-      </w:r>
-      <w:proofErr w:type="spellEnd"/>
-      <w:r>
-        <w:rPr>
-          <w:color w:val="0F1115"/>
-          <w:sz w:val="28"/>
-          <w:szCs w:val="28"/>
-        </w:rPr>
-        <w:t>: модификация, доступ, изменение метаданных).</w:t>
-      </w:r>
-    </w:p>
-    <w:p>
-      <w:pPr>
-        <w:pStyle w:val="ds-markdown-paragraph"/>
-        <w:numPr>
-          <w:ilvl w:val="0"/>
-          <w:numId w:val="28"/>
-        </w:numPr>
-        <w:spacing w:before="0" w:beforeAutospacing="0" w:after="0" w:afterAutospacing="0"/>
-        <w:rPr>
-          <w:color w:val="0F1115"/>
-          <w:sz w:val="28"/>
-          <w:szCs w:val="28"/>
-        </w:rPr>
-      </w:pPr>
-      <w:r>
-        <w:rPr>
-          <w:color w:val="0F1115"/>
-          <w:sz w:val="28"/>
-          <w:szCs w:val="28"/>
-        </w:rPr>
-        <w:t>Хронологическое упорядочивание записей с помощью скрипта</w:t>
+          <w:rFonts w:ascii="Times New Roman" w:hAnsi="Times New Roman" w:cs="Times New Roman"/>
+          <w:color w:val="0F1115"/>
+          <w:sz w:val="28"/>
+          <w:szCs w:val="28"/>
+        </w:rPr>
+        <w:t>-файла скриптом</w:t>
       </w:r>
       <w:r>
         <w:rPr>
@@ -1556,207 +1763,27 @@
       </w:r>
       <w:r>
         <w:rPr>
-          <w:color w:val="0F1115"/>
-          <w:sz w:val="28"/>
-          <w:szCs w:val="28"/>
-        </w:rPr>
-        <w:t>для формирования временной шкалы.</w:t>
-      </w:r>
-    </w:p>
-    <w:p>
-      <w:pPr>
-        <w:pStyle w:val="ds-markdown-paragraph"/>
-        <w:spacing w:before="240" w:beforeAutospacing="0" w:after="240" w:afterAutospacing="0"/>
-        <w:rPr>
-          <w:color w:val="0F1115"/>
-          <w:sz w:val="28"/>
-          <w:szCs w:val="28"/>
-        </w:rPr>
-      </w:pPr>
-      <w:r>
-        <w:rPr>
-          <w:rStyle w:val="af"/>
-          <w:rFonts w:eastAsiaTheme="majorEastAsia"/>
-          <w:color w:val="0F1115"/>
-          <w:sz w:val="28"/>
-          <w:szCs w:val="28"/>
-        </w:rPr>
-        <w:t>Последовательность применения:</w:t>
-      </w:r>
-    </w:p>
-    <w:p>
-      <w:pPr>
-        <w:pStyle w:val="ds-markdown-paragraph"/>
-        <w:numPr>
-          <w:ilvl w:val="0"/>
-          <w:numId w:val="29"/>
-        </w:numPr>
-        <w:spacing w:before="0" w:beforeAutospacing="0" w:after="0" w:afterAutospacing="0"/>
-        <w:rPr>
-          <w:color w:val="0F1115"/>
-          <w:sz w:val="28"/>
-          <w:szCs w:val="28"/>
-        </w:rPr>
-      </w:pPr>
-      <w:r>
-        <w:rPr>
-          <w:color w:val="0F1115"/>
-          <w:sz w:val="28"/>
-          <w:szCs w:val="28"/>
-        </w:rPr>
-        <w:t>Анализ образа диска утилитой</w:t>
-      </w:r>
-      <w:r>
-        <w:rPr>
-          <w:rStyle w:val="apple-converted-space"/>
-          <w:rFonts w:eastAsiaTheme="majorEastAsia"/>
-          <w:color w:val="0F1115"/>
-          <w:sz w:val="28"/>
-          <w:szCs w:val="28"/>
-        </w:rPr>
-        <w:t> </w:t>
+          <w:rFonts w:ascii="Times New Roman" w:hAnsi="Times New Roman" w:cs="Times New Roman"/>
+          <w:color w:val="0F1115"/>
+          <w:sz w:val="28"/>
+          <w:szCs w:val="28"/>
+        </w:rPr>
+        <w:t xml:space="preserve">для генерации хронологически упорядоченного </w:t>
       </w:r>
       <w:proofErr w:type="spellStart"/>
       <w:r>
         <w:rPr>
-          <w:rStyle w:val="HTML1"/>
-          <w:rFonts w:ascii="Times New Roman" w:eastAsiaTheme="majorEastAsia" w:hAnsi="Times New Roman" w:cs="Times New Roman"/>
-          <w:color w:val="0F1115"/>
-          <w:sz w:val="28"/>
-          <w:szCs w:val="28"/>
-        </w:rPr>
-        <w:t>fls</w:t>
+          <w:rFonts w:ascii="Times New Roman" w:hAnsi="Times New Roman" w:cs="Times New Roman"/>
+          <w:color w:val="0F1115"/>
+          <w:sz w:val="28"/>
+          <w:szCs w:val="28"/>
+        </w:rPr>
+        <w:t>timeline</w:t>
       </w:r>
       <w:proofErr w:type="spellEnd"/>
       <w:r>
         <w:rPr>
-          <w:rStyle w:val="apple-converted-space"/>
-          <w:rFonts w:eastAsiaTheme="majorEastAsia"/>
-          <w:color w:val="0F1115"/>
-          <w:sz w:val="28"/>
-          <w:szCs w:val="28"/>
-        </w:rPr>
-        <w:t> </w:t>
-      </w:r>
-      <w:r>
-        <w:rPr>
-          <w:color w:val="0F1115"/>
-          <w:sz w:val="28"/>
-          <w:szCs w:val="28"/>
-        </w:rPr>
-        <w:t xml:space="preserve">для создания </w:t>
-      </w:r>
-      <w:proofErr w:type="spellStart"/>
-      <w:r>
-        <w:rPr>
-          <w:color w:val="0F1115"/>
-          <w:sz w:val="28"/>
-          <w:szCs w:val="28"/>
-        </w:rPr>
-        <w:t>body</w:t>
-      </w:r>
-      <w:proofErr w:type="spellEnd"/>
-      <w:r>
-        <w:rPr>
-          <w:color w:val="0F1115"/>
-          <w:sz w:val="28"/>
-          <w:szCs w:val="28"/>
-        </w:rPr>
-        <w:t>-файла.</w:t>
-      </w:r>
-    </w:p>
-    <w:p>
-      <w:pPr>
-        <w:pStyle w:val="ds-markdown-paragraph"/>
-        <w:numPr>
-          <w:ilvl w:val="0"/>
-          <w:numId w:val="29"/>
-        </w:numPr>
-        <w:spacing w:before="0" w:beforeAutospacing="0" w:after="0" w:afterAutospacing="0"/>
-        <w:rPr>
-          <w:color w:val="0F1115"/>
-          <w:sz w:val="28"/>
-          <w:szCs w:val="28"/>
-        </w:rPr>
-      </w:pPr>
-      <w:r>
-        <w:rPr>
-          <w:color w:val="0F1115"/>
-          <w:sz w:val="28"/>
-          <w:szCs w:val="28"/>
-        </w:rPr>
-        <w:t xml:space="preserve">Обработка </w:t>
-      </w:r>
-      <w:proofErr w:type="spellStart"/>
-      <w:r>
-        <w:rPr>
-          <w:color w:val="0F1115"/>
-          <w:sz w:val="28"/>
-          <w:szCs w:val="28"/>
-        </w:rPr>
-        <w:t>body</w:t>
-      </w:r>
-      <w:proofErr w:type="spellEnd"/>
-      <w:r>
-        <w:rPr>
-          <w:color w:val="0F1115"/>
-          <w:sz w:val="28"/>
-          <w:szCs w:val="28"/>
-        </w:rPr>
-        <w:t>-файла скриптом</w:t>
-      </w:r>
-      <w:r>
-        <w:rPr>
-          <w:rStyle w:val="apple-converted-space"/>
-          <w:rFonts w:eastAsiaTheme="majorEastAsia"/>
-          <w:color w:val="0F1115"/>
-          <w:sz w:val="28"/>
-          <w:szCs w:val="28"/>
-        </w:rPr>
-        <w:t> </w:t>
-      </w:r>
-      <w:proofErr w:type="spellStart"/>
-      <w:r>
-        <w:rPr>
-          <w:rStyle w:val="HTML1"/>
-          <w:rFonts w:ascii="Times New Roman" w:eastAsiaTheme="majorEastAsia" w:hAnsi="Times New Roman" w:cs="Times New Roman"/>
-          <w:color w:val="0F1115"/>
-          <w:sz w:val="28"/>
-          <w:szCs w:val="28"/>
-        </w:rPr>
-        <w:t>mactime</w:t>
-      </w:r>
-      <w:proofErr w:type="spellEnd"/>
-      <w:r>
-        <w:rPr>
-          <w:rStyle w:val="apple-converted-space"/>
-          <w:rFonts w:eastAsiaTheme="majorEastAsia"/>
-          <w:color w:val="0F1115"/>
-          <w:sz w:val="28"/>
-          <w:szCs w:val="28"/>
-        </w:rPr>
-        <w:t> </w:t>
-      </w:r>
-      <w:r>
-        <w:rPr>
-          <w:color w:val="0F1115"/>
-          <w:sz w:val="28"/>
-          <w:szCs w:val="28"/>
-        </w:rPr>
-        <w:t xml:space="preserve">для генерации хронологически упорядоченного </w:t>
-      </w:r>
-      <w:proofErr w:type="spellStart"/>
-      <w:r>
-        <w:rPr>
-          <w:color w:val="0F1115"/>
-          <w:sz w:val="28"/>
-          <w:szCs w:val="28"/>
-        </w:rPr>
-        <w:t>timeline</w:t>
-      </w:r>
-      <w:proofErr w:type="spellEnd"/>
-      <w:r>
-        <w:rPr>
+          <w:rFonts w:ascii="Times New Roman" w:hAnsi="Times New Roman" w:cs="Times New Roman"/>
           <w:color w:val="0F1115"/>
           <w:sz w:val="28"/>
           <w:szCs w:val="28"/>
@@ -1922,6 +1949,125 @@
     </w:p>
     <w:p>
       <w:pPr>
+        <w:spacing w:line="360" w:lineRule="auto"/>
+        <w:rPr>
+          <w:rFonts w:ascii="Times New Roman" w:hAnsi="Times New Roman" w:cs="Times New Roman"/>
+          <w:sz w:val="28"/>
+          <w:szCs w:val="28"/>
+        </w:rPr>
+      </w:pPr>
+      <w:proofErr w:type="spellStart"/>
+      <w:r>
+        <w:rPr>
+          <w:rFonts w:ascii="Times New Roman" w:hAnsi="Times New Roman" w:cs="Times New Roman"/>
+          <w:color w:val="0F1115"/>
+          <w:sz w:val="28"/>
+          <w:szCs w:val="28"/>
+        </w:rPr>
+        <w:t>Plaso</w:t>
+      </w:r>
+      <w:proofErr w:type="spellEnd"/>
+      <w:r>
+        <w:rPr>
+          <w:rFonts w:ascii="Times New Roman" w:hAnsi="Times New Roman" w:cs="Times New Roman"/>
+          <w:color w:val="0F1115"/>
+          <w:sz w:val="28"/>
+          <w:szCs w:val="28"/>
+        </w:rPr>
+        <w:t xml:space="preserve"> (log2timeline) </w:t>
+      </w:r>
+      <w:proofErr w:type="gramStart"/>
+      <w:r>
+        <w:rPr>
+          <w:rFonts w:ascii="Times New Roman" w:hAnsi="Times New Roman" w:cs="Times New Roman"/>
+          <w:color w:val="0F1115"/>
+          <w:sz w:val="28"/>
+          <w:szCs w:val="28"/>
+        </w:rPr>
+        <w:t xml:space="preserve">- </w:t>
+      </w:r>
+      <w:r>
+        <w:rPr>
+          <w:rFonts w:ascii="Times New Roman" w:hAnsi="Times New Roman" w:cs="Times New Roman"/>
+          <w:color w:val="0F1115"/>
+          <w:sz w:val="28"/>
+          <w:szCs w:val="28"/>
+        </w:rPr>
+        <w:t>это</w:t>
+      </w:r>
+      <w:proofErr w:type="gramEnd"/>
+      <w:r>
+        <w:rPr>
+          <w:rFonts w:ascii="Times New Roman" w:hAnsi="Times New Roman" w:cs="Times New Roman"/>
+          <w:color w:val="0F1115"/>
+          <w:sz w:val="28"/>
+          <w:szCs w:val="28"/>
+        </w:rPr>
+        <w:t xml:space="preserve"> модульный фреймворк с открытым исходным кодом, предназначенный для создания унифицированных временных шкал (</w:t>
+      </w:r>
+      <w:proofErr w:type="spellStart"/>
+      <w:r>
+        <w:rPr>
+          <w:rFonts w:ascii="Times New Roman" w:hAnsi="Times New Roman" w:cs="Times New Roman"/>
+          <w:color w:val="0F1115"/>
+          <w:sz w:val="28"/>
+          <w:szCs w:val="28"/>
+        </w:rPr>
+        <w:t>super</w:t>
+      </w:r>
+      <w:proofErr w:type="spellEnd"/>
+      <w:r>
+        <w:rPr>
+          <w:rFonts w:ascii="Times New Roman" w:hAnsi="Times New Roman" w:cs="Times New Roman"/>
+          <w:color w:val="0F1115"/>
+          <w:sz w:val="28"/>
+          <w:szCs w:val="28"/>
+        </w:rPr>
+        <w:t xml:space="preserve"> </w:t>
+      </w:r>
+      <w:proofErr w:type="spellStart"/>
+      <w:r>
+        <w:rPr>
+          <w:rFonts w:ascii="Times New Roman" w:hAnsi="Times New Roman" w:cs="Times New Roman"/>
+          <w:color w:val="0F1115"/>
+          <w:sz w:val="28"/>
+          <w:szCs w:val="28"/>
+        </w:rPr>
+        <w:t>timelines</w:t>
+      </w:r>
+      <w:proofErr w:type="spellEnd"/>
+      <w:r>
+        <w:rPr>
+          <w:rFonts w:ascii="Times New Roman" w:hAnsi="Times New Roman" w:cs="Times New Roman"/>
+          <w:color w:val="0F1115"/>
+          <w:sz w:val="28"/>
+          <w:szCs w:val="28"/>
+        </w:rPr>
+        <w:t xml:space="preserve">). В отличие от базовых средств TSK, </w:t>
+      </w:r>
+      <w:proofErr w:type="spellStart"/>
+      <w:r>
+        <w:rPr>
+          <w:rFonts w:ascii="Times New Roman" w:hAnsi="Times New Roman" w:cs="Times New Roman"/>
+          <w:color w:val="0F1115"/>
+          <w:sz w:val="28"/>
+          <w:szCs w:val="28"/>
+        </w:rPr>
+        <w:t>Plaso</w:t>
+      </w:r>
+      <w:proofErr w:type="spellEnd"/>
+      <w:r>
+        <w:rPr>
+          <w:rFonts w:ascii="Times New Roman" w:hAnsi="Times New Roman" w:cs="Times New Roman"/>
+          <w:color w:val="0F1115"/>
+          <w:sz w:val="28"/>
+          <w:szCs w:val="28"/>
+        </w:rPr>
+        <w:t xml:space="preserve"> интегрирует временные метки из широкого спектра источников.</w:t>
+      </w:r>
+    </w:p>
+    <w:p>
+      <w:pPr>
         <w:pStyle w:val="ds-markdown-paragraph"/>
         <w:spacing w:before="240" w:beforeAutospacing="0" w:after="240" w:afterAutospacing="0"/>
         <w:rPr>
@@ -1930,229 +2076,106 @@
           <w:szCs w:val="28"/>
         </w:rPr>
       </w:pPr>
-      <w:proofErr w:type="spellStart"/>
-      <w:r>
-        <w:rPr>
-          <w:color w:val="0F1115"/>
-          <w:sz w:val="28"/>
-          <w:szCs w:val="28"/>
-        </w:rPr>
-        <w:t>Plaso</w:t>
-      </w:r>
-      <w:proofErr w:type="spellEnd"/>
-      <w:r>
-        <w:rPr>
-          <w:color w:val="0F1115"/>
-          <w:sz w:val="28"/>
-          <w:szCs w:val="28"/>
-        </w:rPr>
-        <w:t xml:space="preserve"> (log2timeline) </w:t>
-      </w:r>
-      <w:proofErr w:type="gramStart"/>
-      <w:r>
-        <w:rPr>
-          <w:color w:val="0F1115"/>
-          <w:sz w:val="28"/>
-          <w:szCs w:val="28"/>
-        </w:rPr>
-        <w:t xml:space="preserve">- </w:t>
-      </w:r>
-      <w:r>
-        <w:rPr>
-          <w:color w:val="0F1115"/>
-          <w:sz w:val="28"/>
-          <w:szCs w:val="28"/>
-        </w:rPr>
-        <w:t>это</w:t>
-      </w:r>
-      <w:proofErr w:type="gramEnd"/>
-      <w:r>
-        <w:rPr>
-          <w:color w:val="0F1115"/>
-          <w:sz w:val="28"/>
-          <w:szCs w:val="28"/>
-        </w:rPr>
-        <w:t xml:space="preserve"> модульный фреймворк с открытым исходным кодом, предназначенный для создания унифицированных временных шкал (</w:t>
-      </w:r>
-      <w:proofErr w:type="spellStart"/>
-      <w:r>
-        <w:rPr>
-          <w:color w:val="0F1115"/>
-          <w:sz w:val="28"/>
-          <w:szCs w:val="28"/>
-        </w:rPr>
-        <w:t>super</w:t>
-      </w:r>
-      <w:proofErr w:type="spellEnd"/>
-      <w:r>
-        <w:rPr>
-          <w:color w:val="0F1115"/>
-          <w:sz w:val="28"/>
-          <w:szCs w:val="28"/>
-        </w:rPr>
-        <w:t xml:space="preserve"> </w:t>
-      </w:r>
-      <w:proofErr w:type="spellStart"/>
-      <w:r>
-        <w:rPr>
-          <w:color w:val="0F1115"/>
-          <w:sz w:val="28"/>
-          <w:szCs w:val="28"/>
-        </w:rPr>
-        <w:t>timelines</w:t>
-      </w:r>
-      <w:proofErr w:type="spellEnd"/>
-      <w:r>
-        <w:rPr>
-          <w:color w:val="0F1115"/>
-          <w:sz w:val="28"/>
-          <w:szCs w:val="28"/>
-        </w:rPr>
-        <w:t xml:space="preserve">). В отличие от базовых средств TSK, </w:t>
-      </w:r>
-      <w:proofErr w:type="spellStart"/>
-      <w:r>
-        <w:rPr>
-          <w:color w:val="0F1115"/>
-          <w:sz w:val="28"/>
-          <w:szCs w:val="28"/>
-        </w:rPr>
-        <w:t>Plaso</w:t>
-      </w:r>
-      <w:proofErr w:type="spellEnd"/>
-      <w:r>
-        <w:rPr>
-          <w:color w:val="0F1115"/>
-          <w:sz w:val="28"/>
-          <w:szCs w:val="28"/>
-        </w:rPr>
-        <w:t xml:space="preserve"> интегрирует временные метки из широкого спектра источников.</w:t>
+      <w:r>
+        <w:rPr>
+          <w:rStyle w:val="af"/>
+          <w:rFonts w:eastAsiaTheme="majorEastAsia"/>
+          <w:color w:val="0F1115"/>
+          <w:sz w:val="28"/>
+          <w:szCs w:val="28"/>
+        </w:rPr>
+        <w:t>Основные возможности:</w:t>
       </w:r>
     </w:p>
     <w:p>
       <w:pPr>
-        <w:pStyle w:val="ds-markdown-paragraph"/>
-        <w:spacing w:before="240" w:beforeAutospacing="0" w:after="240" w:afterAutospacing="0"/>
-        <w:rPr>
-          <w:color w:val="0F1115"/>
-          <w:sz w:val="28"/>
-          <w:szCs w:val="28"/>
-        </w:rPr>
-      </w:pPr>
-      <w:r>
-        <w:rPr>
-          <w:rStyle w:val="af"/>
-          <w:rFonts w:eastAsiaTheme="majorEastAsia"/>
-          <w:color w:val="0F1115"/>
-          <w:sz w:val="28"/>
-          <w:szCs w:val="28"/>
-        </w:rPr>
-        <w:t>Основные возможности:</w:t>
+        <w:spacing w:line="360" w:lineRule="auto"/>
+        <w:rPr>
+          <w:rFonts w:ascii="Times New Roman" w:hAnsi="Times New Roman" w:cs="Times New Roman"/>
+          <w:sz w:val="28"/>
+          <w:szCs w:val="28"/>
+        </w:rPr>
+      </w:pPr>
+      <w:r>
+        <w:rPr>
+          <w:rFonts w:ascii="Times New Roman" w:hAnsi="Times New Roman" w:cs="Times New Roman"/>
+          <w:color w:val="0F1115"/>
+          <w:sz w:val="28"/>
+          <w:szCs w:val="28"/>
+        </w:rPr>
+        <w:t>Извлечение временных меток из файловых систем (посредством TSK).</w:t>
       </w:r>
     </w:p>
     <w:p>
       <w:pPr>
-        <w:pStyle w:val="ds-markdown-paragraph"/>
-        <w:numPr>
-          <w:ilvl w:val="0"/>
-          <w:numId w:val="30"/>
-        </w:numPr>
-        <w:spacing w:before="0" w:beforeAutospacing="0" w:after="0" w:afterAutospacing="0"/>
-        <w:rPr>
-          <w:color w:val="0F1115"/>
-          <w:sz w:val="28"/>
-          <w:szCs w:val="28"/>
-        </w:rPr>
-      </w:pPr>
-      <w:r>
-        <w:rPr>
-          <w:color w:val="0F1115"/>
-          <w:sz w:val="28"/>
-          <w:szCs w:val="28"/>
-        </w:rPr>
-        <w:t>Извлечение временных меток из файловых систем (посредством TSK).</w:t>
+        <w:spacing w:line="360" w:lineRule="auto"/>
+        <w:rPr>
+          <w:rFonts w:ascii="Times New Roman" w:hAnsi="Times New Roman" w:cs="Times New Roman"/>
+          <w:sz w:val="28"/>
+          <w:szCs w:val="28"/>
+        </w:rPr>
+      </w:pPr>
+      <w:r>
+        <w:rPr>
+          <w:rFonts w:ascii="Times New Roman" w:hAnsi="Times New Roman" w:cs="Times New Roman"/>
+          <w:color w:val="0F1115"/>
+          <w:sz w:val="28"/>
+          <w:szCs w:val="28"/>
+        </w:rPr>
+        <w:t>Парсинг системных журналов Windows (EVTX), реестра, истории веб-браузеров и иных объектов.</w:t>
       </w:r>
     </w:p>
     <w:p>
       <w:pPr>
-        <w:pStyle w:val="ds-markdown-paragraph"/>
-        <w:numPr>
-          <w:ilvl w:val="0"/>
-          <w:numId w:val="30"/>
-        </w:numPr>
-        <w:spacing w:before="0" w:beforeAutospacing="0" w:after="0" w:afterAutospacing="0"/>
-        <w:rPr>
-          <w:color w:val="0F1115"/>
-          <w:sz w:val="28"/>
-          <w:szCs w:val="28"/>
-        </w:rPr>
-      </w:pPr>
-      <w:r>
-        <w:rPr>
-          <w:color w:val="0F1115"/>
-          <w:sz w:val="28"/>
-          <w:szCs w:val="28"/>
-        </w:rPr>
-        <w:t>Парсинг системных журналов Windows (EVTX), реестра, истории веб-браузеров и иных объектов.</w:t>
+        <w:spacing w:line="360" w:lineRule="auto"/>
+        <w:rPr>
+          <w:rFonts w:ascii="Times New Roman" w:hAnsi="Times New Roman" w:cs="Times New Roman"/>
+          <w:sz w:val="28"/>
+          <w:szCs w:val="28"/>
+        </w:rPr>
+      </w:pPr>
+      <w:r>
+        <w:rPr>
+          <w:rFonts w:ascii="Times New Roman" w:hAnsi="Times New Roman" w:cs="Times New Roman"/>
+          <w:color w:val="0F1115"/>
+          <w:sz w:val="28"/>
+          <w:szCs w:val="28"/>
+        </w:rPr>
+        <w:t xml:space="preserve">Сохранение результатов в базу данных (например, </w:t>
+      </w:r>
+      <w:proofErr w:type="spellStart"/>
+      <w:r>
+        <w:rPr>
+          <w:rFonts w:ascii="Times New Roman" w:hAnsi="Times New Roman" w:cs="Times New Roman"/>
+          <w:color w:val="0F1115"/>
+          <w:sz w:val="28"/>
+          <w:szCs w:val="28"/>
+        </w:rPr>
+        <w:t>SQLite</w:t>
+      </w:r>
+      <w:proofErr w:type="spellEnd"/>
+      <w:r>
+        <w:rPr>
+          <w:rFonts w:ascii="Times New Roman" w:hAnsi="Times New Roman" w:cs="Times New Roman"/>
+          <w:color w:val="0F1115"/>
+          <w:sz w:val="28"/>
+          <w:szCs w:val="28"/>
+        </w:rPr>
+        <w:t>) для последующей фильтрации и сложного поиска.</w:t>
       </w:r>
     </w:p>
     <w:p>
       <w:pPr>
-        <w:pStyle w:val="ds-markdown-paragraph"/>
-        <w:numPr>
-          <w:ilvl w:val="0"/>
-          <w:numId w:val="30"/>
-        </w:numPr>
-        <w:spacing w:before="0" w:beforeAutospacing="0" w:after="0" w:afterAutospacing="0"/>
-        <w:rPr>
-          <w:color w:val="0F1115"/>
-          <w:sz w:val="28"/>
-          <w:szCs w:val="28"/>
-        </w:rPr>
-      </w:pPr>
-      <w:r>
-        <w:rPr>
-          <w:color w:val="0F1115"/>
-          <w:sz w:val="28"/>
-          <w:szCs w:val="28"/>
-        </w:rPr>
-        <w:t xml:space="preserve">Сохранение результатов в базу данных (например, </w:t>
-      </w:r>
-      <w:proofErr w:type="spellStart"/>
-      <w:r>
-        <w:rPr>
-          <w:color w:val="0F1115"/>
-          <w:sz w:val="28"/>
-          <w:szCs w:val="28"/>
-        </w:rPr>
-        <w:t>SQLite</w:t>
-      </w:r>
-      <w:proofErr w:type="spellEnd"/>
-      <w:r>
-        <w:rPr>
-          <w:color w:val="0F1115"/>
-          <w:sz w:val="28"/>
-          <w:szCs w:val="28"/>
-        </w:rPr>
-        <w:t>) для последующей фильтрации и сложного поиска.</w:t>
-      </w:r>
-    </w:p>
-    <w:p>
-      <w:pPr>
-        <w:pStyle w:val="ds-markdown-paragraph"/>
-        <w:numPr>
-          <w:ilvl w:val="0"/>
-          <w:numId w:val="30"/>
-        </w:numPr>
-        <w:spacing w:before="0" w:beforeAutospacing="0" w:after="0" w:afterAutospacing="0"/>
-        <w:rPr>
-          <w:color w:val="0F1115"/>
-          <w:sz w:val="28"/>
-          <w:szCs w:val="28"/>
-        </w:rPr>
-      </w:pPr>
-      <w:r>
-        <w:rPr>
+        <w:spacing w:line="360" w:lineRule="auto"/>
+        <w:rPr>
+          <w:rFonts w:ascii="Times New Roman" w:hAnsi="Times New Roman" w:cs="Times New Roman"/>
+          <w:sz w:val="28"/>
+          <w:szCs w:val="28"/>
+        </w:rPr>
+      </w:pPr>
+      <w:r>
+        <w:rPr>
+          <w:rFonts w:ascii="Times New Roman" w:hAnsi="Times New Roman" w:cs="Times New Roman"/>
           <w:color w:val="0F1115"/>
           <w:sz w:val="28"/>
           <w:szCs w:val="28"/>
@@ -2238,6 +2261,56 @@
     </w:p>
     <w:p>
       <w:pPr>
+        <w:spacing w:line="360" w:lineRule="auto"/>
+        <w:rPr>
+          <w:rFonts w:ascii="Times New Roman" w:hAnsi="Times New Roman" w:cs="Times New Roman"/>
+          <w:sz w:val="28"/>
+          <w:szCs w:val="28"/>
+        </w:rPr>
+      </w:pPr>
+      <w:proofErr w:type="spellStart"/>
+      <w:r>
+        <w:rPr>
+          <w:rFonts w:ascii="Times New Roman" w:hAnsi="Times New Roman" w:cs="Times New Roman"/>
+          <w:color w:val="0F1115"/>
+          <w:sz w:val="28"/>
+          <w:szCs w:val="28"/>
+        </w:rPr>
+        <w:t>Autopsy</w:t>
+      </w:r>
+      <w:proofErr w:type="spellEnd"/>
+      <w:r>
+        <w:rPr>
+          <w:rFonts w:ascii="Times New Roman" w:hAnsi="Times New Roman" w:cs="Times New Roman"/>
+          <w:color w:val="0F1115"/>
+          <w:sz w:val="28"/>
+          <w:szCs w:val="28"/>
+        </w:rPr>
+        <w:t xml:space="preserve"> — это графическая платформа для цифровой криминалистики, построенная на базе The </w:t>
+      </w:r>
+      <w:proofErr w:type="spellStart"/>
+      <w:r>
+        <w:rPr>
+          <w:rFonts w:ascii="Times New Roman" w:hAnsi="Times New Roman" w:cs="Times New Roman"/>
+          <w:color w:val="0F1115"/>
+          <w:sz w:val="28"/>
+          <w:szCs w:val="28"/>
+        </w:rPr>
+        <w:t>Sleuth</w:t>
+      </w:r>
+      <w:proofErr w:type="spellEnd"/>
+      <w:r>
+        <w:rPr>
+          <w:rFonts w:ascii="Times New Roman" w:hAnsi="Times New Roman" w:cs="Times New Roman"/>
+          <w:color w:val="0F1115"/>
+          <w:sz w:val="28"/>
+          <w:szCs w:val="28"/>
+        </w:rPr>
+        <w:t xml:space="preserve"> Kit. Предоставляет удобный интерфейс для анализа данных и визуализации результатов.</w:t>
+      </w:r>
+    </w:p>
+    <w:p>
+      <w:pPr>
         <w:pStyle w:val="ds-markdown-paragraph"/>
         <w:spacing w:before="240" w:beforeAutospacing="0" w:after="240" w:afterAutospacing="0"/>
         <w:rPr>
@@ -2246,167 +2319,106 @@
           <w:szCs w:val="28"/>
         </w:rPr>
       </w:pPr>
-      <w:proofErr w:type="spellStart"/>
-      <w:r>
-        <w:rPr>
-          <w:color w:val="0F1115"/>
-          <w:sz w:val="28"/>
-          <w:szCs w:val="28"/>
-        </w:rPr>
-        <w:t>Autopsy</w:t>
-      </w:r>
-      <w:proofErr w:type="spellEnd"/>
-      <w:r>
-        <w:rPr>
-          <w:color w:val="0F1115"/>
-          <w:sz w:val="28"/>
-          <w:szCs w:val="28"/>
-        </w:rPr>
-        <w:t xml:space="preserve"> — это графическая платформа для цифровой криминалистики, построенная на базе The </w:t>
-      </w:r>
-      <w:proofErr w:type="spellStart"/>
-      <w:r>
-        <w:rPr>
-          <w:color w:val="0F1115"/>
-          <w:sz w:val="28"/>
-          <w:szCs w:val="28"/>
-        </w:rPr>
-        <w:t>Sleuth</w:t>
-      </w:r>
-      <w:proofErr w:type="spellEnd"/>
-      <w:r>
-        <w:rPr>
-          <w:color w:val="0F1115"/>
-          <w:sz w:val="28"/>
-          <w:szCs w:val="28"/>
-        </w:rPr>
-        <w:t xml:space="preserve"> Kit. Предоставляет удобный интерфейс для анализа данных и визуализации результатов.</w:t>
+      <w:r>
+        <w:rPr>
+          <w:rStyle w:val="af"/>
+          <w:rFonts w:eastAsiaTheme="majorEastAsia"/>
+          <w:color w:val="0F1115"/>
+          <w:sz w:val="28"/>
+          <w:szCs w:val="28"/>
+        </w:rPr>
+        <w:t>Основные возможности:</w:t>
       </w:r>
     </w:p>
     <w:p>
       <w:pPr>
-        <w:pStyle w:val="ds-markdown-paragraph"/>
-        <w:spacing w:before="240" w:beforeAutospacing="0" w:after="240" w:afterAutospacing="0"/>
-        <w:rPr>
-          <w:color w:val="0F1115"/>
-          <w:sz w:val="28"/>
-          <w:szCs w:val="28"/>
-        </w:rPr>
-      </w:pPr>
-      <w:r>
-        <w:rPr>
-          <w:rStyle w:val="af"/>
-          <w:rFonts w:eastAsiaTheme="majorEastAsia"/>
-          <w:color w:val="0F1115"/>
-          <w:sz w:val="28"/>
-          <w:szCs w:val="28"/>
-        </w:rPr>
-        <w:t>Основные возможности:</w:t>
+        <w:spacing w:line="360" w:lineRule="auto"/>
+        <w:rPr>
+          <w:rFonts w:ascii="Times New Roman" w:hAnsi="Times New Roman" w:cs="Times New Roman"/>
+          <w:sz w:val="28"/>
+          <w:szCs w:val="28"/>
+        </w:rPr>
+      </w:pPr>
+      <w:r>
+        <w:rPr>
+          <w:rFonts w:ascii="Times New Roman" w:hAnsi="Times New Roman" w:cs="Times New Roman"/>
+          <w:color w:val="0F1115"/>
+          <w:sz w:val="28"/>
+          <w:szCs w:val="28"/>
+        </w:rPr>
+        <w:t>Модуль визуализации временных шкал с интерактивным интерфейсом.</w:t>
       </w:r>
     </w:p>
     <w:p>
       <w:pPr>
-        <w:pStyle w:val="ds-markdown-paragraph"/>
-        <w:numPr>
-          <w:ilvl w:val="0"/>
-          <w:numId w:val="31"/>
-        </w:numPr>
-        <w:spacing w:before="0" w:beforeAutospacing="0" w:after="0" w:afterAutospacing="0"/>
-        <w:rPr>
-          <w:color w:val="0F1115"/>
-          <w:sz w:val="28"/>
-          <w:szCs w:val="28"/>
-        </w:rPr>
-      </w:pPr>
-      <w:r>
-        <w:rPr>
-          <w:color w:val="0F1115"/>
-          <w:sz w:val="28"/>
-          <w:szCs w:val="28"/>
-        </w:rPr>
-        <w:t>Модуль визуализации временных шкал с интерактивным интерфейсом.</w:t>
+        <w:spacing w:line="360" w:lineRule="auto"/>
+        <w:rPr>
+          <w:rFonts w:ascii="Times New Roman" w:hAnsi="Times New Roman" w:cs="Times New Roman"/>
+          <w:sz w:val="28"/>
+          <w:szCs w:val="28"/>
+        </w:rPr>
+      </w:pPr>
+      <w:r>
+        <w:rPr>
+          <w:rFonts w:ascii="Times New Roman" w:hAnsi="Times New Roman" w:cs="Times New Roman"/>
+          <w:color w:val="0F1115"/>
+          <w:sz w:val="28"/>
+          <w:szCs w:val="28"/>
+        </w:rPr>
+        <w:t>Возможность масштабирования временных промежутков и детализации отдельных записей.</w:t>
       </w:r>
     </w:p>
     <w:p>
       <w:pPr>
-        <w:pStyle w:val="ds-markdown-paragraph"/>
-        <w:numPr>
-          <w:ilvl w:val="0"/>
-          <w:numId w:val="31"/>
-        </w:numPr>
-        <w:spacing w:before="0" w:beforeAutospacing="0" w:after="0" w:afterAutospacing="0"/>
-        <w:rPr>
-          <w:color w:val="0F1115"/>
-          <w:sz w:val="28"/>
-          <w:szCs w:val="28"/>
-        </w:rPr>
-      </w:pPr>
-      <w:r>
-        <w:rPr>
-          <w:color w:val="0F1115"/>
-          <w:sz w:val="28"/>
-          <w:szCs w:val="28"/>
-        </w:rPr>
-        <w:t>Возможность масштабирования временных промежутков и детализации отдельных записей.</w:t>
+        <w:spacing w:line="360" w:lineRule="auto"/>
+        <w:rPr>
+          <w:rFonts w:ascii="Times New Roman" w:hAnsi="Times New Roman" w:cs="Times New Roman"/>
+          <w:sz w:val="28"/>
+          <w:szCs w:val="28"/>
+        </w:rPr>
+      </w:pPr>
+      <w:r>
+        <w:rPr>
+          <w:rFonts w:ascii="Times New Roman" w:hAnsi="Times New Roman" w:cs="Times New Roman"/>
+          <w:color w:val="0F1115"/>
+          <w:sz w:val="28"/>
+          <w:szCs w:val="28"/>
+        </w:rPr>
+        <w:t xml:space="preserve">Интеграция с различными модулями анализа (анализ файловой системы, извлечение артефактов, </w:t>
+      </w:r>
+      <w:proofErr w:type="gramStart"/>
+      <w:r>
+        <w:rPr>
+          <w:rFonts w:ascii="Times New Roman" w:hAnsi="Times New Roman" w:cs="Times New Roman"/>
+          <w:color w:val="0F1115"/>
+          <w:sz w:val="28"/>
+          <w:szCs w:val="28"/>
+        </w:rPr>
+        <w:t>поиск по ключевым словам</w:t>
+      </w:r>
+      <w:proofErr w:type="gramEnd"/>
+      <w:r>
+        <w:rPr>
+          <w:rFonts w:ascii="Times New Roman" w:hAnsi="Times New Roman" w:cs="Times New Roman"/>
+          <w:color w:val="0F1115"/>
+          <w:sz w:val="28"/>
+          <w:szCs w:val="28"/>
+        </w:rPr>
+        <w:t>).</w:t>
       </w:r>
     </w:p>
     <w:p>
       <w:pPr>
-        <w:pStyle w:val="ds-markdown-paragraph"/>
-        <w:numPr>
-          <w:ilvl w:val="0"/>
-          <w:numId w:val="31"/>
-        </w:numPr>
-        <w:spacing w:before="0" w:beforeAutospacing="0" w:after="0" w:afterAutospacing="0"/>
-        <w:rPr>
-          <w:color w:val="0F1115"/>
-          <w:sz w:val="28"/>
-          <w:szCs w:val="28"/>
-        </w:rPr>
-      </w:pPr>
-      <w:r>
-        <w:rPr>
-          <w:color w:val="0F1115"/>
-          <w:sz w:val="28"/>
-          <w:szCs w:val="28"/>
-        </w:rPr>
-        <w:t xml:space="preserve">Интеграция с различными модулями анализа (анализ файловой системы, извлечение артефактов, </w:t>
-      </w:r>
-      <w:proofErr w:type="gramStart"/>
-      <w:r>
-        <w:rPr>
-          <w:color w:val="0F1115"/>
-          <w:sz w:val="28"/>
-          <w:szCs w:val="28"/>
-        </w:rPr>
-        <w:t>поиск по ключевым словам</w:t>
-      </w:r>
-      <w:proofErr w:type="gramEnd"/>
-      <w:r>
-        <w:rPr>
-          <w:color w:val="0F1115"/>
-          <w:sz w:val="28"/>
-          <w:szCs w:val="28"/>
-        </w:rPr>
-        <w:t>).</w:t>
-      </w:r>
-    </w:p>
-    <w:p>
-      <w:pPr>
-        <w:pStyle w:val="ds-markdown-paragraph"/>
-        <w:numPr>
-          <w:ilvl w:val="0"/>
-          <w:numId w:val="31"/>
-        </w:numPr>
-        <w:spacing w:before="0" w:beforeAutospacing="0" w:after="0" w:afterAutospacing="0"/>
-        <w:rPr>
-          <w:color w:val="0F1115"/>
-          <w:sz w:val="28"/>
-          <w:szCs w:val="28"/>
-        </w:rPr>
-      </w:pPr>
-      <w:r>
-        <w:rPr>
+        <w:spacing w:line="360" w:lineRule="auto"/>
+        <w:rPr>
+          <w:rFonts w:ascii="Times New Roman" w:hAnsi="Times New Roman" w:cs="Times New Roman"/>
+          <w:sz w:val="28"/>
+          <w:szCs w:val="28"/>
+        </w:rPr>
+      </w:pPr>
+      <w:r>
+        <w:rPr>
+          <w:rFonts w:ascii="Times New Roman" w:hAnsi="Times New Roman" w:cs="Times New Roman"/>
           <w:color w:val="0F1115"/>
           <w:sz w:val="28"/>
           <w:szCs w:val="28"/>
@@ -2548,6 +2560,105 @@
     </w:p>
     <w:p>
       <w:pPr>
+        <w:spacing w:line="360" w:lineRule="auto"/>
+        <w:rPr>
+          <w:rFonts w:ascii="Times New Roman" w:hAnsi="Times New Roman" w:cs="Times New Roman"/>
+          <w:sz w:val="28"/>
+          <w:szCs w:val="28"/>
+        </w:rPr>
+      </w:pPr>
+      <w:proofErr w:type="spellStart"/>
+      <w:r>
+        <w:rPr>
+          <w:rFonts w:ascii="Times New Roman" w:hAnsi="Times New Roman" w:cs="Times New Roman"/>
+          <w:color w:val="0F1115"/>
+          <w:sz w:val="28"/>
+          <w:szCs w:val="28"/>
+        </w:rPr>
+        <w:t>Metadata</w:t>
+      </w:r>
+      <w:proofErr w:type="spellEnd"/>
+      <w:r>
+        <w:rPr>
+          <w:rFonts w:ascii="Times New Roman" w:hAnsi="Times New Roman" w:cs="Times New Roman"/>
+          <w:color w:val="0F1115"/>
+          <w:sz w:val="28"/>
+          <w:szCs w:val="28"/>
+        </w:rPr>
+        <w:t xml:space="preserve"> </w:t>
+      </w:r>
+      <w:proofErr w:type="spellStart"/>
+      <w:r>
+        <w:rPr>
+          <w:rFonts w:ascii="Times New Roman" w:hAnsi="Times New Roman" w:cs="Times New Roman"/>
+          <w:color w:val="0F1115"/>
+          <w:sz w:val="28"/>
+          <w:szCs w:val="28"/>
+        </w:rPr>
+        <w:t>Timeline</w:t>
+      </w:r>
+      <w:proofErr w:type="spellEnd"/>
+      <w:r>
+        <w:rPr>
+          <w:rFonts w:ascii="Times New Roman" w:hAnsi="Times New Roman" w:cs="Times New Roman"/>
+          <w:color w:val="0F1115"/>
+          <w:sz w:val="28"/>
+          <w:szCs w:val="28"/>
+        </w:rPr>
+        <w:t xml:space="preserve"> </w:t>
+      </w:r>
+      <w:proofErr w:type="spellStart"/>
+      <w:r>
+        <w:rPr>
+          <w:rFonts w:ascii="Times New Roman" w:hAnsi="Times New Roman" w:cs="Times New Roman"/>
+          <w:color w:val="0F1115"/>
+          <w:sz w:val="28"/>
+          <w:szCs w:val="28"/>
+        </w:rPr>
+        <w:t>Generator</w:t>
+      </w:r>
+      <w:proofErr w:type="spellEnd"/>
+      <w:r>
+        <w:rPr>
+          <w:rFonts w:ascii="Times New Roman" w:hAnsi="Times New Roman" w:cs="Times New Roman"/>
+          <w:color w:val="0F1115"/>
+          <w:sz w:val="28"/>
+          <w:szCs w:val="28"/>
+        </w:rPr>
+        <w:t xml:space="preserve"> </w:t>
+      </w:r>
+      <w:proofErr w:type="gramStart"/>
+      <w:r>
+        <w:rPr>
+          <w:rFonts w:ascii="Times New Roman" w:hAnsi="Times New Roman" w:cs="Times New Roman"/>
+          <w:color w:val="0F1115"/>
+          <w:sz w:val="28"/>
+          <w:szCs w:val="28"/>
+        </w:rPr>
+        <w:t xml:space="preserve">- </w:t>
+      </w:r>
+      <w:r>
+        <w:rPr>
+          <w:rFonts w:ascii="Times New Roman" w:hAnsi="Times New Roman" w:cs="Times New Roman"/>
+          <w:color w:val="0F1115"/>
+          <w:sz w:val="28"/>
+          <w:szCs w:val="28"/>
+        </w:rPr>
+        <w:t>это автономное приложение с графическим интерфейсом</w:t>
+      </w:r>
+      <w:proofErr w:type="gramEnd"/>
+      <w:r>
+        <w:rPr>
+          <w:rFonts w:ascii="Times New Roman" w:hAnsi="Times New Roman" w:cs="Times New Roman"/>
+          <w:color w:val="0F1115"/>
+          <w:sz w:val="28"/>
+          <w:szCs w:val="28"/>
+        </w:rPr>
+        <w:t xml:space="preserve"> и открытым исходным кодом, предназначенное для инспекции метаданных файлов в заданной директории.</w:t>
+      </w:r>
+    </w:p>
+    <w:p>
+      <w:pPr>
         <w:pStyle w:val="ds-markdown-paragraph"/>
         <w:spacing w:before="240" w:beforeAutospacing="0" w:after="240" w:afterAutospacing="0"/>
         <w:rPr>
@@ -2556,193 +2667,86 @@
           <w:szCs w:val="28"/>
         </w:rPr>
       </w:pPr>
-      <w:proofErr w:type="spellStart"/>
-      <w:r>
-        <w:rPr>
-          <w:color w:val="0F1115"/>
-          <w:sz w:val="28"/>
-          <w:szCs w:val="28"/>
-        </w:rPr>
-        <w:t>Metadata</w:t>
-      </w:r>
-      <w:proofErr w:type="spellEnd"/>
-      <w:r>
-        <w:rPr>
-          <w:color w:val="0F1115"/>
-          <w:sz w:val="28"/>
-          <w:szCs w:val="28"/>
-        </w:rPr>
-        <w:t xml:space="preserve"> </w:t>
-      </w:r>
-      <w:proofErr w:type="spellStart"/>
-      <w:r>
-        <w:rPr>
-          <w:color w:val="0F1115"/>
-          <w:sz w:val="28"/>
-          <w:szCs w:val="28"/>
-        </w:rPr>
-        <w:t>Timeline</w:t>
-      </w:r>
-      <w:proofErr w:type="spellEnd"/>
-      <w:r>
-        <w:rPr>
-          <w:color w:val="0F1115"/>
-          <w:sz w:val="28"/>
-          <w:szCs w:val="28"/>
-        </w:rPr>
-        <w:t xml:space="preserve"> </w:t>
-      </w:r>
-      <w:proofErr w:type="spellStart"/>
-      <w:r>
-        <w:rPr>
-          <w:color w:val="0F1115"/>
-          <w:sz w:val="28"/>
-          <w:szCs w:val="28"/>
-        </w:rPr>
-        <w:t>Generator</w:t>
-      </w:r>
-      <w:proofErr w:type="spellEnd"/>
-      <w:r>
-        <w:rPr>
-          <w:color w:val="0F1115"/>
-          <w:sz w:val="28"/>
-          <w:szCs w:val="28"/>
-        </w:rPr>
-        <w:t xml:space="preserve"> </w:t>
-      </w:r>
-      <w:proofErr w:type="gramStart"/>
-      <w:r>
-        <w:rPr>
-          <w:color w:val="0F1115"/>
-          <w:sz w:val="28"/>
-          <w:szCs w:val="28"/>
-        </w:rPr>
-        <w:t xml:space="preserve">- </w:t>
-      </w:r>
-      <w:r>
-        <w:rPr>
-          <w:color w:val="0F1115"/>
-          <w:sz w:val="28"/>
-          <w:szCs w:val="28"/>
-        </w:rPr>
-        <w:t>это автономное приложение с графическим интерфейсом</w:t>
-      </w:r>
-      <w:proofErr w:type="gramEnd"/>
-      <w:r>
-        <w:rPr>
-          <w:color w:val="0F1115"/>
-          <w:sz w:val="28"/>
-          <w:szCs w:val="28"/>
-        </w:rPr>
-        <w:t xml:space="preserve"> и открытым исходным кодом, предназначенное для инспекции метаданных файлов в заданной директории.</w:t>
+      <w:r>
+        <w:rPr>
+          <w:rStyle w:val="af"/>
+          <w:rFonts w:eastAsiaTheme="majorEastAsia"/>
+          <w:color w:val="0F1115"/>
+          <w:sz w:val="28"/>
+          <w:szCs w:val="28"/>
+        </w:rPr>
+        <w:t>Основные возможности:</w:t>
       </w:r>
     </w:p>
     <w:p>
       <w:pPr>
-        <w:pStyle w:val="ds-markdown-paragraph"/>
-        <w:spacing w:before="240" w:beforeAutospacing="0" w:after="240" w:afterAutospacing="0"/>
-        <w:rPr>
-          <w:color w:val="0F1115"/>
-          <w:sz w:val="28"/>
-          <w:szCs w:val="28"/>
-        </w:rPr>
-      </w:pPr>
-      <w:r>
-        <w:rPr>
-          <w:rStyle w:val="af"/>
-          <w:rFonts w:eastAsiaTheme="majorEastAsia"/>
-          <w:color w:val="0F1115"/>
-          <w:sz w:val="28"/>
-          <w:szCs w:val="28"/>
-        </w:rPr>
-        <w:t>Основные возможности:</w:t>
+        <w:spacing w:line="360" w:lineRule="auto"/>
+        <w:rPr>
+          <w:rFonts w:ascii="Times New Roman" w:hAnsi="Times New Roman" w:cs="Times New Roman"/>
+          <w:sz w:val="28"/>
+          <w:szCs w:val="28"/>
+        </w:rPr>
+      </w:pPr>
+      <w:r>
+        <w:rPr>
+          <w:rFonts w:ascii="Times New Roman" w:hAnsi="Times New Roman" w:cs="Times New Roman"/>
+          <w:color w:val="0F1115"/>
+          <w:sz w:val="28"/>
+          <w:szCs w:val="28"/>
+        </w:rPr>
+        <w:t>Рекурсивный анализ метаданных файлов в выбранной директории.</w:t>
       </w:r>
     </w:p>
     <w:p>
       <w:pPr>
-        <w:pStyle w:val="ds-markdown-paragraph"/>
-        <w:numPr>
-          <w:ilvl w:val="0"/>
-          <w:numId w:val="32"/>
-        </w:numPr>
-        <w:spacing w:before="0" w:beforeAutospacing="0" w:after="0" w:afterAutospacing="0"/>
-        <w:rPr>
-          <w:color w:val="0F1115"/>
-          <w:sz w:val="28"/>
-          <w:szCs w:val="28"/>
-        </w:rPr>
-      </w:pPr>
-      <w:r>
-        <w:rPr>
-          <w:color w:val="0F1115"/>
-          <w:sz w:val="28"/>
-          <w:szCs w:val="28"/>
-        </w:rPr>
-        <w:t>Рекурсивный анализ метаданных файлов в выбранной директории.</w:t>
+        <w:spacing w:line="360" w:lineRule="auto"/>
+        <w:rPr>
+          <w:rFonts w:ascii="Times New Roman" w:hAnsi="Times New Roman" w:cs="Times New Roman"/>
+          <w:sz w:val="28"/>
+          <w:szCs w:val="28"/>
+        </w:rPr>
+      </w:pPr>
+      <w:r>
+        <w:rPr>
+          <w:rFonts w:ascii="Times New Roman" w:hAnsi="Times New Roman" w:cs="Times New Roman"/>
+          <w:color w:val="0F1115"/>
+          <w:sz w:val="28"/>
+          <w:szCs w:val="28"/>
+        </w:rPr>
+        <w:t>Генерация интерактивного HTML-отчета, содержащего визуализированную временную шкалу.</w:t>
       </w:r>
     </w:p>
     <w:p>
       <w:pPr>
-        <w:pStyle w:val="ds-markdown-paragraph"/>
-        <w:numPr>
-          <w:ilvl w:val="0"/>
-          <w:numId w:val="32"/>
-        </w:numPr>
-        <w:spacing w:before="0" w:beforeAutospacing="0" w:after="0" w:afterAutospacing="0"/>
-        <w:rPr>
-          <w:color w:val="0F1115"/>
-          <w:sz w:val="28"/>
-          <w:szCs w:val="28"/>
-        </w:rPr>
-      </w:pPr>
-      <w:r>
-        <w:rPr>
-          <w:color w:val="0F1115"/>
-          <w:sz w:val="28"/>
-          <w:szCs w:val="28"/>
-        </w:rPr>
-        <w:t>Генерация интерактивного HTML-отчета, содержащего визуализированную временную шкалу.</w:t>
+        <w:spacing w:line="360" w:lineRule="auto"/>
+        <w:rPr>
+          <w:rFonts w:ascii="Times New Roman" w:hAnsi="Times New Roman" w:cs="Times New Roman"/>
+          <w:sz w:val="28"/>
+          <w:szCs w:val="28"/>
+        </w:rPr>
+      </w:pPr>
+      <w:r>
+        <w:rPr>
+          <w:rFonts w:ascii="Times New Roman" w:hAnsi="Times New Roman" w:cs="Times New Roman"/>
+          <w:color w:val="0F1115"/>
+          <w:sz w:val="28"/>
+          <w:szCs w:val="28"/>
+        </w:rPr>
+        <w:t>Отображение круговой диаграммы распределения типов файлов.</w:t>
       </w:r>
     </w:p>
     <w:p>
       <w:pPr>
-        <w:pStyle w:val="ds-markdown-paragraph"/>
-        <w:numPr>
-          <w:ilvl w:val="0"/>
-          <w:numId w:val="32"/>
-        </w:numPr>
-        <w:spacing w:before="0" w:beforeAutospacing="0" w:after="0" w:afterAutospacing="0"/>
-        <w:rPr>
-          <w:color w:val="0F1115"/>
-          <w:sz w:val="28"/>
-          <w:szCs w:val="28"/>
-        </w:rPr>
-      </w:pPr>
-      <w:r>
-        <w:rPr>
-          <w:color w:val="0F1115"/>
-          <w:sz w:val="28"/>
-          <w:szCs w:val="28"/>
-        </w:rPr>
-        <w:t>Отображение круговой диаграммы распределения типов файлов.</w:t>
-      </w:r>
-    </w:p>
-    <w:p>
-      <w:pPr>
-        <w:pStyle w:val="ds-markdown-paragraph"/>
-        <w:numPr>
-          <w:ilvl w:val="0"/>
-          <w:numId w:val="32"/>
-        </w:numPr>
-        <w:spacing w:before="0" w:beforeAutospacing="0" w:after="0" w:afterAutospacing="0"/>
-        <w:rPr>
-          <w:color w:val="0F1115"/>
-          <w:sz w:val="28"/>
-          <w:szCs w:val="28"/>
-        </w:rPr>
-      </w:pPr>
-      <w:r>
-        <w:rPr>
+        <w:spacing w:line="360" w:lineRule="auto"/>
+        <w:rPr>
+          <w:rFonts w:ascii="Times New Roman" w:hAnsi="Times New Roman" w:cs="Times New Roman"/>
+          <w:sz w:val="28"/>
+          <w:szCs w:val="28"/>
+        </w:rPr>
+      </w:pPr>
+      <w:r>
+        <w:rPr>
+          <w:rFonts w:ascii="Times New Roman" w:hAnsi="Times New Roman" w:cs="Times New Roman"/>
           <w:color w:val="0F1115"/>
           <w:sz w:val="28"/>
           <w:szCs w:val="28"/>
@@ -2838,6 +2842,74 @@
     </w:p>
     <w:p>
       <w:pPr>
+        <w:spacing w:line="360" w:lineRule="auto"/>
+        <w:rPr>
+          <w:rFonts w:ascii="Times New Roman" w:hAnsi="Times New Roman" w:cs="Times New Roman"/>
+          <w:sz w:val="28"/>
+          <w:szCs w:val="28"/>
+        </w:rPr>
+      </w:pPr>
+      <w:r>
+        <w:rPr>
+          <w:rFonts w:ascii="Times New Roman" w:hAnsi="Times New Roman" w:cs="Times New Roman"/>
+          <w:color w:val="0F1115"/>
+          <w:sz w:val="28"/>
+          <w:szCs w:val="28"/>
+        </w:rPr>
+        <w:t xml:space="preserve">FTK </w:t>
+      </w:r>
+      <w:proofErr w:type="spellStart"/>
+      <w:r>
+        <w:rPr>
+          <w:rFonts w:ascii="Times New Roman" w:hAnsi="Times New Roman" w:cs="Times New Roman"/>
+          <w:color w:val="0F1115"/>
+          <w:sz w:val="28"/>
+          <w:szCs w:val="28"/>
+        </w:rPr>
+        <w:t>Imager</w:t>
+      </w:r>
+      <w:proofErr w:type="spellEnd"/>
+      <w:r>
+        <w:rPr>
+          <w:rFonts w:ascii="Times New Roman" w:hAnsi="Times New Roman" w:cs="Times New Roman"/>
+          <w:color w:val="0F1115"/>
+          <w:sz w:val="28"/>
+          <w:szCs w:val="28"/>
+        </w:rPr>
+        <w:t xml:space="preserve"> </w:t>
+      </w:r>
+      <w:proofErr w:type="gramStart"/>
+      <w:r>
+        <w:rPr>
+          <w:rFonts w:ascii="Times New Roman" w:hAnsi="Times New Roman" w:cs="Times New Roman"/>
+          <w:color w:val="0F1115"/>
+          <w:sz w:val="28"/>
+          <w:szCs w:val="28"/>
+        </w:rPr>
+        <w:t>-</w:t>
+      </w:r>
+      <w:r>
+        <w:rPr>
+          <w:rFonts w:ascii="Times New Roman" w:hAnsi="Times New Roman" w:cs="Times New Roman"/>
+          <w:color w:val="0F1115"/>
+          <w:sz w:val="28"/>
+          <w:szCs w:val="28"/>
+        </w:rPr>
+        <w:t xml:space="preserve"> это бесплатное средство</w:t>
+      </w:r>
+      <w:proofErr w:type="gramEnd"/>
+      <w:r>
+        <w:rPr>
+          <w:rFonts w:ascii="Times New Roman" w:hAnsi="Times New Roman" w:cs="Times New Roman"/>
+          <w:color w:val="0F1115"/>
+          <w:sz w:val="28"/>
+          <w:szCs w:val="28"/>
+        </w:rPr>
+        <w:t xml:space="preserve"> для создания и монтирования образов дисков в форматах, используемых в криминалистической практике.</w:t>
+      </w:r>
+    </w:p>
+    <w:p>
+      <w:pPr>
         <w:pStyle w:val="ds-markdown-paragraph"/>
         <w:spacing w:before="240" w:beforeAutospacing="0" w:after="240" w:afterAutospacing="0"/>
         <w:rPr>
@@ -2848,254 +2920,185 @@
       </w:pPr>
       <w:r>
         <w:rPr>
-          <w:color w:val="0F1115"/>
-          <w:sz w:val="28"/>
-          <w:szCs w:val="28"/>
-        </w:rPr>
-        <w:t xml:space="preserve">FTK </w:t>
-      </w:r>
-      <w:proofErr w:type="spellStart"/>
-      <w:r>
-        <w:rPr>
-          <w:color w:val="0F1115"/>
-          <w:sz w:val="28"/>
-          <w:szCs w:val="28"/>
-        </w:rPr>
-        <w:t>Imager</w:t>
-      </w:r>
-      <w:proofErr w:type="spellEnd"/>
-      <w:r>
-        <w:rPr>
-          <w:color w:val="0F1115"/>
-          <w:sz w:val="28"/>
-          <w:szCs w:val="28"/>
-        </w:rPr>
-        <w:t xml:space="preserve"> </w:t>
-      </w:r>
-      <w:proofErr w:type="gramStart"/>
-      <w:r>
-        <w:rPr>
-          <w:color w:val="0F1115"/>
-          <w:sz w:val="28"/>
-          <w:szCs w:val="28"/>
-        </w:rPr>
-        <w:t>-</w:t>
-      </w:r>
-      <w:r>
-        <w:rPr>
-          <w:color w:val="0F1115"/>
-          <w:sz w:val="28"/>
-          <w:szCs w:val="28"/>
-        </w:rPr>
-        <w:t xml:space="preserve"> это бесплатное средство</w:t>
-      </w:r>
-      <w:proofErr w:type="gramEnd"/>
-      <w:r>
-        <w:rPr>
-          <w:color w:val="0F1115"/>
-          <w:sz w:val="28"/>
-          <w:szCs w:val="28"/>
-        </w:rPr>
-        <w:t xml:space="preserve"> для создания и монтирования образов дисков в форматах, используемых в криминалистической практике.</w:t>
+          <w:rStyle w:val="af"/>
+          <w:rFonts w:eastAsiaTheme="majorEastAsia"/>
+          <w:color w:val="0F1115"/>
+          <w:sz w:val="28"/>
+          <w:szCs w:val="28"/>
+        </w:rPr>
+        <w:t>Основные возможности:</w:t>
       </w:r>
     </w:p>
     <w:p>
       <w:pPr>
-        <w:pStyle w:val="ds-markdown-paragraph"/>
-        <w:spacing w:before="240" w:beforeAutospacing="0" w:after="240" w:afterAutospacing="0"/>
-        <w:rPr>
-          <w:color w:val="0F1115"/>
-          <w:sz w:val="28"/>
-          <w:szCs w:val="28"/>
-        </w:rPr>
-      </w:pPr>
-      <w:r>
-        <w:rPr>
-          <w:rStyle w:val="af"/>
-          <w:rFonts w:eastAsiaTheme="majorEastAsia"/>
-          <w:color w:val="0F1115"/>
-          <w:sz w:val="28"/>
-          <w:szCs w:val="28"/>
-        </w:rPr>
-        <w:t>Основные возможности:</w:t>
+        <w:spacing w:line="360" w:lineRule="auto"/>
+        <w:rPr>
+          <w:rFonts w:ascii="Times New Roman" w:hAnsi="Times New Roman" w:cs="Times New Roman"/>
+          <w:sz w:val="28"/>
+          <w:szCs w:val="28"/>
+        </w:rPr>
+      </w:pPr>
+      <w:r>
+        <w:rPr>
+          <w:rFonts w:ascii="Times New Roman" w:hAnsi="Times New Roman" w:cs="Times New Roman"/>
+          <w:color w:val="0F1115"/>
+          <w:sz w:val="28"/>
+          <w:szCs w:val="28"/>
+        </w:rPr>
+        <w:lastRenderedPageBreak/>
+        <w:t xml:space="preserve">Создание </w:t>
+      </w:r>
+      <w:proofErr w:type="spellStart"/>
+      <w:r>
+        <w:rPr>
+          <w:rFonts w:ascii="Times New Roman" w:hAnsi="Times New Roman" w:cs="Times New Roman"/>
+          <w:color w:val="0F1115"/>
+          <w:sz w:val="28"/>
+          <w:szCs w:val="28"/>
+        </w:rPr>
+        <w:t>форензически</w:t>
+      </w:r>
+      <w:proofErr w:type="spellEnd"/>
+      <w:r>
+        <w:rPr>
+          <w:rFonts w:ascii="Times New Roman" w:hAnsi="Times New Roman" w:cs="Times New Roman"/>
+          <w:color w:val="0F1115"/>
+          <w:sz w:val="28"/>
+          <w:szCs w:val="28"/>
+        </w:rPr>
+        <w:t xml:space="preserve"> чистых образов дисков (</w:t>
+      </w:r>
+      <w:proofErr w:type="gramStart"/>
+      <w:r>
+        <w:rPr>
+          <w:rFonts w:ascii="Times New Roman" w:hAnsi="Times New Roman" w:cs="Times New Roman"/>
+          <w:color w:val="0F1115"/>
+          <w:sz w:val="28"/>
+          <w:szCs w:val="28"/>
+        </w:rPr>
+        <w:t>включая .E</w:t>
+      </w:r>
+      <w:proofErr w:type="gramEnd"/>
+      <w:r>
+        <w:rPr>
+          <w:rFonts w:ascii="Times New Roman" w:hAnsi="Times New Roman" w:cs="Times New Roman"/>
+          <w:color w:val="0F1115"/>
+          <w:sz w:val="28"/>
+          <w:szCs w:val="28"/>
+        </w:rPr>
+        <w:t>01 и сырые образы .</w:t>
+      </w:r>
+      <w:proofErr w:type="spellStart"/>
+      <w:r>
+        <w:rPr>
+          <w:rFonts w:ascii="Times New Roman" w:hAnsi="Times New Roman" w:cs="Times New Roman"/>
+          <w:color w:val="0F1115"/>
+          <w:sz w:val="28"/>
+          <w:szCs w:val="28"/>
+        </w:rPr>
+        <w:t>dd</w:t>
+      </w:r>
+      <w:proofErr w:type="spellEnd"/>
+      <w:r>
+        <w:rPr>
+          <w:rFonts w:ascii="Times New Roman" w:hAnsi="Times New Roman" w:cs="Times New Roman"/>
+          <w:color w:val="0F1115"/>
+          <w:sz w:val="28"/>
+          <w:szCs w:val="28"/>
+        </w:rPr>
+        <w:t>).</w:t>
       </w:r>
     </w:p>
     <w:p>
       <w:pPr>
-        <w:pStyle w:val="ds-markdown-paragraph"/>
-        <w:numPr>
-          <w:ilvl w:val="0"/>
-          <w:numId w:val="33"/>
-        </w:numPr>
-        <w:spacing w:before="0" w:beforeAutospacing="0" w:after="0" w:afterAutospacing="0"/>
-        <w:rPr>
-          <w:color w:val="0F1115"/>
-          <w:sz w:val="28"/>
-          <w:szCs w:val="28"/>
-        </w:rPr>
-      </w:pPr>
-      <w:r>
-        <w:rPr>
-          <w:color w:val="0F1115"/>
-          <w:sz w:val="28"/>
-          <w:szCs w:val="28"/>
-        </w:rPr>
-        <w:lastRenderedPageBreak/>
-        <w:t xml:space="preserve">Создание </w:t>
+        <w:spacing w:line="360" w:lineRule="auto"/>
+        <w:rPr>
+          <w:rFonts w:ascii="Times New Roman" w:hAnsi="Times New Roman" w:cs="Times New Roman"/>
+          <w:sz w:val="28"/>
+          <w:szCs w:val="28"/>
+        </w:rPr>
+      </w:pPr>
+      <w:r>
+        <w:rPr>
+          <w:rFonts w:ascii="Times New Roman" w:hAnsi="Times New Roman" w:cs="Times New Roman"/>
+          <w:color w:val="0F1115"/>
+          <w:sz w:val="28"/>
+          <w:szCs w:val="28"/>
+        </w:rPr>
+        <w:t>Монтирование образов в режиме "только чтение" (</w:t>
       </w:r>
       <w:proofErr w:type="spellStart"/>
       <w:r>
         <w:rPr>
-          <w:color w:val="0F1115"/>
-          <w:sz w:val="28"/>
-          <w:szCs w:val="28"/>
-        </w:rPr>
-        <w:t>форензически</w:t>
+          <w:rFonts w:ascii="Times New Roman" w:hAnsi="Times New Roman" w:cs="Times New Roman"/>
+          <w:color w:val="0F1115"/>
+          <w:sz w:val="28"/>
+          <w:szCs w:val="28"/>
+        </w:rPr>
+        <w:t>read-only</w:t>
       </w:r>
       <w:proofErr w:type="spellEnd"/>
       <w:r>
         <w:rPr>
-          <w:color w:val="0F1115"/>
-          <w:sz w:val="28"/>
-          <w:szCs w:val="28"/>
-        </w:rPr>
-        <w:t xml:space="preserve"> чистых образов дисков (</w:t>
-      </w:r>
-      <w:proofErr w:type="gramStart"/>
-      <w:r>
-        <w:rPr>
-          <w:color w:val="0F1115"/>
-          <w:sz w:val="28"/>
-          <w:szCs w:val="28"/>
-        </w:rPr>
-        <w:t>включая .E</w:t>
-      </w:r>
-      <w:proofErr w:type="gramEnd"/>
-      <w:r>
-        <w:rPr>
-          <w:color w:val="0F1115"/>
-          <w:sz w:val="28"/>
-          <w:szCs w:val="28"/>
-        </w:rPr>
-        <w:t>01 и сырые образы .</w:t>
+          <w:rFonts w:ascii="Times New Roman" w:hAnsi="Times New Roman" w:cs="Times New Roman"/>
+          <w:color w:val="0F1115"/>
+          <w:sz w:val="28"/>
+          <w:szCs w:val="28"/>
+        </w:rPr>
+        <w:t xml:space="preserve">) для </w:t>
       </w:r>
       <w:proofErr w:type="spellStart"/>
       <w:r>
         <w:rPr>
-          <w:color w:val="0F1115"/>
-          <w:sz w:val="28"/>
-          <w:szCs w:val="28"/>
-        </w:rPr>
-        <w:t>dd</w:t>
+          <w:rFonts w:ascii="Times New Roman" w:hAnsi="Times New Roman" w:cs="Times New Roman"/>
+          <w:color w:val="0F1115"/>
+          <w:sz w:val="28"/>
+          <w:szCs w:val="28"/>
+        </w:rPr>
+        <w:t>некорректирующего</w:t>
       </w:r>
       <w:proofErr w:type="spellEnd"/>
       <w:r>
         <w:rPr>
-          <w:color w:val="0F1115"/>
-          <w:sz w:val="28"/>
-          <w:szCs w:val="28"/>
-        </w:rPr>
-        <w:t>).</w:t>
+          <w:rFonts w:ascii="Times New Roman" w:hAnsi="Times New Roman" w:cs="Times New Roman"/>
+          <w:color w:val="0F1115"/>
+          <w:sz w:val="28"/>
+          <w:szCs w:val="28"/>
+        </w:rPr>
+        <w:t xml:space="preserve"> доступа к данным.</w:t>
       </w:r>
     </w:p>
     <w:p>
       <w:pPr>
-        <w:pStyle w:val="ds-markdown-paragraph"/>
-        <w:numPr>
-          <w:ilvl w:val="0"/>
-          <w:numId w:val="33"/>
-        </w:numPr>
-        <w:spacing w:before="0" w:beforeAutospacing="0" w:after="0" w:afterAutospacing="0"/>
-        <w:rPr>
-          <w:color w:val="0F1115"/>
-          <w:sz w:val="28"/>
-          <w:szCs w:val="28"/>
-        </w:rPr>
-      </w:pPr>
-      <w:r>
-        <w:rPr>
-          <w:color w:val="0F1115"/>
-          <w:sz w:val="28"/>
-          <w:szCs w:val="28"/>
-        </w:rPr>
-        <w:t>Монтирование образов в режиме "только чтение" (</w:t>
-      </w:r>
-      <w:proofErr w:type="spellStart"/>
-      <w:r>
-        <w:rPr>
-          <w:color w:val="0F1115"/>
-          <w:sz w:val="28"/>
-          <w:szCs w:val="28"/>
-        </w:rPr>
-        <w:t>read-only</w:t>
-      </w:r>
-      <w:proofErr w:type="spellEnd"/>
-      <w:r>
-        <w:rPr>
-          <w:color w:val="0F1115"/>
-          <w:sz w:val="28"/>
-          <w:szCs w:val="28"/>
-        </w:rPr>
-        <w:t xml:space="preserve">) для </w:t>
-      </w:r>
-      <w:proofErr w:type="spellStart"/>
-      <w:r>
-        <w:rPr>
-          <w:color w:val="0F1115"/>
-          <w:sz w:val="28"/>
-          <w:szCs w:val="28"/>
-        </w:rPr>
-        <w:t>некорректирующего</w:t>
-      </w:r>
-      <w:proofErr w:type="spellEnd"/>
-      <w:r>
-        <w:rPr>
-          <w:color w:val="0F1115"/>
-          <w:sz w:val="28"/>
-          <w:szCs w:val="28"/>
-        </w:rPr>
-        <w:t xml:space="preserve"> доступа к данным.</w:t>
+        <w:spacing w:line="360" w:lineRule="auto"/>
+        <w:rPr>
+          <w:rFonts w:ascii="Times New Roman" w:hAnsi="Times New Roman" w:cs="Times New Roman"/>
+          <w:sz w:val="28"/>
+          <w:szCs w:val="28"/>
+        </w:rPr>
+      </w:pPr>
+      <w:r>
+        <w:rPr>
+          <w:rFonts w:ascii="Times New Roman" w:hAnsi="Times New Roman" w:cs="Times New Roman"/>
+          <w:color w:val="0F1115"/>
+          <w:sz w:val="28"/>
+          <w:szCs w:val="28"/>
+        </w:rPr>
+        <w:t>Предварительный просмотр содержимого образов и извлечение метаданных.</w:t>
       </w:r>
     </w:p>
     <w:p>
       <w:pPr>
-        <w:pStyle w:val="ds-markdown-paragraph"/>
-        <w:numPr>
-          <w:ilvl w:val="0"/>
-          <w:numId w:val="33"/>
-        </w:numPr>
-        <w:spacing w:before="0" w:beforeAutospacing="0" w:after="0" w:afterAutospacing="0"/>
-        <w:rPr>
-          <w:color w:val="0F1115"/>
-          <w:sz w:val="28"/>
-          <w:szCs w:val="28"/>
-        </w:rPr>
-      </w:pPr>
-      <w:r>
-        <w:rPr>
-          <w:color w:val="0F1115"/>
-          <w:sz w:val="28"/>
-          <w:szCs w:val="28"/>
-        </w:rPr>
-        <w:t>Предварительный просмотр содержимого образов и извлечение метаданных.</w:t>
-      </w:r>
-    </w:p>
-    <w:p>
-      <w:pPr>
-        <w:pStyle w:val="ds-markdown-paragraph"/>
-        <w:numPr>
-          <w:ilvl w:val="0"/>
-          <w:numId w:val="33"/>
-        </w:numPr>
-        <w:spacing w:before="0" w:beforeAutospacing="0" w:after="0" w:afterAutospacing="0"/>
-        <w:rPr>
-          <w:color w:val="0F1115"/>
-          <w:sz w:val="28"/>
-          <w:szCs w:val="28"/>
-        </w:rPr>
-      </w:pPr>
-      <w:r>
-        <w:rPr>
+        <w:spacing w:line="360" w:lineRule="auto"/>
+        <w:rPr>
+          <w:rFonts w:ascii="Times New Roman" w:hAnsi="Times New Roman" w:cs="Times New Roman"/>
+          <w:sz w:val="28"/>
+          <w:szCs w:val="28"/>
+        </w:rPr>
+      </w:pPr>
+      <w:r>
+        <w:rPr>
+          <w:rFonts w:ascii="Times New Roman" w:hAnsi="Times New Roman" w:cs="Times New Roman"/>
           <w:color w:val="0F1115"/>
           <w:sz w:val="28"/>
           <w:szCs w:val="28"/>
@@ -3369,6 +3372,14 @@
             <w:hideMark/>
           </w:tcPr>
           <w:p>
+            <w:pPr>
+              <w:spacing w:line="360" w:lineRule="auto"/>
+              <w:rPr>
+                <w:rFonts w:ascii="Times New Roman" w:hAnsi="Times New Roman" w:cs="Times New Roman"/>
+                <w:sz w:val="28"/>
+                <w:szCs w:val="28"/>
+              </w:rPr>
+            </w:pPr>
             <w:r>
               <w:rPr>
                 <w:rStyle w:val="af"/>
@@ -3416,7 +3427,20 @@
             <w:hideMark/>
           </w:tcPr>
           <w:p>
+            <w:pPr>
+              <w:spacing w:line="360" w:lineRule="auto"/>
+              <w:rPr>
+                <w:rFonts w:ascii="Times New Roman" w:hAnsi="Times New Roman" w:cs="Times New Roman"/>
+                <w:sz w:val="28"/>
+                <w:szCs w:val="28"/>
+              </w:rPr>
+            </w:pPr>
             <w:r>
+              <w:rPr>
+                <w:rFonts w:ascii="Times New Roman" w:hAnsi="Times New Roman" w:cs="Times New Roman"/>
+                <w:sz w:val="28"/>
+                <w:szCs w:val="28"/>
+              </w:rPr>
               <w:t>Да</w:t>
             </w:r>
           </w:p>
@@ -3434,7 +3458,20 @@
             <w:hideMark/>
           </w:tcPr>
           <w:p>
+            <w:pPr>
+              <w:spacing w:line="360" w:lineRule="auto"/>
+              <w:rPr>
+                <w:rFonts w:ascii="Times New Roman" w:hAnsi="Times New Roman" w:cs="Times New Roman"/>
+                <w:sz w:val="28"/>
+                <w:szCs w:val="28"/>
+              </w:rPr>
+            </w:pPr>
             <w:r>
+              <w:rPr>
+                <w:rFonts w:ascii="Times New Roman" w:hAnsi="Times New Roman" w:cs="Times New Roman"/>
+                <w:sz w:val="28"/>
+                <w:szCs w:val="28"/>
+              </w:rPr>
               <w:t>Командная строка</w:t>
             </w:r>
           </w:p>
@@ -3452,7 +3489,20 @@
             <w:hideMark/>
           </w:tcPr>
           <w:p>
+            <w:pPr>
+              <w:spacing w:line="360" w:lineRule="auto"/>
+              <w:rPr>
+                <w:rFonts w:ascii="Times New Roman" w:hAnsi="Times New Roman" w:cs="Times New Roman"/>
+                <w:sz w:val="28"/>
+                <w:szCs w:val="28"/>
+              </w:rPr>
+            </w:pPr>
             <w:r>
+              <w:rPr>
+                <w:rFonts w:ascii="Times New Roman" w:hAnsi="Times New Roman" w:cs="Times New Roman"/>
+                <w:sz w:val="28"/>
+                <w:szCs w:val="28"/>
+              </w:rPr>
               <w:t>Файловая система</w:t>
             </w:r>
           </w:p>
@@ -3470,7 +3520,20 @@
             <w:hideMark/>
           </w:tcPr>
           <w:p>
+            <w:pPr>
+              <w:spacing w:line="360" w:lineRule="auto"/>
+              <w:rPr>
+                <w:rFonts w:ascii="Times New Roman" w:hAnsi="Times New Roman" w:cs="Times New Roman"/>
+                <w:sz w:val="28"/>
+                <w:szCs w:val="28"/>
+              </w:rPr>
+            </w:pPr>
             <w:r>
+              <w:rPr>
+                <w:rFonts w:ascii="Times New Roman" w:hAnsi="Times New Roman" w:cs="Times New Roman"/>
+                <w:sz w:val="28"/>
+                <w:szCs w:val="28"/>
+              </w:rPr>
               <w:t>Да</w:t>
             </w:r>
           </w:p>
@@ -3488,7 +3551,20 @@
             <w:hideMark/>
           </w:tcPr>
           <w:p>
+            <w:pPr>
+              <w:spacing w:line="360" w:lineRule="auto"/>
+              <w:rPr>
+                <w:rFonts w:ascii="Times New Roman" w:hAnsi="Times New Roman" w:cs="Times New Roman"/>
+                <w:sz w:val="28"/>
+                <w:szCs w:val="28"/>
+              </w:rPr>
+            </w:pPr>
             <w:r>
+              <w:rPr>
+                <w:rFonts w:ascii="Times New Roman" w:hAnsi="Times New Roman" w:cs="Times New Roman"/>
+                <w:sz w:val="28"/>
+                <w:szCs w:val="28"/>
+              </w:rPr>
               <w:t>Да</w:t>
             </w:r>
           </w:p>
@@ -3508,6 +3584,14 @@
             <w:hideMark/>
           </w:tcPr>
           <w:p>
+            <w:pPr>
+              <w:spacing w:line="360" w:lineRule="auto"/>
+              <w:rPr>
+                <w:rFonts w:ascii="Times New Roman" w:hAnsi="Times New Roman" w:cs="Times New Roman"/>
+                <w:sz w:val="28"/>
+                <w:szCs w:val="28"/>
+              </w:rPr>
+            </w:pPr>
             <w:proofErr w:type="spellStart"/>
             <w:r>
               <w:rPr>
@@ -3539,7 +3623,20 @@
             <w:hideMark/>
           </w:tcPr>
           <w:p>
+            <w:pPr>
+              <w:spacing w:line="360" w:lineRule="auto"/>
+              <w:rPr>
+                <w:rFonts w:ascii="Times New Roman" w:hAnsi="Times New Roman" w:cs="Times New Roman"/>
+                <w:sz w:val="28"/>
+                <w:szCs w:val="28"/>
+              </w:rPr>
+            </w:pPr>
             <w:r>
+              <w:rPr>
+                <w:rFonts w:ascii="Times New Roman" w:hAnsi="Times New Roman" w:cs="Times New Roman"/>
+                <w:sz w:val="28"/>
+                <w:szCs w:val="28"/>
+              </w:rPr>
               <w:t>Да</w:t>
             </w:r>
           </w:p>
@@ -3557,7 +3654,20 @@
             <w:hideMark/>
           </w:tcPr>
           <w:p>
+            <w:pPr>
+              <w:spacing w:line="360" w:lineRule="auto"/>
+              <w:rPr>
+                <w:rFonts w:ascii="Times New Roman" w:hAnsi="Times New Roman" w:cs="Times New Roman"/>
+                <w:sz w:val="28"/>
+                <w:szCs w:val="28"/>
+              </w:rPr>
+            </w:pPr>
             <w:r>
+              <w:rPr>
+                <w:rFonts w:ascii="Times New Roman" w:hAnsi="Times New Roman" w:cs="Times New Roman"/>
+                <w:sz w:val="28"/>
+                <w:szCs w:val="28"/>
+              </w:rPr>
               <w:t>Командная строка</w:t>
             </w:r>
           </w:p>
@@ -3575,7 +3685,20 @@
             <w:hideMark/>
           </w:tcPr>
           <w:p>
+            <w:pPr>
+              <w:spacing w:line="360" w:lineRule="auto"/>
+              <w:rPr>
+                <w:rFonts w:ascii="Times New Roman" w:hAnsi="Times New Roman" w:cs="Times New Roman"/>
+                <w:sz w:val="28"/>
+                <w:szCs w:val="28"/>
+              </w:rPr>
+            </w:pPr>
             <w:r>
+              <w:rPr>
+                <w:rFonts w:ascii="Times New Roman" w:hAnsi="Times New Roman" w:cs="Times New Roman"/>
+                <w:sz w:val="28"/>
+                <w:szCs w:val="28"/>
+              </w:rPr>
               <w:t>Файловая система, логи, реестр, артефакты</w:t>
             </w:r>
           </w:p>
@@ -3593,7 +3716,20 @@
             <w:hideMark/>
           </w:tcPr>
           <w:p>
+            <w:pPr>
+              <w:spacing w:line="360" w:lineRule="auto"/>
+              <w:rPr>
+                <w:rFonts w:ascii="Times New Roman" w:hAnsi="Times New Roman" w:cs="Times New Roman"/>
+                <w:sz w:val="28"/>
+                <w:szCs w:val="28"/>
+              </w:rPr>
+            </w:pPr>
             <w:r>
+              <w:rPr>
+                <w:rFonts w:ascii="Times New Roman" w:hAnsi="Times New Roman" w:cs="Times New Roman"/>
+                <w:sz w:val="28"/>
+                <w:szCs w:val="28"/>
+              </w:rPr>
               <w:t>Да</w:t>
             </w:r>
           </w:p>
@@ -3611,7 +3747,20 @@
             <w:hideMark/>
           </w:tcPr>
           <w:p>
+            <w:pPr>
+              <w:spacing w:line="360" w:lineRule="auto"/>
+              <w:rPr>
+                <w:rFonts w:ascii="Times New Roman" w:hAnsi="Times New Roman" w:cs="Times New Roman"/>
+                <w:sz w:val="28"/>
+                <w:szCs w:val="28"/>
+              </w:rPr>
+            </w:pPr>
             <w:r>
+              <w:rPr>
+                <w:rFonts w:ascii="Times New Roman" w:hAnsi="Times New Roman" w:cs="Times New Roman"/>
+                <w:sz w:val="28"/>
+                <w:szCs w:val="28"/>
+              </w:rPr>
               <w:t>Да</w:t>
             </w:r>
           </w:p>
@@ -3631,6 +3780,14 @@
             <w:hideMark/>
           </w:tcPr>
           <w:p>
+            <w:pPr>
+              <w:spacing w:line="360" w:lineRule="auto"/>
+              <w:rPr>
+                <w:rFonts w:ascii="Times New Roman" w:hAnsi="Times New Roman" w:cs="Times New Roman"/>
+                <w:sz w:val="28"/>
+                <w:szCs w:val="28"/>
+              </w:rPr>
+            </w:pPr>
             <w:proofErr w:type="spellStart"/>
             <w:r>
               <w:rPr>
@@ -3655,7 +3812,20 @@
             <w:hideMark/>
           </w:tcPr>
           <w:p>
+            <w:pPr>
+              <w:spacing w:line="360" w:lineRule="auto"/>
+              <w:rPr>
+                <w:rFonts w:ascii="Times New Roman" w:hAnsi="Times New Roman" w:cs="Times New Roman"/>
+                <w:sz w:val="28"/>
+                <w:szCs w:val="28"/>
+              </w:rPr>
+            </w:pPr>
             <w:r>
+              <w:rPr>
+                <w:rFonts w:ascii="Times New Roman" w:hAnsi="Times New Roman" w:cs="Times New Roman"/>
+                <w:sz w:val="28"/>
+                <w:szCs w:val="28"/>
+              </w:rPr>
               <w:t>Да</w:t>
             </w:r>
           </w:p>
@@ -3673,7 +3843,20 @@
             <w:hideMark/>
           </w:tcPr>
           <w:p>
+            <w:pPr>
+              <w:spacing w:line="360" w:lineRule="auto"/>
+              <w:rPr>
+                <w:rFonts w:ascii="Times New Roman" w:hAnsi="Times New Roman" w:cs="Times New Roman"/>
+                <w:sz w:val="28"/>
+                <w:szCs w:val="28"/>
+              </w:rPr>
+            </w:pPr>
             <w:r>
+              <w:rPr>
+                <w:rFonts w:ascii="Times New Roman" w:hAnsi="Times New Roman" w:cs="Times New Roman"/>
+                <w:sz w:val="28"/>
+                <w:szCs w:val="28"/>
+              </w:rPr>
               <w:t>Графический</w:t>
             </w:r>
           </w:p>
@@ -3691,7 +3874,20 @@
             <w:hideMark/>
           </w:tcPr>
           <w:p>
+            <w:pPr>
+              <w:spacing w:line="360" w:lineRule="auto"/>
+              <w:rPr>
+                <w:rFonts w:ascii="Times New Roman" w:hAnsi="Times New Roman" w:cs="Times New Roman"/>
+                <w:sz w:val="28"/>
+                <w:szCs w:val="28"/>
+              </w:rPr>
+            </w:pPr>
             <w:r>
+              <w:rPr>
+                <w:rFonts w:ascii="Times New Roman" w:hAnsi="Times New Roman" w:cs="Times New Roman"/>
+                <w:sz w:val="28"/>
+                <w:szCs w:val="28"/>
+              </w:rPr>
               <w:t>Файловая система, артефакты</w:t>
             </w:r>
           </w:p>
@@ -3709,7 +3905,20 @@
             <w:hideMark/>
           </w:tcPr>
           <w:p>
+            <w:pPr>
+              <w:spacing w:line="360" w:lineRule="auto"/>
+              <w:rPr>
+                <w:rFonts w:ascii="Times New Roman" w:hAnsi="Times New Roman" w:cs="Times New Roman"/>
+                <w:sz w:val="28"/>
+                <w:szCs w:val="28"/>
+              </w:rPr>
+            </w:pPr>
             <w:r>
+              <w:rPr>
+                <w:rFonts w:ascii="Times New Roman" w:hAnsi="Times New Roman" w:cs="Times New Roman"/>
+                <w:sz w:val="28"/>
+                <w:szCs w:val="28"/>
+              </w:rPr>
               <w:t>Да</w:t>
             </w:r>
           </w:p>
@@ -3727,7 +3936,20 @@
             <w:hideMark/>
           </w:tcPr>
           <w:p>
+            <w:pPr>
+              <w:spacing w:line="360" w:lineRule="auto"/>
+              <w:rPr>
+                <w:rFonts w:ascii="Times New Roman" w:hAnsi="Times New Roman" w:cs="Times New Roman"/>
+                <w:sz w:val="28"/>
+                <w:szCs w:val="28"/>
+              </w:rPr>
+            </w:pPr>
             <w:r>
+              <w:rPr>
+                <w:rFonts w:ascii="Times New Roman" w:hAnsi="Times New Roman" w:cs="Times New Roman"/>
+                <w:sz w:val="28"/>
+                <w:szCs w:val="28"/>
+              </w:rPr>
               <w:t>Да</w:t>
             </w:r>
           </w:p>
@@ -3747,6 +3969,14 @@
             <w:hideMark/>
           </w:tcPr>
           <w:p>
+            <w:pPr>
+              <w:spacing w:line="360" w:lineRule="auto"/>
+              <w:rPr>
+                <w:rFonts w:ascii="Times New Roman" w:hAnsi="Times New Roman" w:cs="Times New Roman"/>
+                <w:sz w:val="28"/>
+                <w:szCs w:val="28"/>
+              </w:rPr>
+            </w:pPr>
             <w:proofErr w:type="spellStart"/>
             <w:r>
               <w:rPr>
@@ -3803,7 +4033,20 @@
             <w:hideMark/>
           </w:tcPr>
           <w:p>
+            <w:pPr>
+              <w:spacing w:line="360" w:lineRule="auto"/>
+              <w:rPr>
+                <w:rFonts w:ascii="Times New Roman" w:hAnsi="Times New Roman" w:cs="Times New Roman"/>
+                <w:sz w:val="28"/>
+                <w:szCs w:val="28"/>
+              </w:rPr>
+            </w:pPr>
             <w:r>
+              <w:rPr>
+                <w:rFonts w:ascii="Times New Roman" w:hAnsi="Times New Roman" w:cs="Times New Roman"/>
+                <w:sz w:val="28"/>
+                <w:szCs w:val="28"/>
+              </w:rPr>
               <w:t>Да</w:t>
             </w:r>
           </w:p>
@@ -3821,7 +4064,20 @@
             <w:hideMark/>
           </w:tcPr>
           <w:p>
+            <w:pPr>
+              <w:spacing w:line="360" w:lineRule="auto"/>
+              <w:rPr>
+                <w:rFonts w:ascii="Times New Roman" w:hAnsi="Times New Roman" w:cs="Times New Roman"/>
+                <w:sz w:val="28"/>
+                <w:szCs w:val="28"/>
+              </w:rPr>
+            </w:pPr>
             <w:r>
+              <w:rPr>
+                <w:rFonts w:ascii="Times New Roman" w:hAnsi="Times New Roman" w:cs="Times New Roman"/>
+                <w:sz w:val="28"/>
+                <w:szCs w:val="28"/>
+              </w:rPr>
               <w:t>Графический</w:t>
             </w:r>
           </w:p>
@@ -3839,7 +4095,20 @@
             <w:hideMark/>
           </w:tcPr>
           <w:p>
+            <w:pPr>
+              <w:spacing w:line="360" w:lineRule="auto"/>
+              <w:rPr>
+                <w:rFonts w:ascii="Times New Roman" w:hAnsi="Times New Roman" w:cs="Times New Roman"/>
+                <w:sz w:val="28"/>
+                <w:szCs w:val="28"/>
+              </w:rPr>
+            </w:pPr>
             <w:r>
+              <w:rPr>
+                <w:rFonts w:ascii="Times New Roman" w:hAnsi="Times New Roman" w:cs="Times New Roman"/>
+                <w:sz w:val="28"/>
+                <w:szCs w:val="28"/>
+              </w:rPr>
               <w:t>Файловая система (метаданные)</w:t>
             </w:r>
           </w:p>
@@ -3857,7 +4126,20 @@
             <w:hideMark/>
           </w:tcPr>
           <w:p>
+            <w:pPr>
+              <w:spacing w:line="360" w:lineRule="auto"/>
+              <w:rPr>
+                <w:rFonts w:ascii="Times New Roman" w:hAnsi="Times New Roman" w:cs="Times New Roman"/>
+                <w:sz w:val="28"/>
+                <w:szCs w:val="28"/>
+              </w:rPr>
+            </w:pPr>
             <w:r>
+              <w:rPr>
+                <w:rFonts w:ascii="Times New Roman" w:hAnsi="Times New Roman" w:cs="Times New Roman"/>
+                <w:sz w:val="28"/>
+                <w:szCs w:val="28"/>
+              </w:rPr>
               <w:t>Да</w:t>
             </w:r>
           </w:p>
@@ -3875,7 +4157,20 @@
             <w:hideMark/>
           </w:tcPr>
           <w:p>
+            <w:pPr>
+              <w:spacing w:line="360" w:lineRule="auto"/>
+              <w:rPr>
+                <w:rFonts w:ascii="Times New Roman" w:hAnsi="Times New Roman" w:cs="Times New Roman"/>
+                <w:sz w:val="28"/>
+                <w:szCs w:val="28"/>
+              </w:rPr>
+            </w:pPr>
             <w:r>
+              <w:rPr>
+                <w:rFonts w:ascii="Times New Roman" w:hAnsi="Times New Roman" w:cs="Times New Roman"/>
+                <w:sz w:val="28"/>
+                <w:szCs w:val="28"/>
+              </w:rPr>
               <w:t>Да</w:t>
             </w:r>
           </w:p>
@@ -3895,6 +4190,14 @@
             <w:hideMark/>
           </w:tcPr>
           <w:p>
+            <w:pPr>
+              <w:spacing w:line="360" w:lineRule="auto"/>
+              <w:rPr>
+                <w:rFonts w:ascii="Times New Roman" w:hAnsi="Times New Roman" w:cs="Times New Roman"/>
+                <w:sz w:val="28"/>
+                <w:szCs w:val="28"/>
+              </w:rPr>
+            </w:pPr>
             <w:r>
               <w:rPr>
                 <w:rStyle w:val="af"/>
@@ -3926,7 +4229,20 @@
             <w:hideMark/>
           </w:tcPr>
           <w:p>
+            <w:pPr>
+              <w:spacing w:line="360" w:lineRule="auto"/>
+              <w:rPr>
+                <w:rFonts w:ascii="Times New Roman" w:hAnsi="Times New Roman" w:cs="Times New Roman"/>
+                <w:sz w:val="28"/>
+                <w:szCs w:val="28"/>
+              </w:rPr>
+            </w:pPr>
             <w:r>
+              <w:rPr>
+                <w:rFonts w:ascii="Times New Roman" w:hAnsi="Times New Roman" w:cs="Times New Roman"/>
+                <w:sz w:val="28"/>
+                <w:szCs w:val="28"/>
+              </w:rPr>
               <w:t>Нет (вспомогательная)</w:t>
             </w:r>
           </w:p>
@@ -3944,7 +4260,20 @@
             <w:hideMark/>
           </w:tcPr>
           <w:p>
+            <w:pPr>
+              <w:spacing w:line="360" w:lineRule="auto"/>
+              <w:rPr>
+                <w:rFonts w:ascii="Times New Roman" w:hAnsi="Times New Roman" w:cs="Times New Roman"/>
+                <w:sz w:val="28"/>
+                <w:szCs w:val="28"/>
+              </w:rPr>
+            </w:pPr>
             <w:r>
+              <w:rPr>
+                <w:rFonts w:ascii="Times New Roman" w:hAnsi="Times New Roman" w:cs="Times New Roman"/>
+                <w:sz w:val="28"/>
+                <w:szCs w:val="28"/>
+              </w:rPr>
               <w:t>Графический</w:t>
             </w:r>
           </w:p>
@@ -3962,7 +4291,20 @@
             <w:hideMark/>
           </w:tcPr>
           <w:p>
+            <w:pPr>
+              <w:spacing w:line="360" w:lineRule="auto"/>
+              <w:rPr>
+                <w:rFonts w:ascii="Times New Roman" w:hAnsi="Times New Roman" w:cs="Times New Roman"/>
+                <w:sz w:val="28"/>
+                <w:szCs w:val="28"/>
+              </w:rPr>
+            </w:pPr>
             <w:r>
+              <w:rPr>
+                <w:rFonts w:ascii="Times New Roman" w:hAnsi="Times New Roman" w:cs="Times New Roman"/>
+                <w:sz w:val="28"/>
+                <w:szCs w:val="28"/>
+              </w:rPr>
               <w:t>Образы дисков</w:t>
             </w:r>
           </w:p>
@@ -3980,15 +4322,38 @@
             <w:hideMark/>
           </w:tcPr>
           <w:p>
+            <w:pPr>
+              <w:spacing w:line="360" w:lineRule="auto"/>
+              <w:rPr>
+                <w:rFonts w:ascii="Times New Roman" w:hAnsi="Times New Roman" w:cs="Times New Roman"/>
+                <w:sz w:val="28"/>
+                <w:szCs w:val="28"/>
+              </w:rPr>
+            </w:pPr>
             <w:r>
+              <w:rPr>
+                <w:rFonts w:ascii="Times New Roman" w:hAnsi="Times New Roman" w:cs="Times New Roman"/>
+                <w:sz w:val="28"/>
+                <w:szCs w:val="28"/>
+              </w:rPr>
               <w:t>Нет (</w:t>
             </w:r>
             <w:proofErr w:type="spellStart"/>
             <w:r>
+              <w:rPr>
+                <w:rFonts w:ascii="Times New Roman" w:hAnsi="Times New Roman" w:cs="Times New Roman"/>
+                <w:sz w:val="28"/>
+                <w:szCs w:val="28"/>
+              </w:rPr>
               <w:t>freeware</w:t>
             </w:r>
             <w:proofErr w:type="spellEnd"/>
             <w:r>
+              <w:rPr>
+                <w:rFonts w:ascii="Times New Roman" w:hAnsi="Times New Roman" w:cs="Times New Roman"/>
+                <w:sz w:val="28"/>
+                <w:szCs w:val="28"/>
+              </w:rPr>
               <w:t>)</w:t>
             </w:r>
           </w:p>
@@ -4006,7 +4371,20 @@
             <w:hideMark/>
           </w:tcPr>
           <w:p>
+            <w:pPr>
+              <w:spacing w:line="360" w:lineRule="auto"/>
+              <w:rPr>
+                <w:rFonts w:ascii="Times New Roman" w:hAnsi="Times New Roman" w:cs="Times New Roman"/>
+                <w:sz w:val="28"/>
+                <w:szCs w:val="28"/>
+              </w:rPr>
+            </w:pPr>
             <w:r>
+              <w:rPr>
+                <w:rFonts w:ascii="Times New Roman" w:hAnsi="Times New Roman" w:cs="Times New Roman"/>
+                <w:sz w:val="28"/>
+                <w:szCs w:val="28"/>
+              </w:rPr>
               <w:t>Да</w:t>
             </w:r>
           </w:p>
@@ -4072,16 +4450,16 @@
     </w:p>
     <w:p>
       <w:pPr>
-        <w:pStyle w:val="ds-markdown-paragraph"/>
-        <w:spacing w:before="240" w:beforeAutospacing="0" w:after="240" w:afterAutospacing="0"/>
-        <w:rPr>
-          <w:color w:val="0F1115"/>
-          <w:sz w:val="28"/>
-          <w:szCs w:val="28"/>
-        </w:rPr>
-      </w:pPr>
-      <w:r>
-        <w:rPr>
+        <w:spacing w:line="360" w:lineRule="auto"/>
+        <w:rPr>
+          <w:rFonts w:ascii="Times New Roman" w:hAnsi="Times New Roman" w:cs="Times New Roman"/>
+          <w:sz w:val="28"/>
+          <w:szCs w:val="28"/>
+        </w:rPr>
+      </w:pPr>
+      <w:r>
+        <w:rPr>
+          <w:rFonts w:ascii="Times New Roman" w:hAnsi="Times New Roman" w:cs="Times New Roman"/>
           <w:color w:val="0F1115"/>
           <w:sz w:val="28"/>
           <w:szCs w:val="28"/>
@@ -4110,6 +4488,7 @@
       </w:r>
       <w:r>
         <w:rPr>
+          <w:rFonts w:ascii="Times New Roman" w:hAnsi="Times New Roman" w:cs="Times New Roman"/>
           <w:color w:val="0F1115"/>
           <w:sz w:val="28"/>
           <w:szCs w:val="28"/>
@@ -4119,16 +4498,16 @@
     </w:p>
     <w:p>
       <w:pPr>
-        <w:pStyle w:val="ds-markdown-paragraph"/>
-        <w:spacing w:before="240" w:beforeAutospacing="0" w:after="240" w:afterAutospacing="0"/>
-        <w:rPr>
-          <w:color w:val="0F1115"/>
-          <w:sz w:val="28"/>
-          <w:szCs w:val="28"/>
-        </w:rPr>
-      </w:pPr>
-      <w:r>
-        <w:rPr>
+        <w:spacing w:line="360" w:lineRule="auto"/>
+        <w:rPr>
+          <w:rFonts w:ascii="Times New Roman" w:hAnsi="Times New Roman" w:cs="Times New Roman"/>
+          <w:sz w:val="28"/>
+          <w:szCs w:val="28"/>
+        </w:rPr>
+      </w:pPr>
+      <w:r>
+        <w:rPr>
+          <w:rFonts w:ascii="Times New Roman" w:hAnsi="Times New Roman" w:cs="Times New Roman"/>
           <w:color w:val="0F1115"/>
           <w:sz w:val="28"/>
           <w:szCs w:val="28"/>
@@ -4393,16 +4772,16 @@
     </w:p>
     <w:p>
       <w:pPr>
-        <w:pStyle w:val="ds-markdown-paragraph"/>
-        <w:spacing w:before="240" w:beforeAutospacing="0" w:after="240" w:afterAutospacing="0"/>
-        <w:rPr>
-          <w:color w:val="0F1115"/>
-          <w:sz w:val="28"/>
-          <w:szCs w:val="28"/>
-        </w:rPr>
-      </w:pPr>
-      <w:r>
-        <w:rPr>
+        <w:spacing w:line="360" w:lineRule="auto"/>
+        <w:rPr>
+          <w:rFonts w:ascii="Times New Roman" w:hAnsi="Times New Roman" w:cs="Times New Roman"/>
+          <w:sz w:val="28"/>
+          <w:szCs w:val="28"/>
+        </w:rPr>
+      </w:pPr>
+      <w:r>
+        <w:rPr>
+          <w:rFonts w:ascii="Times New Roman" w:hAnsi="Times New Roman" w:cs="Times New Roman"/>
           <w:color w:val="0F1115"/>
           <w:sz w:val="28"/>
           <w:szCs w:val="28"/>
@@ -4477,6 +4856,7 @@
       <w:proofErr w:type="spellEnd"/>
       <w:r>
         <w:rPr>
+          <w:rFonts w:ascii="Times New Roman" w:hAnsi="Times New Roman" w:cs="Times New Roman"/>
           <w:color w:val="0F1115"/>
           <w:sz w:val="28"/>
           <w:szCs w:val="28"/>
@@ -4486,16 +4866,16 @@
     </w:p>
     <w:p>
       <w:pPr>
-        <w:pStyle w:val="ds-markdown-paragraph"/>
-        <w:spacing w:before="240" w:beforeAutospacing="0" w:after="0" w:afterAutospacing="0"/>
-        <w:rPr>
-          <w:color w:val="0F1115"/>
-          <w:sz w:val="28"/>
-          <w:szCs w:val="28"/>
-        </w:rPr>
-      </w:pPr>
-      <w:r>
-        <w:rPr>
+        <w:spacing w:line="360" w:lineRule="auto"/>
+        <w:rPr>
+          <w:rFonts w:ascii="Times New Roman" w:hAnsi="Times New Roman" w:cs="Times New Roman"/>
+          <w:sz w:val="28"/>
+          <w:szCs w:val="28"/>
+        </w:rPr>
+      </w:pPr>
+      <w:r>
+        <w:rPr>
+          <w:rFonts w:ascii="Times New Roman" w:hAnsi="Times New Roman" w:cs="Times New Roman"/>
           <w:color w:val="0F1115"/>
           <w:sz w:val="28"/>
           <w:szCs w:val="28"/>

--- a/рассл_кт1.docx
+++ b/рассл_кт1.docx
@@ -79,148 +79,125 @@
     </w:p>
     <w:p>
       <w:pPr>
-        <w:spacing w:line="360" w:lineRule="auto"/>
-        <w:rPr>
-          <w:rFonts w:ascii="Times New Roman" w:hAnsi="Times New Roman" w:cs="Times New Roman"/>
-          <w:sz w:val="28"/>
-          <w:szCs w:val="28"/>
-        </w:rPr>
-      </w:pPr>
-      <w:r>
-        <w:rPr>
-          <w:rFonts w:ascii="Times New Roman" w:hAnsi="Times New Roman" w:cs="Times New Roman"/>
+        <w:tabs>
+          <w:tab w:val="left" w:pos="5790"/>
+        </w:tabs>
+        <w:jc w:val="center"/>
+        <w:rPr>
           <w:b/>
           <w:bCs/>
           <w:sz w:val="20"/>
           <w:szCs w:val="20"/>
           <w:lang w:val="x-none"/>
         </w:rPr>
+      </w:pPr>
+      <w:r>
+        <w:rPr>
+          <w:b/>
+          <w:bCs/>
+          <w:sz w:val="20"/>
+          <w:szCs w:val="20"/>
+          <w:lang w:val="x-none"/>
+        </w:rPr>
         <w:t>МИНОБРНАУКИ РОССИИ</w:t>
       </w:r>
     </w:p>
     <w:p>
       <w:pPr>
-        <w:spacing w:line="360" w:lineRule="auto"/>
-        <w:rPr>
-          <w:rFonts w:ascii="Times New Roman" w:hAnsi="Times New Roman" w:cs="Times New Roman"/>
-          <w:sz w:val="28"/>
-          <w:szCs w:val="28"/>
-        </w:rPr>
-      </w:pPr>
-      <w:r>
-        <w:rPr>
-          <w:rFonts w:ascii="Times New Roman" w:hAnsi="Times New Roman" w:cs="Times New Roman"/>
+        <w:tabs>
+          <w:tab w:val="left" w:pos="5790"/>
+        </w:tabs>
+        <w:jc w:val="center"/>
+        <w:rPr>
           <w:b/>
           <w:bCs/>
           <w:sz w:val="22"/>
           <w:szCs w:val="22"/>
           <w:lang w:val="x-none"/>
         </w:rPr>
-        <w:t>федеральное государственное бюджетное образовательное учреждение</w:t>
-      </w:r>
-    </w:p>
-    <w:p>
-      <w:pPr>
-        <w:spacing w:line="360" w:lineRule="auto"/>
-        <w:rPr>
-          <w:rFonts w:ascii="Times New Roman" w:hAnsi="Times New Roman" w:cs="Times New Roman"/>
-          <w:sz w:val="28"/>
-          <w:szCs w:val="28"/>
-        </w:rPr>
-      </w:pPr>
-      <w:r>
-        <w:rPr>
-          <w:rFonts w:ascii="Times New Roman" w:hAnsi="Times New Roman" w:cs="Times New Roman"/>
+      </w:pPr>
+      <w:r>
+        <w:rPr>
           <w:b/>
           <w:bCs/>
           <w:sz w:val="22"/>
           <w:szCs w:val="22"/>
           <w:lang w:val="x-none"/>
         </w:rPr>
-        <w:t>высшего образования</w:t>
+        <w:t>федеральное государственное бюджетное образовательное учреждение</w:t>
       </w:r>
     </w:p>
     <w:p>
       <w:pPr>
-        <w:spacing w:line="360" w:lineRule="auto"/>
-        <w:rPr>
-          <w:rFonts w:ascii="Times New Roman" w:hAnsi="Times New Roman" w:cs="Times New Roman"/>
-          <w:sz w:val="28"/>
-          <w:szCs w:val="28"/>
-        </w:rPr>
-      </w:pPr>
-      <w:r>
-        <w:rPr>
-          <w:rFonts w:ascii="Times New Roman" w:hAnsi="Times New Roman" w:cs="Times New Roman"/>
+        <w:tabs>
+          <w:tab w:val="left" w:pos="5790"/>
+        </w:tabs>
+        <w:jc w:val="center"/>
+        <w:rPr>
           <w:b/>
           <w:bCs/>
           <w:sz w:val="22"/>
           <w:szCs w:val="22"/>
           <w:lang w:val="x-none"/>
         </w:rPr>
-        <w:t>«САНКТ-ПЕТЕРБУРГСКИЙ ГОСУДАРСТВЕННЫЙ ЭКОНОМИЧЕСКИЙ</w:t>
-      </w:r>
-    </w:p>
-    <w:p>
-      <w:pPr>
-        <w:spacing w:line="360" w:lineRule="auto"/>
-        <w:rPr>
-          <w:rFonts w:ascii="Times New Roman" w:hAnsi="Times New Roman" w:cs="Times New Roman"/>
-          <w:sz w:val="28"/>
-          <w:szCs w:val="28"/>
-        </w:rPr>
-      </w:pPr>
-      <w:r>
-        <w:rPr>
-          <w:rFonts w:ascii="Times New Roman" w:hAnsi="Times New Roman" w:cs="Times New Roman"/>
+      </w:pPr>
+      <w:r>
+        <w:rPr>
           <w:b/>
           <w:bCs/>
           <w:sz w:val="22"/>
           <w:szCs w:val="22"/>
-        </w:rPr>
-        <w:t>УНИВЕРСИТЕТ»</w:t>
+          <w:lang w:val="x-none"/>
+        </w:rPr>
+        <w:t>высшего образования</w:t>
       </w:r>
     </w:p>
     <w:p>
       <w:pPr>
-        <w:spacing w:line="360" w:lineRule="auto"/>
-        <w:rPr>
-          <w:rFonts w:ascii="Times New Roman" w:hAnsi="Times New Roman" w:cs="Times New Roman"/>
-          <w:sz w:val="28"/>
-          <w:szCs w:val="28"/>
-        </w:rPr>
-      </w:pPr>
-      <w:r>
-        <w:rPr>
-          <w:rFonts w:ascii="Times New Roman" w:hAnsi="Times New Roman" w:cs="Times New Roman"/>
+        <w:tabs>
+          <w:tab w:val="left" w:pos="5790"/>
+        </w:tabs>
+        <w:jc w:val="center"/>
+        <w:rPr>
           <w:b/>
           <w:bCs/>
           <w:sz w:val="22"/>
           <w:szCs w:val="22"/>
-        </w:rPr>
-        <w:t>(</w:t>
-      </w:r>
-      <w:proofErr w:type="spellStart"/>
-      <w:r>
-        <w:rPr>
-          <w:rFonts w:ascii="Times New Roman" w:hAnsi="Times New Roman" w:cs="Times New Roman"/>
+          <w:lang w:val="x-none"/>
+        </w:rPr>
+      </w:pPr>
+      <w:r>
+        <w:rPr>
           <w:b/>
           <w:bCs/>
           <w:sz w:val="22"/>
           <w:szCs w:val="22"/>
-        </w:rPr>
-        <w:t>СПбГЭУ</w:t>
-      </w:r>
-      <w:proofErr w:type="spellEnd"/>
-      <w:r>
-        <w:rPr>
-          <w:rFonts w:ascii="Times New Roman" w:hAnsi="Times New Roman" w:cs="Times New Roman"/>
+          <w:lang w:val="x-none"/>
+        </w:rPr>
+        <w:t>«САНКТ-ПЕТЕРБУРГСКИЙ ГОСУДАРСТВЕННЫЙ ЭКОНОМИЧЕСКИЙ</w:t>
+      </w:r>
+    </w:p>
+    <w:p>
+      <w:pPr>
+        <w:tabs>
+          <w:tab w:val="left" w:pos="5790"/>
+        </w:tabs>
+        <w:jc w:val="center"/>
+        <w:rPr>
           <w:b/>
           <w:bCs/>
           <w:sz w:val="22"/>
           <w:szCs w:val="22"/>
         </w:rPr>
-        <w:t>)</w:t>
+      </w:pPr>
+      <w:r>
+        <w:rPr>
+          <w:b/>
+          <w:bCs/>
+          <w:sz w:val="22"/>
+          <w:szCs w:val="22"/>
+        </w:rPr>
+        <w:t>УНИВЕРСИТЕТ»</w:t>
       </w:r>
     </w:p>
     <w:p>
@@ -230,10 +207,41 @@
         </w:tabs>
         <w:jc w:val="center"/>
         <w:rPr>
-          <w:sz w:val="28"/>
-          <w:szCs w:val="28"/>
-        </w:rPr>
-      </w:pPr>
+          <w:b/>
+          <w:bCs/>
+          <w:sz w:val="22"/>
+          <w:szCs w:val="22"/>
+        </w:rPr>
+      </w:pPr>
+      <w:r>
+        <w:rPr>
+          <w:b/>
+          <w:bCs/>
+          <w:sz w:val="22"/>
+          <w:szCs w:val="22"/>
+        </w:rPr>
+        <w:t>(</w:t>
+      </w:r>
+      <w:proofErr w:type="spellStart"/>
+      <w:r>
+        <w:rPr>
+          <w:b/>
+          <w:bCs/>
+          <w:sz w:val="22"/>
+          <w:szCs w:val="22"/>
+        </w:rPr>
+        <w:t>СПбГЭУ</w:t>
+      </w:r>
+      <w:proofErr w:type="spellEnd"/>
+      <w:r>
+        <w:rPr>
+          <w:b/>
+          <w:bCs/>
+          <w:sz w:val="22"/>
+          <w:szCs w:val="22"/>
+        </w:rPr>
+        <w:t>)</w:t>
+      </w:r>
     </w:p>
     <w:p>
       <w:pPr>
@@ -249,123 +257,129 @@
     </w:p>
     <w:p>
       <w:pPr>
-        <w:spacing w:line="360" w:lineRule="auto"/>
-        <w:rPr>
-          <w:rFonts w:ascii="Times New Roman" w:hAnsi="Times New Roman" w:cs="Times New Roman"/>
-          <w:sz w:val="28"/>
-          <w:szCs w:val="28"/>
-        </w:rPr>
-      </w:pPr>
-      <w:r>
-        <w:rPr>
-          <w:rFonts w:ascii="Times New Roman" w:hAnsi="Times New Roman" w:cs="Times New Roman"/>
-          <w:sz w:val="28"/>
-          <w:szCs w:val="28"/>
-        </w:rPr>
-        <w:t xml:space="preserve">Факультет </w:t>
-      </w:r>
-      <w:r>
-        <w:rPr>
-          <w:rFonts w:ascii="Times New Roman" w:hAnsi="Times New Roman" w:cs="Times New Roman"/>
-          <w:sz w:val="28"/>
-          <w:szCs w:val="28"/>
-        </w:rPr>
-        <w:t>экономики, финансов и информационных технологий</w:t>
-      </w:r>
+        <w:tabs>
+          <w:tab w:val="left" w:pos="5790"/>
+        </w:tabs>
+        <w:jc w:val="center"/>
+        <w:rPr>
+          <w:sz w:val="28"/>
+          <w:szCs w:val="28"/>
+        </w:rPr>
+      </w:pPr>
     </w:p>
     <w:p>
       <w:pPr>
-        <w:spacing w:line="360" w:lineRule="auto"/>
-        <w:rPr>
-          <w:rFonts w:ascii="Times New Roman" w:hAnsi="Times New Roman" w:cs="Times New Roman"/>
-          <w:sz w:val="28"/>
-          <w:szCs w:val="28"/>
-        </w:rPr>
-      </w:pPr>
-      <w:r>
-        <w:rPr>
-          <w:rFonts w:ascii="Times New Roman" w:hAnsi="Times New Roman" w:cs="Times New Roman"/>
-          <w:sz w:val="28"/>
-          <w:szCs w:val="28"/>
-        </w:rPr>
-        <w:t>Кафедра безопасности информационных технологий и компьютерных систем</w:t>
+        <w:tabs>
+          <w:tab w:val="left" w:pos="5790"/>
+        </w:tabs>
+        <w:jc w:val="center"/>
+        <w:rPr>
+          <w:sz w:val="28"/>
+          <w:szCs w:val="28"/>
+        </w:rPr>
+      </w:pPr>
+      <w:r>
+        <w:rPr>
+          <w:sz w:val="28"/>
+          <w:szCs w:val="28"/>
+        </w:rPr>
+        <w:t xml:space="preserve">Факультет </w:t>
+      </w:r>
+      <w:r>
+        <w:rPr>
+          <w:sz w:val="28"/>
+          <w:szCs w:val="28"/>
+        </w:rPr>
+        <w:t>экономики, финансов и информационных технологий</w:t>
       </w:r>
     </w:p>
     <w:p>
       <w:pPr>
-        <w:rPr>
-          <w:sz w:val="28"/>
-          <w:szCs w:val="28"/>
-        </w:rPr>
-      </w:pPr>
+        <w:tabs>
+          <w:tab w:val="left" w:pos="5790"/>
+        </w:tabs>
+        <w:jc w:val="center"/>
+        <w:rPr>
+          <w:sz w:val="28"/>
+          <w:szCs w:val="28"/>
+        </w:rPr>
+      </w:pPr>
+      <w:r>
+        <w:rPr>
+          <w:sz w:val="28"/>
+          <w:szCs w:val="28"/>
+        </w:rPr>
+        <w:t>Кафедра безопасности информационных технологий и компьютерных систем</w:t>
+      </w:r>
     </w:p>
     <w:p>
       <w:pPr>
-        <w:spacing w:line="360" w:lineRule="auto"/>
-        <w:rPr>
-          <w:rFonts w:ascii="Times New Roman" w:hAnsi="Times New Roman" w:cs="Times New Roman"/>
-          <w:sz w:val="28"/>
-          <w:szCs w:val="28"/>
-        </w:rPr>
-      </w:pPr>
-      <w:r>
-        <w:rPr>
-          <w:rFonts w:ascii="Times New Roman" w:hAnsi="Times New Roman" w:cs="Times New Roman"/>
-          <w:b/>
-          <w:sz w:val="28"/>
-          <w:szCs w:val="28"/>
-        </w:rPr>
-        <w:t>Отчет о выполненной контрольной точке</w:t>
-      </w:r>
-      <w:r>
-        <w:rPr>
-          <w:rFonts w:ascii="Times New Roman" w:hAnsi="Times New Roman" w:cs="Times New Roman"/>
-          <w:b/>
-          <w:sz w:val="28"/>
-          <w:szCs w:val="28"/>
-        </w:rPr>
-        <w:t xml:space="preserve"> №</w:t>
-      </w:r>
-      <w:r>
-        <w:rPr>
-          <w:rFonts w:ascii="Times New Roman" w:hAnsi="Times New Roman" w:cs="Times New Roman"/>
-          <w:b/>
-          <w:sz w:val="28"/>
-          <w:szCs w:val="28"/>
-        </w:rPr>
-        <w:t>1</w:t>
-      </w:r>
+        <w:rPr>
+          <w:sz w:val="28"/>
+          <w:szCs w:val="28"/>
+        </w:rPr>
+      </w:pPr>
     </w:p>
     <w:p>
       <w:pPr>
-        <w:spacing w:line="360" w:lineRule="auto"/>
-        <w:rPr>
-          <w:rFonts w:ascii="Times New Roman" w:hAnsi="Times New Roman" w:cs="Times New Roman"/>
-          <w:sz w:val="28"/>
-          <w:szCs w:val="28"/>
-        </w:rPr>
-      </w:pPr>
-      <w:r>
-        <w:rPr>
-          <w:rFonts w:ascii="Times New Roman" w:hAnsi="Times New Roman" w:cs="Times New Roman"/>
-          <w:sz w:val="28"/>
-          <w:szCs w:val="28"/>
-        </w:rPr>
-        <w:t>по дисциплине:</w:t>
+        <w:jc w:val="center"/>
+        <w:rPr>
+          <w:b/>
+          <w:sz w:val="28"/>
+          <w:szCs w:val="28"/>
+        </w:rPr>
+      </w:pPr>
+      <w:r>
+        <w:rPr>
+          <w:b/>
+          <w:sz w:val="28"/>
+          <w:szCs w:val="28"/>
+        </w:rPr>
+        <w:t>Отчет о выполненной контрольной точке</w:t>
+      </w:r>
+      <w:r>
+        <w:rPr>
+          <w:b/>
+          <w:sz w:val="28"/>
+          <w:szCs w:val="28"/>
+        </w:rPr>
+        <w:t xml:space="preserve"> №</w:t>
+      </w:r>
+      <w:r>
+        <w:rPr>
+          <w:b/>
+          <w:sz w:val="28"/>
+          <w:szCs w:val="28"/>
+        </w:rPr>
+        <w:t>1</w:t>
       </w:r>
     </w:p>
     <w:p>
       <w:pPr>
-        <w:spacing w:line="360" w:lineRule="auto"/>
-        <w:rPr>
-          <w:rFonts w:ascii="Times New Roman" w:hAnsi="Times New Roman" w:cs="Times New Roman"/>
-          <w:sz w:val="28"/>
-          <w:szCs w:val="28"/>
-        </w:rPr>
-      </w:pPr>
-      <w:r>
-        <w:rPr>
-          <w:rFonts w:ascii="Times New Roman" w:hAnsi="Times New Roman" w:cs="Times New Roman"/>
+        <w:jc w:val="center"/>
+        <w:rPr>
+          <w:sz w:val="28"/>
+          <w:szCs w:val="28"/>
+        </w:rPr>
+      </w:pPr>
+      <w:r>
+        <w:rPr>
+          <w:sz w:val="28"/>
+          <w:szCs w:val="28"/>
+        </w:rPr>
+        <w:t>по дисциплине:</w:t>
+      </w:r>
+    </w:p>
+    <w:p>
+      <w:pPr>
+        <w:jc w:val="center"/>
+        <w:rPr>
+          <w:sz w:val="28"/>
+          <w:szCs w:val="28"/>
+        </w:rPr>
+      </w:pPr>
+      <w:r>
+        <w:rPr>
           <w:sz w:val="28"/>
           <w:szCs w:val="28"/>
         </w:rPr>
@@ -382,7 +396,6 @@
       </w:r>
       <w:r>
         <w:rPr>
-          <w:rFonts w:ascii="Times New Roman" w:hAnsi="Times New Roman" w:cs="Times New Roman"/>
           <w:sz w:val="28"/>
           <w:szCs w:val="28"/>
         </w:rPr>
@@ -420,16 +433,16 @@
     </w:p>
     <w:p>
       <w:pPr>
-        <w:spacing w:line="360" w:lineRule="auto"/>
-        <w:rPr>
-          <w:rFonts w:ascii="Times New Roman" w:hAnsi="Times New Roman" w:cs="Times New Roman"/>
-          <w:sz w:val="28"/>
-          <w:szCs w:val="28"/>
-        </w:rPr>
-      </w:pPr>
-      <w:r>
-        <w:rPr>
-          <w:rFonts w:ascii="Times New Roman" w:hAnsi="Times New Roman" w:cs="Times New Roman"/>
+        <w:pStyle w:val="ac"/>
+        <w:spacing w:after="0" w:line="240" w:lineRule="auto"/>
+        <w:ind w:firstLine="0"/>
+        <w:rPr>
+          <w:sz w:val="28"/>
+          <w:szCs w:val="28"/>
+        </w:rPr>
+      </w:pPr>
+      <w:r>
+        <w:rPr>
           <w:sz w:val="28"/>
           <w:szCs w:val="28"/>
         </w:rPr>
@@ -437,7 +450,6 @@
       </w:r>
       <w:r>
         <w:rPr>
-          <w:rFonts w:ascii="Times New Roman" w:hAnsi="Times New Roman" w:cs="Times New Roman"/>
           <w:sz w:val="28"/>
           <w:szCs w:val="28"/>
         </w:rPr>
@@ -445,7 +457,6 @@
       </w:r>
       <w:r>
         <w:rPr>
-          <w:rFonts w:ascii="Times New Roman" w:hAnsi="Times New Roman" w:cs="Times New Roman"/>
           <w:sz w:val="28"/>
           <w:szCs w:val="28"/>
         </w:rPr>
@@ -497,16 +508,16 @@
     </w:p>
     <w:p>
       <w:pPr>
-        <w:spacing w:line="360" w:lineRule="auto"/>
-        <w:rPr>
-          <w:rFonts w:ascii="Times New Roman" w:hAnsi="Times New Roman" w:cs="Times New Roman"/>
-          <w:sz w:val="28"/>
-          <w:szCs w:val="28"/>
-        </w:rPr>
-      </w:pPr>
-      <w:r>
-        <w:rPr>
-          <w:rFonts w:ascii="Times New Roman" w:hAnsi="Times New Roman" w:cs="Times New Roman"/>
+        <w:pStyle w:val="CM35"/>
+        <w:spacing w:after="0" w:line="240" w:lineRule="auto"/>
+        <w:jc w:val="both"/>
+        <w:rPr>
+          <w:sz w:val="28"/>
+          <w:szCs w:val="28"/>
+        </w:rPr>
+      </w:pPr>
+      <w:r>
+        <w:rPr>
           <w:sz w:val="28"/>
           <w:szCs w:val="28"/>
         </w:rPr>
@@ -514,7 +525,6 @@
       </w:r>
       <w:r>
         <w:rPr>
-          <w:rFonts w:ascii="Times New Roman" w:hAnsi="Times New Roman" w:cs="Times New Roman"/>
           <w:sz w:val="28"/>
           <w:szCs w:val="28"/>
         </w:rPr>
@@ -522,7 +532,6 @@
       </w:r>
       <w:r>
         <w:rPr>
-          <w:rFonts w:ascii="Times New Roman" w:hAnsi="Times New Roman" w:cs="Times New Roman"/>
           <w:sz w:val="28"/>
           <w:szCs w:val="28"/>
         </w:rPr>
@@ -530,7 +539,6 @@
       </w:r>
       <w:r>
         <w:rPr>
-          <w:rFonts w:ascii="Times New Roman" w:hAnsi="Times New Roman" w:cs="Times New Roman"/>
           <w:sz w:val="28"/>
           <w:szCs w:val="28"/>
         </w:rPr>
@@ -538,7 +546,6 @@
       </w:r>
       <w:r>
         <w:rPr>
-          <w:rFonts w:ascii="Times New Roman" w:hAnsi="Times New Roman" w:cs="Times New Roman"/>
           <w:sz w:val="28"/>
           <w:szCs w:val="28"/>
         </w:rPr>
@@ -546,7 +553,6 @@
       </w:r>
       <w:r>
         <w:rPr>
-          <w:rFonts w:ascii="Times New Roman" w:hAnsi="Times New Roman" w:cs="Times New Roman"/>
           <w:sz w:val="28"/>
           <w:szCs w:val="28"/>
         </w:rPr>
@@ -554,7 +560,6 @@
       </w:r>
       <w:r>
         <w:rPr>
-          <w:rFonts w:ascii="Times New Roman" w:hAnsi="Times New Roman" w:cs="Times New Roman"/>
           <w:sz w:val="28"/>
           <w:szCs w:val="28"/>
         </w:rPr>
@@ -562,7 +567,6 @@
       </w:r>
       <w:r>
         <w:rPr>
-          <w:rFonts w:ascii="Times New Roman" w:hAnsi="Times New Roman" w:cs="Times New Roman"/>
           <w:sz w:val="28"/>
           <w:szCs w:val="28"/>
         </w:rPr>
@@ -581,16 +585,16 @@
     </w:p>
     <w:p>
       <w:pPr>
-        <w:spacing w:line="360" w:lineRule="auto"/>
-        <w:rPr>
-          <w:rFonts w:ascii="Times New Roman" w:hAnsi="Times New Roman" w:cs="Times New Roman"/>
-          <w:sz w:val="28"/>
-          <w:szCs w:val="28"/>
-        </w:rPr>
-      </w:pPr>
-      <w:r>
-        <w:rPr>
-          <w:rFonts w:ascii="Times New Roman" w:hAnsi="Times New Roman" w:cs="Times New Roman"/>
+        <w:pStyle w:val="CM35"/>
+        <w:spacing w:after="0" w:line="240" w:lineRule="auto"/>
+        <w:ind w:right="-436"/>
+        <w:rPr>
+          <w:sz w:val="28"/>
+          <w:szCs w:val="28"/>
+        </w:rPr>
+      </w:pPr>
+      <w:r>
+        <w:rPr>
           <w:sz w:val="28"/>
           <w:szCs w:val="28"/>
         </w:rPr>
@@ -600,16 +604,15 @@
     <w:p/>
     <w:p>
       <w:pPr>
-        <w:spacing w:line="360" w:lineRule="auto"/>
-        <w:rPr>
-          <w:rFonts w:ascii="Times New Roman" w:hAnsi="Times New Roman" w:cs="Times New Roman"/>
-          <w:sz w:val="28"/>
-          <w:szCs w:val="28"/>
-        </w:rPr>
-      </w:pPr>
-      <w:r>
-        <w:rPr>
-          <w:rFonts w:ascii="Times New Roman" w:hAnsi="Times New Roman" w:cs="Times New Roman"/>
+        <w:pStyle w:val="Default"/>
+        <w:jc w:val="both"/>
+        <w:rPr>
+          <w:sz w:val="28"/>
+          <w:szCs w:val="28"/>
+        </w:rPr>
+      </w:pPr>
+      <w:r>
+        <w:rPr>
           <w:sz w:val="28"/>
           <w:szCs w:val="28"/>
         </w:rPr>
@@ -617,7 +620,6 @@
       </w:r>
       <w:r>
         <w:rPr>
-          <w:rFonts w:ascii="Times New Roman" w:hAnsi="Times New Roman" w:cs="Times New Roman"/>
           <w:sz w:val="28"/>
           <w:szCs w:val="28"/>
         </w:rPr>
@@ -625,7 +627,6 @@
       </w:r>
       <w:r>
         <w:rPr>
-          <w:rFonts w:ascii="Times New Roman" w:hAnsi="Times New Roman" w:cs="Times New Roman"/>
           <w:sz w:val="28"/>
           <w:szCs w:val="28"/>
         </w:rPr>
@@ -633,7 +634,6 @@
       </w:r>
       <w:r>
         <w:rPr>
-          <w:rFonts w:ascii="Times New Roman" w:hAnsi="Times New Roman" w:cs="Times New Roman"/>
           <w:sz w:val="28"/>
           <w:szCs w:val="28"/>
         </w:rPr>
@@ -641,7 +641,6 @@
       </w:r>
       <w:r>
         <w:rPr>
-          <w:rFonts w:ascii="Times New Roman" w:hAnsi="Times New Roman" w:cs="Times New Roman"/>
           <w:sz w:val="28"/>
           <w:szCs w:val="28"/>
         </w:rPr>
@@ -649,7 +648,6 @@
       </w:r>
       <w:r>
         <w:rPr>
-          <w:rFonts w:ascii="Times New Roman" w:hAnsi="Times New Roman" w:cs="Times New Roman"/>
           <w:sz w:val="28"/>
           <w:szCs w:val="28"/>
         </w:rPr>
@@ -657,7 +655,6 @@
       </w:r>
       <w:r>
         <w:rPr>
-          <w:rFonts w:ascii="Times New Roman" w:hAnsi="Times New Roman" w:cs="Times New Roman"/>
           <w:sz w:val="28"/>
           <w:szCs w:val="28"/>
         </w:rPr>
@@ -685,16 +682,20 @@
     </w:p>
     <w:p>
       <w:pPr>
-        <w:spacing w:line="360" w:lineRule="auto"/>
-        <w:rPr>
-          <w:rFonts w:ascii="Times New Roman" w:hAnsi="Times New Roman" w:cs="Times New Roman"/>
-          <w:sz w:val="28"/>
-          <w:szCs w:val="28"/>
-        </w:rPr>
-      </w:pPr>
-      <w:r>
-        <w:rPr>
-          <w:rFonts w:ascii="Times New Roman" w:hAnsi="Times New Roman" w:cs="Times New Roman"/>
+        <w:pStyle w:val="ac"/>
+        <w:tabs>
+          <w:tab w:val="right" w:leader="underscore" w:pos="9072"/>
+        </w:tabs>
+        <w:spacing w:after="0" w:line="240" w:lineRule="auto"/>
+        <w:ind w:firstLine="0"/>
+        <w:jc w:val="left"/>
+        <w:rPr>
+          <w:sz w:val="28"/>
+          <w:szCs w:val="28"/>
+        </w:rPr>
+      </w:pPr>
+      <w:r>
+        <w:rPr>
           <w:sz w:val="28"/>
           <w:szCs w:val="28"/>
         </w:rPr>
@@ -702,7 +703,6 @@
       </w:r>
       <w:r>
         <w:rPr>
-          <w:rFonts w:ascii="Times New Roman" w:hAnsi="Times New Roman" w:cs="Times New Roman"/>
           <w:iCs/>
           <w:sz w:val="28"/>
           <w:szCs w:val="28"/>
@@ -711,7 +711,6 @@
       </w:r>
       <w:r>
         <w:rPr>
-          <w:rFonts w:ascii="Times New Roman" w:hAnsi="Times New Roman" w:cs="Times New Roman"/>
           <w:sz w:val="28"/>
           <w:szCs w:val="28"/>
         </w:rPr>
@@ -719,7 +718,6 @@
       </w:r>
       <w:r>
         <w:rPr>
-          <w:rFonts w:ascii="Times New Roman" w:hAnsi="Times New Roman" w:cs="Times New Roman"/>
           <w:sz w:val="28"/>
           <w:szCs w:val="28"/>
           <w:u w:val="single"/>
@@ -728,7 +726,6 @@
       </w:r>
       <w:r>
         <w:rPr>
-          <w:rFonts w:ascii="Times New Roman" w:hAnsi="Times New Roman" w:cs="Times New Roman"/>
           <w:sz w:val="28"/>
           <w:szCs w:val="28"/>
         </w:rPr>
@@ -794,16 +791,13 @@
     </w:p>
     <w:p>
       <w:pPr>
-        <w:spacing w:line="360" w:lineRule="auto"/>
-        <w:rPr>
-          <w:rFonts w:ascii="Times New Roman" w:hAnsi="Times New Roman" w:cs="Times New Roman"/>
-          <w:sz w:val="28"/>
-          <w:szCs w:val="28"/>
-        </w:rPr>
-      </w:pPr>
-      <w:r>
-        <w:rPr>
-          <w:rFonts w:ascii="Times New Roman" w:hAnsi="Times New Roman" w:cs="Times New Roman"/>
+        <w:rPr>
+          <w:sz w:val="28"/>
+          <w:szCs w:val="28"/>
+        </w:rPr>
+      </w:pPr>
+      <w:r>
+        <w:rPr>
           <w:sz w:val="28"/>
           <w:szCs w:val="28"/>
         </w:rPr>
@@ -812,7 +806,6 @@
       <w:proofErr w:type="spellStart"/>
       <w:r>
         <w:rPr>
-          <w:rFonts w:ascii="Times New Roman" w:hAnsi="Times New Roman" w:cs="Times New Roman"/>
           <w:sz w:val="28"/>
           <w:szCs w:val="28"/>
           <w:u w:val="single"/>
@@ -822,7 +815,6 @@
       <w:proofErr w:type="spellEnd"/>
       <w:r>
         <w:rPr>
-          <w:rFonts w:ascii="Times New Roman" w:hAnsi="Times New Roman" w:cs="Times New Roman"/>
           <w:sz w:val="28"/>
           <w:szCs w:val="28"/>
           <w:u w:val="single"/>
@@ -831,7 +823,6 @@
       </w:r>
       <w:r>
         <w:rPr>
-          <w:rFonts w:ascii="Times New Roman" w:hAnsi="Times New Roman" w:cs="Times New Roman"/>
           <w:sz w:val="28"/>
           <w:szCs w:val="28"/>
         </w:rPr>
@@ -882,16 +873,13 @@
     </w:p>
     <w:p>
       <w:pPr>
-        <w:spacing w:line="360" w:lineRule="auto"/>
-        <w:rPr>
-          <w:rFonts w:ascii="Times New Roman" w:hAnsi="Times New Roman" w:cs="Times New Roman"/>
-          <w:sz w:val="28"/>
-          <w:szCs w:val="28"/>
-        </w:rPr>
-      </w:pPr>
-      <w:r>
-        <w:rPr>
-          <w:rFonts w:ascii="Times New Roman" w:hAnsi="Times New Roman" w:cs="Times New Roman"/>
+        <w:rPr>
+          <w:sz w:val="28"/>
+          <w:szCs w:val="28"/>
+        </w:rPr>
+      </w:pPr>
+      <w:r>
+        <w:rPr>
           <w:sz w:val="28"/>
           <w:szCs w:val="28"/>
         </w:rPr>
@@ -899,7 +887,6 @@
       </w:r>
       <w:r>
         <w:rPr>
-          <w:rFonts w:ascii="Times New Roman" w:hAnsi="Times New Roman" w:cs="Times New Roman"/>
           <w:sz w:val="28"/>
           <w:szCs w:val="28"/>
         </w:rPr>
@@ -908,7 +895,6 @@
       </w:r>
       <w:r>
         <w:rPr>
-          <w:rFonts w:ascii="Times New Roman" w:hAnsi="Times New Roman" w:cs="Times New Roman"/>
           <w:sz w:val="28"/>
           <w:szCs w:val="28"/>
         </w:rPr>
@@ -916,7 +902,6 @@
       </w:r>
       <w:r>
         <w:rPr>
-          <w:rFonts w:ascii="Times New Roman" w:hAnsi="Times New Roman" w:cs="Times New Roman"/>
           <w:sz w:val="28"/>
           <w:szCs w:val="28"/>
         </w:rPr>
@@ -924,7 +909,6 @@
       </w:r>
       <w:r>
         <w:rPr>
-          <w:rFonts w:ascii="Times New Roman" w:hAnsi="Times New Roman" w:cs="Times New Roman"/>
           <w:sz w:val="28"/>
           <w:szCs w:val="28"/>
         </w:rPr>
@@ -942,16 +926,13 @@
     </w:p>
     <w:p>
       <w:pPr>
-        <w:spacing w:line="360" w:lineRule="auto"/>
-        <w:rPr>
-          <w:rFonts w:ascii="Times New Roman" w:hAnsi="Times New Roman" w:cs="Times New Roman"/>
-          <w:sz w:val="28"/>
-          <w:szCs w:val="28"/>
-        </w:rPr>
-      </w:pPr>
-      <w:r>
-        <w:rPr>
-          <w:rFonts w:ascii="Times New Roman" w:hAnsi="Times New Roman" w:cs="Times New Roman"/>
+        <w:rPr>
+          <w:sz w:val="28"/>
+          <w:szCs w:val="28"/>
+        </w:rPr>
+      </w:pPr>
+      <w:r>
+        <w:rPr>
           <w:sz w:val="28"/>
           <w:szCs w:val="28"/>
         </w:rPr>
@@ -959,7 +940,6 @@
       </w:r>
       <w:r>
         <w:rPr>
-          <w:rFonts w:ascii="Times New Roman" w:hAnsi="Times New Roman" w:cs="Times New Roman"/>
           <w:bCs/>
           <w:sz w:val="28"/>
           <w:szCs w:val="28"/>
@@ -968,7 +948,6 @@
       </w:r>
       <w:r>
         <w:rPr>
-          <w:rFonts w:ascii="Times New Roman" w:hAnsi="Times New Roman" w:cs="Times New Roman"/>
           <w:sz w:val="28"/>
           <w:szCs w:val="28"/>
         </w:rPr>
@@ -996,16 +975,14 @@
     </w:p>
     <w:p>
       <w:pPr>
-        <w:spacing w:line="360" w:lineRule="auto"/>
-        <w:rPr>
-          <w:rFonts w:ascii="Times New Roman" w:hAnsi="Times New Roman" w:cs="Times New Roman"/>
-          <w:sz w:val="28"/>
-          <w:szCs w:val="28"/>
-        </w:rPr>
-      </w:pPr>
-      <w:r>
-        <w:rPr>
-          <w:rFonts w:ascii="Times New Roman" w:hAnsi="Times New Roman" w:cs="Times New Roman"/>
+        <w:jc w:val="center"/>
+        <w:rPr>
+          <w:sz w:val="28"/>
+          <w:szCs w:val="28"/>
+        </w:rPr>
+      </w:pPr>
+      <w:r>
+        <w:rPr>
           <w:sz w:val="28"/>
           <w:szCs w:val="28"/>
         </w:rPr>
@@ -1014,16 +991,14 @@
     </w:p>
     <w:p>
       <w:pPr>
-        <w:spacing w:line="360" w:lineRule="auto"/>
-        <w:rPr>
-          <w:rFonts w:ascii="Times New Roman" w:hAnsi="Times New Roman" w:cs="Times New Roman"/>
-          <w:sz w:val="28"/>
-          <w:szCs w:val="28"/>
-        </w:rPr>
-      </w:pPr>
-      <w:r>
-        <w:rPr>
-          <w:rFonts w:ascii="Times New Roman" w:hAnsi="Times New Roman" w:cs="Times New Roman"/>
+        <w:jc w:val="center"/>
+        <w:rPr>
+          <w:sz w:val="28"/>
+          <w:szCs w:val="28"/>
+        </w:rPr>
+      </w:pPr>
+      <w:r>
+        <w:rPr>
           <w:sz w:val="28"/>
           <w:szCs w:val="28"/>
         </w:rPr>
@@ -1120,16 +1095,16 @@
     </w:p>
     <w:p>
       <w:pPr>
-        <w:spacing w:line="360" w:lineRule="auto"/>
-        <w:rPr>
-          <w:rFonts w:ascii="Times New Roman" w:hAnsi="Times New Roman" w:cs="Times New Roman"/>
-          <w:sz w:val="28"/>
-          <w:szCs w:val="28"/>
-        </w:rPr>
-      </w:pPr>
-      <w:r>
-        <w:rPr>
-          <w:rFonts w:ascii="Times New Roman" w:hAnsi="Times New Roman" w:cs="Times New Roman"/>
+        <w:pStyle w:val="ds-markdown-paragraph"/>
+        <w:spacing w:before="240" w:beforeAutospacing="0" w:after="240" w:afterAutospacing="0"/>
+        <w:rPr>
+          <w:color w:val="0F1115"/>
+          <w:sz w:val="28"/>
+          <w:szCs w:val="28"/>
+        </w:rPr>
+      </w:pPr>
+      <w:r>
+        <w:rPr>
           <w:color w:val="0F1115"/>
           <w:sz w:val="28"/>
           <w:szCs w:val="28"/>
@@ -1273,16 +1248,16 @@
     </w:p>
     <w:p>
       <w:pPr>
-        <w:spacing w:line="360" w:lineRule="auto"/>
-        <w:rPr>
-          <w:rFonts w:ascii="Times New Roman" w:hAnsi="Times New Roman" w:cs="Times New Roman"/>
-          <w:sz w:val="28"/>
-          <w:szCs w:val="28"/>
-        </w:rPr>
-      </w:pPr>
-      <w:r>
-        <w:rPr>
-          <w:rFonts w:ascii="Times New Roman" w:hAnsi="Times New Roman" w:cs="Times New Roman"/>
+        <w:pStyle w:val="ds-markdown-paragraph"/>
+        <w:spacing w:before="240" w:beforeAutospacing="0" w:after="240" w:afterAutospacing="0"/>
+        <w:rPr>
+          <w:color w:val="0F1115"/>
+          <w:sz w:val="28"/>
+          <w:szCs w:val="28"/>
+        </w:rPr>
+      </w:pPr>
+      <w:r>
+        <w:rPr>
           <w:color w:val="0F1115"/>
           <w:sz w:val="28"/>
           <w:szCs w:val="28"/>
@@ -1292,7 +1267,6 @@
       <w:proofErr w:type="spellStart"/>
       <w:r>
         <w:rPr>
-          <w:rFonts w:ascii="Times New Roman" w:hAnsi="Times New Roman" w:cs="Times New Roman"/>
           <w:color w:val="0F1115"/>
           <w:sz w:val="28"/>
           <w:szCs w:val="28"/>
@@ -1302,7 +1276,6 @@
       <w:proofErr w:type="spellEnd"/>
       <w:r>
         <w:rPr>
-          <w:rFonts w:ascii="Times New Roman" w:hAnsi="Times New Roman" w:cs="Times New Roman"/>
           <w:color w:val="0F1115"/>
           <w:sz w:val="28"/>
           <w:szCs w:val="28"/>
@@ -1312,7 +1285,6 @@
       <w:proofErr w:type="gramStart"/>
       <w:r>
         <w:rPr>
-          <w:rFonts w:ascii="Times New Roman" w:hAnsi="Times New Roman" w:cs="Times New Roman"/>
           <w:color w:val="0F1115"/>
           <w:sz w:val="28"/>
           <w:szCs w:val="28"/>
@@ -1321,7 +1293,6 @@
       </w:r>
       <w:r>
         <w:rPr>
-          <w:rFonts w:ascii="Times New Roman" w:hAnsi="Times New Roman" w:cs="Times New Roman"/>
           <w:color w:val="0F1115"/>
           <w:sz w:val="28"/>
           <w:szCs w:val="28"/>
@@ -1331,7 +1302,6 @@
       <w:proofErr w:type="gramEnd"/>
       <w:r>
         <w:rPr>
-          <w:rFonts w:ascii="Times New Roman" w:hAnsi="Times New Roman" w:cs="Times New Roman"/>
           <w:color w:val="0F1115"/>
           <w:sz w:val="28"/>
           <w:szCs w:val="28"/>
@@ -1372,7 +1342,6 @@
       </w:r>
       <w:r>
         <w:rPr>
-          <w:rFonts w:ascii="Times New Roman" w:hAnsi="Times New Roman" w:cs="Times New Roman"/>
           <w:color w:val="0F1115"/>
           <w:sz w:val="28"/>
           <w:szCs w:val="28"/>
@@ -1403,7 +1372,6 @@
       <w:proofErr w:type="spellEnd"/>
       <w:r>
         <w:rPr>
-          <w:rFonts w:ascii="Times New Roman" w:hAnsi="Times New Roman" w:cs="Times New Roman"/>
           <w:color w:val="0F1115"/>
           <w:sz w:val="28"/>
           <w:szCs w:val="28"/>
@@ -1434,16 +1402,20 @@
     </w:p>
     <w:p>
       <w:pPr>
-        <w:spacing w:line="360" w:lineRule="auto"/>
-        <w:rPr>
-          <w:rFonts w:ascii="Times New Roman" w:hAnsi="Times New Roman" w:cs="Times New Roman"/>
-          <w:sz w:val="28"/>
-          <w:szCs w:val="28"/>
-        </w:rPr>
-      </w:pPr>
-      <w:r>
-        <w:rPr>
-          <w:rFonts w:ascii="Times New Roman" w:hAnsi="Times New Roman" w:cs="Times New Roman"/>
+        <w:pStyle w:val="ds-markdown-paragraph"/>
+        <w:numPr>
+          <w:ilvl w:val="0"/>
+          <w:numId w:val="28"/>
+        </w:numPr>
+        <w:spacing w:before="0" w:beforeAutospacing="0" w:after="0" w:afterAutospacing="0"/>
+        <w:rPr>
+          <w:color w:val="0F1115"/>
+          <w:sz w:val="28"/>
+          <w:szCs w:val="28"/>
+        </w:rPr>
+      </w:pPr>
+      <w:r>
+        <w:rPr>
           <w:color w:val="0F1115"/>
           <w:sz w:val="28"/>
           <w:szCs w:val="28"/>
@@ -1453,16 +1425,20 @@
     </w:p>
     <w:p>
       <w:pPr>
-        <w:spacing w:line="360" w:lineRule="auto"/>
-        <w:rPr>
-          <w:rFonts w:ascii="Times New Roman" w:hAnsi="Times New Roman" w:cs="Times New Roman"/>
-          <w:sz w:val="28"/>
-          <w:szCs w:val="28"/>
-        </w:rPr>
-      </w:pPr>
-      <w:r>
-        <w:rPr>
-          <w:rFonts w:ascii="Times New Roman" w:hAnsi="Times New Roman" w:cs="Times New Roman"/>
+        <w:pStyle w:val="ds-markdown-paragraph"/>
+        <w:numPr>
+          <w:ilvl w:val="0"/>
+          <w:numId w:val="28"/>
+        </w:numPr>
+        <w:spacing w:before="0" w:beforeAutospacing="0" w:after="0" w:afterAutospacing="0"/>
+        <w:rPr>
+          <w:color w:val="0F1115"/>
+          <w:sz w:val="28"/>
+          <w:szCs w:val="28"/>
+        </w:rPr>
+      </w:pPr>
+      <w:r>
+        <w:rPr>
           <w:color w:val="0F1115"/>
           <w:sz w:val="28"/>
           <w:szCs w:val="28"/>
@@ -1472,7 +1448,6 @@
       <w:proofErr w:type="spellStart"/>
       <w:r>
         <w:rPr>
-          <w:rFonts w:ascii="Times New Roman" w:hAnsi="Times New Roman" w:cs="Times New Roman"/>
           <w:color w:val="0F1115"/>
           <w:sz w:val="28"/>
           <w:szCs w:val="28"/>
@@ -1482,7 +1457,6 @@
       <w:proofErr w:type="spellEnd"/>
       <w:r>
         <w:rPr>
-          <w:rFonts w:ascii="Times New Roman" w:hAnsi="Times New Roman" w:cs="Times New Roman"/>
           <w:color w:val="0F1115"/>
           <w:sz w:val="28"/>
           <w:szCs w:val="28"/>
@@ -1492,7 +1466,6 @@
       <w:proofErr w:type="spellStart"/>
       <w:r>
         <w:rPr>
-          <w:rFonts w:ascii="Times New Roman" w:hAnsi="Times New Roman" w:cs="Times New Roman"/>
           <w:color w:val="0F1115"/>
           <w:sz w:val="28"/>
           <w:szCs w:val="28"/>
@@ -1502,7 +1475,6 @@
       <w:proofErr w:type="spellEnd"/>
       <w:r>
         <w:rPr>
-          <w:rFonts w:ascii="Times New Roman" w:hAnsi="Times New Roman" w:cs="Times New Roman"/>
           <w:color w:val="0F1115"/>
           <w:sz w:val="28"/>
           <w:szCs w:val="28"/>
@@ -1512,7 +1484,6 @@
       <w:proofErr w:type="spellStart"/>
       <w:r>
         <w:rPr>
-          <w:rFonts w:ascii="Times New Roman" w:hAnsi="Times New Roman" w:cs="Times New Roman"/>
           <w:color w:val="0F1115"/>
           <w:sz w:val="28"/>
           <w:szCs w:val="28"/>
@@ -1522,7 +1493,6 @@
       <w:proofErr w:type="spellEnd"/>
       <w:r>
         <w:rPr>
-          <w:rFonts w:ascii="Times New Roman" w:hAnsi="Times New Roman" w:cs="Times New Roman"/>
           <w:color w:val="0F1115"/>
           <w:sz w:val="28"/>
           <w:szCs w:val="28"/>
@@ -1532,16 +1502,20 @@
     </w:p>
     <w:p>
       <w:pPr>
-        <w:spacing w:line="360" w:lineRule="auto"/>
-        <w:rPr>
-          <w:rFonts w:ascii="Times New Roman" w:hAnsi="Times New Roman" w:cs="Times New Roman"/>
-          <w:sz w:val="28"/>
-          <w:szCs w:val="28"/>
-        </w:rPr>
-      </w:pPr>
-      <w:r>
-        <w:rPr>
-          <w:rFonts w:ascii="Times New Roman" w:hAnsi="Times New Roman" w:cs="Times New Roman"/>
+        <w:pStyle w:val="ds-markdown-paragraph"/>
+        <w:numPr>
+          <w:ilvl w:val="0"/>
+          <w:numId w:val="28"/>
+        </w:numPr>
+        <w:spacing w:before="0" w:beforeAutospacing="0" w:after="0" w:afterAutospacing="0"/>
+        <w:rPr>
+          <w:color w:val="0F1115"/>
+          <w:sz w:val="28"/>
+          <w:szCs w:val="28"/>
+        </w:rPr>
+      </w:pPr>
+      <w:r>
+        <w:rPr>
           <w:color w:val="0F1115"/>
           <w:sz w:val="28"/>
           <w:szCs w:val="28"/>
@@ -1582,7 +1556,6 @@
       </w:r>
       <w:r>
         <w:rPr>
-          <w:rFonts w:ascii="Times New Roman" w:hAnsi="Times New Roman" w:cs="Times New Roman"/>
           <w:color w:val="0F1115"/>
           <w:sz w:val="28"/>
           <w:szCs w:val="28"/>
@@ -1613,16 +1586,20 @@
     </w:p>
     <w:p>
       <w:pPr>
-        <w:spacing w:line="360" w:lineRule="auto"/>
-        <w:rPr>
-          <w:rFonts w:ascii="Times New Roman" w:hAnsi="Times New Roman" w:cs="Times New Roman"/>
-          <w:sz w:val="28"/>
-          <w:szCs w:val="28"/>
-        </w:rPr>
-      </w:pPr>
-      <w:r>
-        <w:rPr>
-          <w:rFonts w:ascii="Times New Roman" w:hAnsi="Times New Roman" w:cs="Times New Roman"/>
+        <w:pStyle w:val="ds-markdown-paragraph"/>
+        <w:numPr>
+          <w:ilvl w:val="0"/>
+          <w:numId w:val="29"/>
+        </w:numPr>
+        <w:spacing w:before="0" w:beforeAutospacing="0" w:after="0" w:afterAutospacing="0"/>
+        <w:rPr>
+          <w:color w:val="0F1115"/>
+          <w:sz w:val="28"/>
+          <w:szCs w:val="28"/>
+        </w:rPr>
+      </w:pPr>
+      <w:r>
+        <w:rPr>
           <w:color w:val="0F1115"/>
           <w:sz w:val="28"/>
           <w:szCs w:val="28"/>
@@ -1663,7 +1640,6 @@
       </w:r>
       <w:r>
         <w:rPr>
-          <w:rFonts w:ascii="Times New Roman" w:hAnsi="Times New Roman" w:cs="Times New Roman"/>
           <w:color w:val="0F1115"/>
           <w:sz w:val="28"/>
           <w:szCs w:val="28"/>
@@ -1673,7 +1649,6 @@
       <w:proofErr w:type="spellStart"/>
       <w:r>
         <w:rPr>
-          <w:rFonts w:ascii="Times New Roman" w:hAnsi="Times New Roman" w:cs="Times New Roman"/>
           <w:color w:val="0F1115"/>
           <w:sz w:val="28"/>
           <w:szCs w:val="28"/>
@@ -1683,7 +1658,6 @@
       <w:proofErr w:type="spellEnd"/>
       <w:r>
         <w:rPr>
-          <w:rFonts w:ascii="Times New Roman" w:hAnsi="Times New Roman" w:cs="Times New Roman"/>
           <w:color w:val="0F1115"/>
           <w:sz w:val="28"/>
           <w:szCs w:val="28"/>
@@ -1693,16 +1667,20 @@
     </w:p>
     <w:p>
       <w:pPr>
-        <w:spacing w:line="360" w:lineRule="auto"/>
-        <w:rPr>
-          <w:rFonts w:ascii="Times New Roman" w:hAnsi="Times New Roman" w:cs="Times New Roman"/>
-          <w:sz w:val="28"/>
-          <w:szCs w:val="28"/>
-        </w:rPr>
-      </w:pPr>
-      <w:r>
-        <w:rPr>
-          <w:rFonts w:ascii="Times New Roman" w:hAnsi="Times New Roman" w:cs="Times New Roman"/>
+        <w:pStyle w:val="ds-markdown-paragraph"/>
+        <w:numPr>
+          <w:ilvl w:val="0"/>
+          <w:numId w:val="29"/>
+        </w:numPr>
+        <w:spacing w:before="0" w:beforeAutospacing="0" w:after="0" w:afterAutospacing="0"/>
+        <w:rPr>
+          <w:color w:val="0F1115"/>
+          <w:sz w:val="28"/>
+          <w:szCs w:val="28"/>
+        </w:rPr>
+      </w:pPr>
+      <w:r>
+        <w:rPr>
           <w:color w:val="0F1115"/>
           <w:sz w:val="28"/>
           <w:szCs w:val="28"/>
@@ -1712,7 +1690,6 @@
       <w:proofErr w:type="spellStart"/>
       <w:r>
         <w:rPr>
-          <w:rFonts w:ascii="Times New Roman" w:hAnsi="Times New Roman" w:cs="Times New Roman"/>
           <w:color w:val="0F1115"/>
           <w:sz w:val="28"/>
           <w:szCs w:val="28"/>
@@ -1722,7 +1699,6 @@
       <w:proofErr w:type="spellEnd"/>
       <w:r>
         <w:rPr>
-          <w:rFonts w:ascii="Times New Roman" w:hAnsi="Times New Roman" w:cs="Times New Roman"/>
           <w:color w:val="0F1115"/>
           <w:sz w:val="28"/>
           <w:szCs w:val="28"/>
@@ -1763,7 +1739,6 @@
       </w:r>
       <w:r>
         <w:rPr>
-          <w:rFonts w:ascii="Times New Roman" w:hAnsi="Times New Roman" w:cs="Times New Roman"/>
           <w:color w:val="0F1115"/>
           <w:sz w:val="28"/>
           <w:szCs w:val="28"/>
@@ -1773,7 +1748,6 @@
       <w:proofErr w:type="spellStart"/>
       <w:r>
         <w:rPr>
-          <w:rFonts w:ascii="Times New Roman" w:hAnsi="Times New Roman" w:cs="Times New Roman"/>
           <w:color w:val="0F1115"/>
           <w:sz w:val="28"/>
           <w:szCs w:val="28"/>
@@ -1783,7 +1757,6 @@
       <w:proofErr w:type="spellEnd"/>
       <w:r>
         <w:rPr>
-          <w:rFonts w:ascii="Times New Roman" w:hAnsi="Times New Roman" w:cs="Times New Roman"/>
           <w:color w:val="0F1115"/>
           <w:sz w:val="28"/>
           <w:szCs w:val="28"/>
@@ -1949,9 +1922,10 @@
     </w:p>
     <w:p>
       <w:pPr>
-        <w:spacing w:line="360" w:lineRule="auto"/>
-        <w:rPr>
-          <w:rFonts w:ascii="Times New Roman" w:hAnsi="Times New Roman" w:cs="Times New Roman"/>
+        <w:pStyle w:val="ds-markdown-paragraph"/>
+        <w:spacing w:before="240" w:beforeAutospacing="0" w:after="240" w:afterAutospacing="0"/>
+        <w:rPr>
+          <w:color w:val="0F1115"/>
           <w:sz w:val="28"/>
           <w:szCs w:val="28"/>
         </w:rPr>
@@ -1959,7 +1933,6 @@
       <w:proofErr w:type="spellStart"/>
       <w:r>
         <w:rPr>
-          <w:rFonts w:ascii="Times New Roman" w:hAnsi="Times New Roman" w:cs="Times New Roman"/>
           <w:color w:val="0F1115"/>
           <w:sz w:val="28"/>
           <w:szCs w:val="28"/>
@@ -1969,7 +1942,6 @@
       <w:proofErr w:type="spellEnd"/>
       <w:r>
         <w:rPr>
-          <w:rFonts w:ascii="Times New Roman" w:hAnsi="Times New Roman" w:cs="Times New Roman"/>
           <w:color w:val="0F1115"/>
           <w:sz w:val="28"/>
           <w:szCs w:val="28"/>
@@ -1979,7 +1951,6 @@
       <w:proofErr w:type="gramStart"/>
       <w:r>
         <w:rPr>
-          <w:rFonts w:ascii="Times New Roman" w:hAnsi="Times New Roman" w:cs="Times New Roman"/>
           <w:color w:val="0F1115"/>
           <w:sz w:val="28"/>
           <w:szCs w:val="28"/>
@@ -1988,7 +1959,6 @@
       </w:r>
       <w:r>
         <w:rPr>
-          <w:rFonts w:ascii="Times New Roman" w:hAnsi="Times New Roman" w:cs="Times New Roman"/>
           <w:color w:val="0F1115"/>
           <w:sz w:val="28"/>
           <w:szCs w:val="28"/>
@@ -1998,7 +1968,6 @@
       <w:proofErr w:type="gramEnd"/>
       <w:r>
         <w:rPr>
-          <w:rFonts w:ascii="Times New Roman" w:hAnsi="Times New Roman" w:cs="Times New Roman"/>
           <w:color w:val="0F1115"/>
           <w:sz w:val="28"/>
           <w:szCs w:val="28"/>
@@ -2008,7 +1977,6 @@
       <w:proofErr w:type="spellStart"/>
       <w:r>
         <w:rPr>
-          <w:rFonts w:ascii="Times New Roman" w:hAnsi="Times New Roman" w:cs="Times New Roman"/>
           <w:color w:val="0F1115"/>
           <w:sz w:val="28"/>
           <w:szCs w:val="28"/>
@@ -2018,7 +1986,6 @@
       <w:proofErr w:type="spellEnd"/>
       <w:r>
         <w:rPr>
-          <w:rFonts w:ascii="Times New Roman" w:hAnsi="Times New Roman" w:cs="Times New Roman"/>
           <w:color w:val="0F1115"/>
           <w:sz w:val="28"/>
           <w:szCs w:val="28"/>
@@ -2028,7 +1995,6 @@
       <w:proofErr w:type="spellStart"/>
       <w:r>
         <w:rPr>
-          <w:rFonts w:ascii="Times New Roman" w:hAnsi="Times New Roman" w:cs="Times New Roman"/>
           <w:color w:val="0F1115"/>
           <w:sz w:val="28"/>
           <w:szCs w:val="28"/>
@@ -2038,7 +2004,6 @@
       <w:proofErr w:type="spellEnd"/>
       <w:r>
         <w:rPr>
-          <w:rFonts w:ascii="Times New Roman" w:hAnsi="Times New Roman" w:cs="Times New Roman"/>
           <w:color w:val="0F1115"/>
           <w:sz w:val="28"/>
           <w:szCs w:val="28"/>
@@ -2048,7 +2013,6 @@
       <w:proofErr w:type="spellStart"/>
       <w:r>
         <w:rPr>
-          <w:rFonts w:ascii="Times New Roman" w:hAnsi="Times New Roman" w:cs="Times New Roman"/>
           <w:color w:val="0F1115"/>
           <w:sz w:val="28"/>
           <w:szCs w:val="28"/>
@@ -2058,7 +2022,6 @@
       <w:proofErr w:type="spellEnd"/>
       <w:r>
         <w:rPr>
-          <w:rFonts w:ascii="Times New Roman" w:hAnsi="Times New Roman" w:cs="Times New Roman"/>
           <w:color w:val="0F1115"/>
           <w:sz w:val="28"/>
           <w:szCs w:val="28"/>
@@ -2089,16 +2052,20 @@
     </w:p>
     <w:p>
       <w:pPr>
-        <w:spacing w:line="360" w:lineRule="auto"/>
-        <w:rPr>
-          <w:rFonts w:ascii="Times New Roman" w:hAnsi="Times New Roman" w:cs="Times New Roman"/>
-          <w:sz w:val="28"/>
-          <w:szCs w:val="28"/>
-        </w:rPr>
-      </w:pPr>
-      <w:r>
-        <w:rPr>
-          <w:rFonts w:ascii="Times New Roman" w:hAnsi="Times New Roman" w:cs="Times New Roman"/>
+        <w:pStyle w:val="ds-markdown-paragraph"/>
+        <w:numPr>
+          <w:ilvl w:val="0"/>
+          <w:numId w:val="30"/>
+        </w:numPr>
+        <w:spacing w:before="0" w:beforeAutospacing="0" w:after="0" w:afterAutospacing="0"/>
+        <w:rPr>
+          <w:color w:val="0F1115"/>
+          <w:sz w:val="28"/>
+          <w:szCs w:val="28"/>
+        </w:rPr>
+      </w:pPr>
+      <w:r>
+        <w:rPr>
           <w:color w:val="0F1115"/>
           <w:sz w:val="28"/>
           <w:szCs w:val="28"/>
@@ -2108,16 +2075,20 @@
     </w:p>
     <w:p>
       <w:pPr>
-        <w:spacing w:line="360" w:lineRule="auto"/>
-        <w:rPr>
-          <w:rFonts w:ascii="Times New Roman" w:hAnsi="Times New Roman" w:cs="Times New Roman"/>
-          <w:sz w:val="28"/>
-          <w:szCs w:val="28"/>
-        </w:rPr>
-      </w:pPr>
-      <w:r>
-        <w:rPr>
-          <w:rFonts w:ascii="Times New Roman" w:hAnsi="Times New Roman" w:cs="Times New Roman"/>
+        <w:pStyle w:val="ds-markdown-paragraph"/>
+        <w:numPr>
+          <w:ilvl w:val="0"/>
+          <w:numId w:val="30"/>
+        </w:numPr>
+        <w:spacing w:before="0" w:beforeAutospacing="0" w:after="0" w:afterAutospacing="0"/>
+        <w:rPr>
+          <w:color w:val="0F1115"/>
+          <w:sz w:val="28"/>
+          <w:szCs w:val="28"/>
+        </w:rPr>
+      </w:pPr>
+      <w:r>
+        <w:rPr>
           <w:color w:val="0F1115"/>
           <w:sz w:val="28"/>
           <w:szCs w:val="28"/>
@@ -2127,16 +2098,20 @@
     </w:p>
     <w:p>
       <w:pPr>
-        <w:spacing w:line="360" w:lineRule="auto"/>
-        <w:rPr>
-          <w:rFonts w:ascii="Times New Roman" w:hAnsi="Times New Roman" w:cs="Times New Roman"/>
-          <w:sz w:val="28"/>
-          <w:szCs w:val="28"/>
-        </w:rPr>
-      </w:pPr>
-      <w:r>
-        <w:rPr>
-          <w:rFonts w:ascii="Times New Roman" w:hAnsi="Times New Roman" w:cs="Times New Roman"/>
+        <w:pStyle w:val="ds-markdown-paragraph"/>
+        <w:numPr>
+          <w:ilvl w:val="0"/>
+          <w:numId w:val="30"/>
+        </w:numPr>
+        <w:spacing w:before="0" w:beforeAutospacing="0" w:after="0" w:afterAutospacing="0"/>
+        <w:rPr>
+          <w:color w:val="0F1115"/>
+          <w:sz w:val="28"/>
+          <w:szCs w:val="28"/>
+        </w:rPr>
+      </w:pPr>
+      <w:r>
+        <w:rPr>
           <w:color w:val="0F1115"/>
           <w:sz w:val="28"/>
           <w:szCs w:val="28"/>
@@ -2146,7 +2121,6 @@
       <w:proofErr w:type="spellStart"/>
       <w:r>
         <w:rPr>
-          <w:rFonts w:ascii="Times New Roman" w:hAnsi="Times New Roman" w:cs="Times New Roman"/>
           <w:color w:val="0F1115"/>
           <w:sz w:val="28"/>
           <w:szCs w:val="28"/>
@@ -2156,7 +2130,6 @@
       <w:proofErr w:type="spellEnd"/>
       <w:r>
         <w:rPr>
-          <w:rFonts w:ascii="Times New Roman" w:hAnsi="Times New Roman" w:cs="Times New Roman"/>
           <w:color w:val="0F1115"/>
           <w:sz w:val="28"/>
           <w:szCs w:val="28"/>
@@ -2166,16 +2139,20 @@
     </w:p>
     <w:p>
       <w:pPr>
-        <w:spacing w:line="360" w:lineRule="auto"/>
-        <w:rPr>
-          <w:rFonts w:ascii="Times New Roman" w:hAnsi="Times New Roman" w:cs="Times New Roman"/>
-          <w:sz w:val="28"/>
-          <w:szCs w:val="28"/>
-        </w:rPr>
-      </w:pPr>
-      <w:r>
-        <w:rPr>
-          <w:rFonts w:ascii="Times New Roman" w:hAnsi="Times New Roman" w:cs="Times New Roman"/>
+        <w:pStyle w:val="ds-markdown-paragraph"/>
+        <w:numPr>
+          <w:ilvl w:val="0"/>
+          <w:numId w:val="30"/>
+        </w:numPr>
+        <w:spacing w:before="0" w:beforeAutospacing="0" w:after="0" w:afterAutospacing="0"/>
+        <w:rPr>
+          <w:color w:val="0F1115"/>
+          <w:sz w:val="28"/>
+          <w:szCs w:val="28"/>
+        </w:rPr>
+      </w:pPr>
+      <w:r>
+        <w:rPr>
           <w:color w:val="0F1115"/>
           <w:sz w:val="28"/>
           <w:szCs w:val="28"/>
@@ -2261,9 +2238,10 @@
     </w:p>
     <w:p>
       <w:pPr>
-        <w:spacing w:line="360" w:lineRule="auto"/>
-        <w:rPr>
-          <w:rFonts w:ascii="Times New Roman" w:hAnsi="Times New Roman" w:cs="Times New Roman"/>
+        <w:pStyle w:val="ds-markdown-paragraph"/>
+        <w:spacing w:before="240" w:beforeAutospacing="0" w:after="240" w:afterAutospacing="0"/>
+        <w:rPr>
+          <w:color w:val="0F1115"/>
           <w:sz w:val="28"/>
           <w:szCs w:val="28"/>
         </w:rPr>
@@ -2271,7 +2249,6 @@
       <w:proofErr w:type="spellStart"/>
       <w:r>
         <w:rPr>
-          <w:rFonts w:ascii="Times New Roman" w:hAnsi="Times New Roman" w:cs="Times New Roman"/>
           <w:color w:val="0F1115"/>
           <w:sz w:val="28"/>
           <w:szCs w:val="28"/>
@@ -2281,7 +2258,6 @@
       <w:proofErr w:type="spellEnd"/>
       <w:r>
         <w:rPr>
-          <w:rFonts w:ascii="Times New Roman" w:hAnsi="Times New Roman" w:cs="Times New Roman"/>
           <w:color w:val="0F1115"/>
           <w:sz w:val="28"/>
           <w:szCs w:val="28"/>
@@ -2291,7 +2267,6 @@
       <w:proofErr w:type="spellStart"/>
       <w:r>
         <w:rPr>
-          <w:rFonts w:ascii="Times New Roman" w:hAnsi="Times New Roman" w:cs="Times New Roman"/>
           <w:color w:val="0F1115"/>
           <w:sz w:val="28"/>
           <w:szCs w:val="28"/>
@@ -2301,7 +2276,6 @@
       <w:proofErr w:type="spellEnd"/>
       <w:r>
         <w:rPr>
-          <w:rFonts w:ascii="Times New Roman" w:hAnsi="Times New Roman" w:cs="Times New Roman"/>
           <w:color w:val="0F1115"/>
           <w:sz w:val="28"/>
           <w:szCs w:val="28"/>
@@ -2332,16 +2306,20 @@
     </w:p>
     <w:p>
       <w:pPr>
-        <w:spacing w:line="360" w:lineRule="auto"/>
-        <w:rPr>
-          <w:rFonts w:ascii="Times New Roman" w:hAnsi="Times New Roman" w:cs="Times New Roman"/>
-          <w:sz w:val="28"/>
-          <w:szCs w:val="28"/>
-        </w:rPr>
-      </w:pPr>
-      <w:r>
-        <w:rPr>
-          <w:rFonts w:ascii="Times New Roman" w:hAnsi="Times New Roman" w:cs="Times New Roman"/>
+        <w:pStyle w:val="ds-markdown-paragraph"/>
+        <w:numPr>
+          <w:ilvl w:val="0"/>
+          <w:numId w:val="31"/>
+        </w:numPr>
+        <w:spacing w:before="0" w:beforeAutospacing="0" w:after="0" w:afterAutospacing="0"/>
+        <w:rPr>
+          <w:color w:val="0F1115"/>
+          <w:sz w:val="28"/>
+          <w:szCs w:val="28"/>
+        </w:rPr>
+      </w:pPr>
+      <w:r>
+        <w:rPr>
           <w:color w:val="0F1115"/>
           <w:sz w:val="28"/>
           <w:szCs w:val="28"/>
@@ -2351,16 +2329,20 @@
     </w:p>
     <w:p>
       <w:pPr>
-        <w:spacing w:line="360" w:lineRule="auto"/>
-        <w:rPr>
-          <w:rFonts w:ascii="Times New Roman" w:hAnsi="Times New Roman" w:cs="Times New Roman"/>
-          <w:sz w:val="28"/>
-          <w:szCs w:val="28"/>
-        </w:rPr>
-      </w:pPr>
-      <w:r>
-        <w:rPr>
-          <w:rFonts w:ascii="Times New Roman" w:hAnsi="Times New Roman" w:cs="Times New Roman"/>
+        <w:pStyle w:val="ds-markdown-paragraph"/>
+        <w:numPr>
+          <w:ilvl w:val="0"/>
+          <w:numId w:val="31"/>
+        </w:numPr>
+        <w:spacing w:before="0" w:beforeAutospacing="0" w:after="0" w:afterAutospacing="0"/>
+        <w:rPr>
+          <w:color w:val="0F1115"/>
+          <w:sz w:val="28"/>
+          <w:szCs w:val="28"/>
+        </w:rPr>
+      </w:pPr>
+      <w:r>
+        <w:rPr>
           <w:color w:val="0F1115"/>
           <w:sz w:val="28"/>
           <w:szCs w:val="28"/>
@@ -2370,16 +2352,20 @@
     </w:p>
     <w:p>
       <w:pPr>
-        <w:spacing w:line="360" w:lineRule="auto"/>
-        <w:rPr>
-          <w:rFonts w:ascii="Times New Roman" w:hAnsi="Times New Roman" w:cs="Times New Roman"/>
-          <w:sz w:val="28"/>
-          <w:szCs w:val="28"/>
-        </w:rPr>
-      </w:pPr>
-      <w:r>
-        <w:rPr>
-          <w:rFonts w:ascii="Times New Roman" w:hAnsi="Times New Roman" w:cs="Times New Roman"/>
+        <w:pStyle w:val="ds-markdown-paragraph"/>
+        <w:numPr>
+          <w:ilvl w:val="0"/>
+          <w:numId w:val="31"/>
+        </w:numPr>
+        <w:spacing w:before="0" w:beforeAutospacing="0" w:after="0" w:afterAutospacing="0"/>
+        <w:rPr>
+          <w:color w:val="0F1115"/>
+          <w:sz w:val="28"/>
+          <w:szCs w:val="28"/>
+        </w:rPr>
+      </w:pPr>
+      <w:r>
+        <w:rPr>
           <w:color w:val="0F1115"/>
           <w:sz w:val="28"/>
           <w:szCs w:val="28"/>
@@ -2389,7 +2375,6 @@
       <w:proofErr w:type="gramStart"/>
       <w:r>
         <w:rPr>
-          <w:rFonts w:ascii="Times New Roman" w:hAnsi="Times New Roman" w:cs="Times New Roman"/>
           <w:color w:val="0F1115"/>
           <w:sz w:val="28"/>
           <w:szCs w:val="28"/>
@@ -2399,7 +2384,6 @@
       <w:proofErr w:type="gramEnd"/>
       <w:r>
         <w:rPr>
-          <w:rFonts w:ascii="Times New Roman" w:hAnsi="Times New Roman" w:cs="Times New Roman"/>
           <w:color w:val="0F1115"/>
           <w:sz w:val="28"/>
           <w:szCs w:val="28"/>
@@ -2409,16 +2393,20 @@
     </w:p>
     <w:p>
       <w:pPr>
-        <w:spacing w:line="360" w:lineRule="auto"/>
-        <w:rPr>
-          <w:rFonts w:ascii="Times New Roman" w:hAnsi="Times New Roman" w:cs="Times New Roman"/>
-          <w:sz w:val="28"/>
-          <w:szCs w:val="28"/>
-        </w:rPr>
-      </w:pPr>
-      <w:r>
-        <w:rPr>
-          <w:rFonts w:ascii="Times New Roman" w:hAnsi="Times New Roman" w:cs="Times New Roman"/>
+        <w:pStyle w:val="ds-markdown-paragraph"/>
+        <w:numPr>
+          <w:ilvl w:val="0"/>
+          <w:numId w:val="31"/>
+        </w:numPr>
+        <w:spacing w:before="0" w:beforeAutospacing="0" w:after="0" w:afterAutospacing="0"/>
+        <w:rPr>
+          <w:color w:val="0F1115"/>
+          <w:sz w:val="28"/>
+          <w:szCs w:val="28"/>
+        </w:rPr>
+      </w:pPr>
+      <w:r>
+        <w:rPr>
           <w:color w:val="0F1115"/>
           <w:sz w:val="28"/>
           <w:szCs w:val="28"/>
@@ -2560,9 +2548,10 @@
     </w:p>
     <w:p>
       <w:pPr>
-        <w:spacing w:line="360" w:lineRule="auto"/>
-        <w:rPr>
-          <w:rFonts w:ascii="Times New Roman" w:hAnsi="Times New Roman" w:cs="Times New Roman"/>
+        <w:pStyle w:val="ds-markdown-paragraph"/>
+        <w:spacing w:before="240" w:beforeAutospacing="0" w:after="240" w:afterAutospacing="0"/>
+        <w:rPr>
+          <w:color w:val="0F1115"/>
           <w:sz w:val="28"/>
           <w:szCs w:val="28"/>
         </w:rPr>
@@ -2570,7 +2559,6 @@
       <w:proofErr w:type="spellStart"/>
       <w:r>
         <w:rPr>
-          <w:rFonts w:ascii="Times New Roman" w:hAnsi="Times New Roman" w:cs="Times New Roman"/>
           <w:color w:val="0F1115"/>
           <w:sz w:val="28"/>
           <w:szCs w:val="28"/>
@@ -2580,7 +2568,6 @@
       <w:proofErr w:type="spellEnd"/>
       <w:r>
         <w:rPr>
-          <w:rFonts w:ascii="Times New Roman" w:hAnsi="Times New Roman" w:cs="Times New Roman"/>
           <w:color w:val="0F1115"/>
           <w:sz w:val="28"/>
           <w:szCs w:val="28"/>
@@ -2590,7 +2577,6 @@
       <w:proofErr w:type="spellStart"/>
       <w:r>
         <w:rPr>
-          <w:rFonts w:ascii="Times New Roman" w:hAnsi="Times New Roman" w:cs="Times New Roman"/>
           <w:color w:val="0F1115"/>
           <w:sz w:val="28"/>
           <w:szCs w:val="28"/>
@@ -2600,7 +2586,6 @@
       <w:proofErr w:type="spellEnd"/>
       <w:r>
         <w:rPr>
-          <w:rFonts w:ascii="Times New Roman" w:hAnsi="Times New Roman" w:cs="Times New Roman"/>
           <w:color w:val="0F1115"/>
           <w:sz w:val="28"/>
           <w:szCs w:val="28"/>
@@ -2610,7 +2595,6 @@
       <w:proofErr w:type="spellStart"/>
       <w:r>
         <w:rPr>
-          <w:rFonts w:ascii="Times New Roman" w:hAnsi="Times New Roman" w:cs="Times New Roman"/>
           <w:color w:val="0F1115"/>
           <w:sz w:val="28"/>
           <w:szCs w:val="28"/>
@@ -2620,7 +2604,6 @@
       <w:proofErr w:type="spellEnd"/>
       <w:r>
         <w:rPr>
-          <w:rFonts w:ascii="Times New Roman" w:hAnsi="Times New Roman" w:cs="Times New Roman"/>
           <w:color w:val="0F1115"/>
           <w:sz w:val="28"/>
           <w:szCs w:val="28"/>
@@ -2630,7 +2613,6 @@
       <w:proofErr w:type="gramStart"/>
       <w:r>
         <w:rPr>
-          <w:rFonts w:ascii="Times New Roman" w:hAnsi="Times New Roman" w:cs="Times New Roman"/>
           <w:color w:val="0F1115"/>
           <w:sz w:val="28"/>
           <w:szCs w:val="28"/>
@@ -2639,7 +2621,6 @@
       </w:r>
       <w:r>
         <w:rPr>
-          <w:rFonts w:ascii="Times New Roman" w:hAnsi="Times New Roman" w:cs="Times New Roman"/>
           <w:color w:val="0F1115"/>
           <w:sz w:val="28"/>
           <w:szCs w:val="28"/>
@@ -2649,7 +2630,6 @@
       <w:proofErr w:type="gramEnd"/>
       <w:r>
         <w:rPr>
-          <w:rFonts w:ascii="Times New Roman" w:hAnsi="Times New Roman" w:cs="Times New Roman"/>
           <w:color w:val="0F1115"/>
           <w:sz w:val="28"/>
           <w:szCs w:val="28"/>
@@ -2680,16 +2660,20 @@
     </w:p>
     <w:p>
       <w:pPr>
-        <w:spacing w:line="360" w:lineRule="auto"/>
-        <w:rPr>
-          <w:rFonts w:ascii="Times New Roman" w:hAnsi="Times New Roman" w:cs="Times New Roman"/>
-          <w:sz w:val="28"/>
-          <w:szCs w:val="28"/>
-        </w:rPr>
-      </w:pPr>
-      <w:r>
-        <w:rPr>
-          <w:rFonts w:ascii="Times New Roman" w:hAnsi="Times New Roman" w:cs="Times New Roman"/>
+        <w:pStyle w:val="ds-markdown-paragraph"/>
+        <w:numPr>
+          <w:ilvl w:val="0"/>
+          <w:numId w:val="32"/>
+        </w:numPr>
+        <w:spacing w:before="0" w:beforeAutospacing="0" w:after="0" w:afterAutospacing="0"/>
+        <w:rPr>
+          <w:color w:val="0F1115"/>
+          <w:sz w:val="28"/>
+          <w:szCs w:val="28"/>
+        </w:rPr>
+      </w:pPr>
+      <w:r>
+        <w:rPr>
           <w:color w:val="0F1115"/>
           <w:sz w:val="28"/>
           <w:szCs w:val="28"/>
@@ -2699,16 +2683,20 @@
     </w:p>
     <w:p>
       <w:pPr>
-        <w:spacing w:line="360" w:lineRule="auto"/>
-        <w:rPr>
-          <w:rFonts w:ascii="Times New Roman" w:hAnsi="Times New Roman" w:cs="Times New Roman"/>
-          <w:sz w:val="28"/>
-          <w:szCs w:val="28"/>
-        </w:rPr>
-      </w:pPr>
-      <w:r>
-        <w:rPr>
-          <w:rFonts w:ascii="Times New Roman" w:hAnsi="Times New Roman" w:cs="Times New Roman"/>
+        <w:pStyle w:val="ds-markdown-paragraph"/>
+        <w:numPr>
+          <w:ilvl w:val="0"/>
+          <w:numId w:val="32"/>
+        </w:numPr>
+        <w:spacing w:before="0" w:beforeAutospacing="0" w:after="0" w:afterAutospacing="0"/>
+        <w:rPr>
+          <w:color w:val="0F1115"/>
+          <w:sz w:val="28"/>
+          <w:szCs w:val="28"/>
+        </w:rPr>
+      </w:pPr>
+      <w:r>
+        <w:rPr>
           <w:color w:val="0F1115"/>
           <w:sz w:val="28"/>
           <w:szCs w:val="28"/>
@@ -2718,16 +2706,20 @@
     </w:p>
     <w:p>
       <w:pPr>
-        <w:spacing w:line="360" w:lineRule="auto"/>
-        <w:rPr>
-          <w:rFonts w:ascii="Times New Roman" w:hAnsi="Times New Roman" w:cs="Times New Roman"/>
-          <w:sz w:val="28"/>
-          <w:szCs w:val="28"/>
-        </w:rPr>
-      </w:pPr>
-      <w:r>
-        <w:rPr>
-          <w:rFonts w:ascii="Times New Roman" w:hAnsi="Times New Roman" w:cs="Times New Roman"/>
+        <w:pStyle w:val="ds-markdown-paragraph"/>
+        <w:numPr>
+          <w:ilvl w:val="0"/>
+          <w:numId w:val="32"/>
+        </w:numPr>
+        <w:spacing w:before="0" w:beforeAutospacing="0" w:after="0" w:afterAutospacing="0"/>
+        <w:rPr>
+          <w:color w:val="0F1115"/>
+          <w:sz w:val="28"/>
+          <w:szCs w:val="28"/>
+        </w:rPr>
+      </w:pPr>
+      <w:r>
+        <w:rPr>
           <w:color w:val="0F1115"/>
           <w:sz w:val="28"/>
           <w:szCs w:val="28"/>
@@ -2737,16 +2729,20 @@
     </w:p>
     <w:p>
       <w:pPr>
-        <w:spacing w:line="360" w:lineRule="auto"/>
-        <w:rPr>
-          <w:rFonts w:ascii="Times New Roman" w:hAnsi="Times New Roman" w:cs="Times New Roman"/>
-          <w:sz w:val="28"/>
-          <w:szCs w:val="28"/>
-        </w:rPr>
-      </w:pPr>
-      <w:r>
-        <w:rPr>
-          <w:rFonts w:ascii="Times New Roman" w:hAnsi="Times New Roman" w:cs="Times New Roman"/>
+        <w:pStyle w:val="ds-markdown-paragraph"/>
+        <w:numPr>
+          <w:ilvl w:val="0"/>
+          <w:numId w:val="32"/>
+        </w:numPr>
+        <w:spacing w:before="0" w:beforeAutospacing="0" w:after="0" w:afterAutospacing="0"/>
+        <w:rPr>
+          <w:color w:val="0F1115"/>
+          <w:sz w:val="28"/>
+          <w:szCs w:val="28"/>
+        </w:rPr>
+      </w:pPr>
+      <w:r>
+        <w:rPr>
           <w:color w:val="0F1115"/>
           <w:sz w:val="28"/>
           <w:szCs w:val="28"/>
@@ -2842,16 +2838,16 @@
     </w:p>
     <w:p>
       <w:pPr>
-        <w:spacing w:line="360" w:lineRule="auto"/>
-        <w:rPr>
-          <w:rFonts w:ascii="Times New Roman" w:hAnsi="Times New Roman" w:cs="Times New Roman"/>
-          <w:sz w:val="28"/>
-          <w:szCs w:val="28"/>
-        </w:rPr>
-      </w:pPr>
-      <w:r>
-        <w:rPr>
-          <w:rFonts w:ascii="Times New Roman" w:hAnsi="Times New Roman" w:cs="Times New Roman"/>
+        <w:pStyle w:val="ds-markdown-paragraph"/>
+        <w:spacing w:before="240" w:beforeAutospacing="0" w:after="240" w:afterAutospacing="0"/>
+        <w:rPr>
+          <w:color w:val="0F1115"/>
+          <w:sz w:val="28"/>
+          <w:szCs w:val="28"/>
+        </w:rPr>
+      </w:pPr>
+      <w:r>
+        <w:rPr>
           <w:color w:val="0F1115"/>
           <w:sz w:val="28"/>
           <w:szCs w:val="28"/>
@@ -2861,7 +2857,6 @@
       <w:proofErr w:type="spellStart"/>
       <w:r>
         <w:rPr>
-          <w:rFonts w:ascii="Times New Roman" w:hAnsi="Times New Roman" w:cs="Times New Roman"/>
           <w:color w:val="0F1115"/>
           <w:sz w:val="28"/>
           <w:szCs w:val="28"/>
@@ -2871,7 +2866,6 @@
       <w:proofErr w:type="spellEnd"/>
       <w:r>
         <w:rPr>
-          <w:rFonts w:ascii="Times New Roman" w:hAnsi="Times New Roman" w:cs="Times New Roman"/>
           <w:color w:val="0F1115"/>
           <w:sz w:val="28"/>
           <w:szCs w:val="28"/>
@@ -2881,7 +2875,6 @@
       <w:proofErr w:type="gramStart"/>
       <w:r>
         <w:rPr>
-          <w:rFonts w:ascii="Times New Roman" w:hAnsi="Times New Roman" w:cs="Times New Roman"/>
           <w:color w:val="0F1115"/>
           <w:sz w:val="28"/>
           <w:szCs w:val="28"/>
@@ -2890,7 +2883,6 @@
       </w:r>
       <w:r>
         <w:rPr>
-          <w:rFonts w:ascii="Times New Roman" w:hAnsi="Times New Roman" w:cs="Times New Roman"/>
           <w:color w:val="0F1115"/>
           <w:sz w:val="28"/>
           <w:szCs w:val="28"/>
@@ -2900,7 +2892,6 @@
       <w:proofErr w:type="gramEnd"/>
       <w:r>
         <w:rPr>
-          <w:rFonts w:ascii="Times New Roman" w:hAnsi="Times New Roman" w:cs="Times New Roman"/>
           <w:color w:val="0F1115"/>
           <w:sz w:val="28"/>
           <w:szCs w:val="28"/>
@@ -2931,16 +2922,20 @@
     </w:p>
     <w:p>
       <w:pPr>
-        <w:spacing w:line="360" w:lineRule="auto"/>
-        <w:rPr>
-          <w:rFonts w:ascii="Times New Roman" w:hAnsi="Times New Roman" w:cs="Times New Roman"/>
-          <w:sz w:val="28"/>
-          <w:szCs w:val="28"/>
-        </w:rPr>
-      </w:pPr>
-      <w:r>
-        <w:rPr>
-          <w:rFonts w:ascii="Times New Roman" w:hAnsi="Times New Roman" w:cs="Times New Roman"/>
+        <w:pStyle w:val="ds-markdown-paragraph"/>
+        <w:numPr>
+          <w:ilvl w:val="0"/>
+          <w:numId w:val="33"/>
+        </w:numPr>
+        <w:spacing w:before="0" w:beforeAutospacing="0" w:after="0" w:afterAutospacing="0"/>
+        <w:rPr>
+          <w:color w:val="0F1115"/>
+          <w:sz w:val="28"/>
+          <w:szCs w:val="28"/>
+        </w:rPr>
+      </w:pPr>
+      <w:r>
+        <w:rPr>
           <w:color w:val="0F1115"/>
           <w:sz w:val="28"/>
           <w:szCs w:val="28"/>
@@ -2951,7 +2946,6 @@
       <w:proofErr w:type="spellStart"/>
       <w:r>
         <w:rPr>
-          <w:rFonts w:ascii="Times New Roman" w:hAnsi="Times New Roman" w:cs="Times New Roman"/>
           <w:color w:val="0F1115"/>
           <w:sz w:val="28"/>
           <w:szCs w:val="28"/>
@@ -2961,7 +2955,6 @@
       <w:proofErr w:type="spellEnd"/>
       <w:r>
         <w:rPr>
-          <w:rFonts w:ascii="Times New Roman" w:hAnsi="Times New Roman" w:cs="Times New Roman"/>
           <w:color w:val="0F1115"/>
           <w:sz w:val="28"/>
           <w:szCs w:val="28"/>
@@ -2971,7 +2964,6 @@
       <w:proofErr w:type="gramStart"/>
       <w:r>
         <w:rPr>
-          <w:rFonts w:ascii="Times New Roman" w:hAnsi="Times New Roman" w:cs="Times New Roman"/>
           <w:color w:val="0F1115"/>
           <w:sz w:val="28"/>
           <w:szCs w:val="28"/>
@@ -2981,7 +2973,6 @@
       <w:proofErr w:type="gramEnd"/>
       <w:r>
         <w:rPr>
-          <w:rFonts w:ascii="Times New Roman" w:hAnsi="Times New Roman" w:cs="Times New Roman"/>
           <w:color w:val="0F1115"/>
           <w:sz w:val="28"/>
           <w:szCs w:val="28"/>
@@ -2991,7 +2982,6 @@
       <w:proofErr w:type="spellStart"/>
       <w:r>
         <w:rPr>
-          <w:rFonts w:ascii="Times New Roman" w:hAnsi="Times New Roman" w:cs="Times New Roman"/>
           <w:color w:val="0F1115"/>
           <w:sz w:val="28"/>
           <w:szCs w:val="28"/>
@@ -3001,7 +2991,6 @@
       <w:proofErr w:type="spellEnd"/>
       <w:r>
         <w:rPr>
-          <w:rFonts w:ascii="Times New Roman" w:hAnsi="Times New Roman" w:cs="Times New Roman"/>
           <w:color w:val="0F1115"/>
           <w:sz w:val="28"/>
           <w:szCs w:val="28"/>
@@ -3011,16 +3000,20 @@
     </w:p>
     <w:p>
       <w:pPr>
-        <w:spacing w:line="360" w:lineRule="auto"/>
-        <w:rPr>
-          <w:rFonts w:ascii="Times New Roman" w:hAnsi="Times New Roman" w:cs="Times New Roman"/>
-          <w:sz w:val="28"/>
-          <w:szCs w:val="28"/>
-        </w:rPr>
-      </w:pPr>
-      <w:r>
-        <w:rPr>
-          <w:rFonts w:ascii="Times New Roman" w:hAnsi="Times New Roman" w:cs="Times New Roman"/>
+        <w:pStyle w:val="ds-markdown-paragraph"/>
+        <w:numPr>
+          <w:ilvl w:val="0"/>
+          <w:numId w:val="33"/>
+        </w:numPr>
+        <w:spacing w:before="0" w:beforeAutospacing="0" w:after="0" w:afterAutospacing="0"/>
+        <w:rPr>
+          <w:color w:val="0F1115"/>
+          <w:sz w:val="28"/>
+          <w:szCs w:val="28"/>
+        </w:rPr>
+      </w:pPr>
+      <w:r>
+        <w:rPr>
           <w:color w:val="0F1115"/>
           <w:sz w:val="28"/>
           <w:szCs w:val="28"/>
@@ -3030,7 +3023,6 @@
       <w:proofErr w:type="spellStart"/>
       <w:r>
         <w:rPr>
-          <w:rFonts w:ascii="Times New Roman" w:hAnsi="Times New Roman" w:cs="Times New Roman"/>
           <w:color w:val="0F1115"/>
           <w:sz w:val="28"/>
           <w:szCs w:val="28"/>
@@ -3040,7 +3032,6 @@
       <w:proofErr w:type="spellEnd"/>
       <w:r>
         <w:rPr>
-          <w:rFonts w:ascii="Times New Roman" w:hAnsi="Times New Roman" w:cs="Times New Roman"/>
           <w:color w:val="0F1115"/>
           <w:sz w:val="28"/>
           <w:szCs w:val="28"/>
@@ -3050,7 +3041,6 @@
       <w:proofErr w:type="spellStart"/>
       <w:r>
         <w:rPr>
-          <w:rFonts w:ascii="Times New Roman" w:hAnsi="Times New Roman" w:cs="Times New Roman"/>
           <w:color w:val="0F1115"/>
           <w:sz w:val="28"/>
           <w:szCs w:val="28"/>
@@ -3060,7 +3050,6 @@
       <w:proofErr w:type="spellEnd"/>
       <w:r>
         <w:rPr>
-          <w:rFonts w:ascii="Times New Roman" w:hAnsi="Times New Roman" w:cs="Times New Roman"/>
           <w:color w:val="0F1115"/>
           <w:sz w:val="28"/>
           <w:szCs w:val="28"/>
@@ -3070,16 +3059,20 @@
     </w:p>
     <w:p>
       <w:pPr>
-        <w:spacing w:line="360" w:lineRule="auto"/>
-        <w:rPr>
-          <w:rFonts w:ascii="Times New Roman" w:hAnsi="Times New Roman" w:cs="Times New Roman"/>
-          <w:sz w:val="28"/>
-          <w:szCs w:val="28"/>
-        </w:rPr>
-      </w:pPr>
-      <w:r>
-        <w:rPr>
-          <w:rFonts w:ascii="Times New Roman" w:hAnsi="Times New Roman" w:cs="Times New Roman"/>
+        <w:pStyle w:val="ds-markdown-paragraph"/>
+        <w:numPr>
+          <w:ilvl w:val="0"/>
+          <w:numId w:val="33"/>
+        </w:numPr>
+        <w:spacing w:before="0" w:beforeAutospacing="0" w:after="0" w:afterAutospacing="0"/>
+        <w:rPr>
+          <w:color w:val="0F1115"/>
+          <w:sz w:val="28"/>
+          <w:szCs w:val="28"/>
+        </w:rPr>
+      </w:pPr>
+      <w:r>
+        <w:rPr>
           <w:color w:val="0F1115"/>
           <w:sz w:val="28"/>
           <w:szCs w:val="28"/>
@@ -3089,16 +3082,20 @@
     </w:p>
     <w:p>
       <w:pPr>
-        <w:spacing w:line="360" w:lineRule="auto"/>
-        <w:rPr>
-          <w:rFonts w:ascii="Times New Roman" w:hAnsi="Times New Roman" w:cs="Times New Roman"/>
-          <w:sz w:val="28"/>
-          <w:szCs w:val="28"/>
-        </w:rPr>
-      </w:pPr>
-      <w:r>
-        <w:rPr>
-          <w:rFonts w:ascii="Times New Roman" w:hAnsi="Times New Roman" w:cs="Times New Roman"/>
+        <w:pStyle w:val="ds-markdown-paragraph"/>
+        <w:numPr>
+          <w:ilvl w:val="0"/>
+          <w:numId w:val="33"/>
+        </w:numPr>
+        <w:spacing w:before="0" w:beforeAutospacing="0" w:after="0" w:afterAutospacing="0"/>
+        <w:rPr>
+          <w:color w:val="0F1115"/>
+          <w:sz w:val="28"/>
+          <w:szCs w:val="28"/>
+        </w:rPr>
+      </w:pPr>
+      <w:r>
+        <w:rPr>
           <w:color w:val="0F1115"/>
           <w:sz w:val="28"/>
           <w:szCs w:val="28"/>
@@ -3372,14 +3369,6 @@
             <w:hideMark/>
           </w:tcPr>
           <w:p>
-            <w:pPr>
-              <w:spacing w:line="360" w:lineRule="auto"/>
-              <w:rPr>
-                <w:rFonts w:ascii="Times New Roman" w:hAnsi="Times New Roman" w:cs="Times New Roman"/>
-                <w:sz w:val="28"/>
-                <w:szCs w:val="28"/>
-              </w:rPr>
-            </w:pPr>
             <w:r>
               <w:rPr>
                 <w:rStyle w:val="af"/>
@@ -3427,20 +3416,7 @@
             <w:hideMark/>
           </w:tcPr>
           <w:p>
-            <w:pPr>
-              <w:spacing w:line="360" w:lineRule="auto"/>
-              <w:rPr>
-                <w:rFonts w:ascii="Times New Roman" w:hAnsi="Times New Roman" w:cs="Times New Roman"/>
-                <w:sz w:val="28"/>
-                <w:szCs w:val="28"/>
-              </w:rPr>
-            </w:pPr>
             <w:r>
-              <w:rPr>
-                <w:rFonts w:ascii="Times New Roman" w:hAnsi="Times New Roman" w:cs="Times New Roman"/>
-                <w:sz w:val="28"/>
-                <w:szCs w:val="28"/>
-              </w:rPr>
               <w:t>Да</w:t>
             </w:r>
           </w:p>
@@ -3458,20 +3434,7 @@
             <w:hideMark/>
           </w:tcPr>
           <w:p>
-            <w:pPr>
-              <w:spacing w:line="360" w:lineRule="auto"/>
-              <w:rPr>
-                <w:rFonts w:ascii="Times New Roman" w:hAnsi="Times New Roman" w:cs="Times New Roman"/>
-                <w:sz w:val="28"/>
-                <w:szCs w:val="28"/>
-              </w:rPr>
-            </w:pPr>
             <w:r>
-              <w:rPr>
-                <w:rFonts w:ascii="Times New Roman" w:hAnsi="Times New Roman" w:cs="Times New Roman"/>
-                <w:sz w:val="28"/>
-                <w:szCs w:val="28"/>
-              </w:rPr>
               <w:t>Командная строка</w:t>
             </w:r>
           </w:p>
@@ -3489,20 +3452,7 @@
             <w:hideMark/>
           </w:tcPr>
           <w:p>
-            <w:pPr>
-              <w:spacing w:line="360" w:lineRule="auto"/>
-              <w:rPr>
-                <w:rFonts w:ascii="Times New Roman" w:hAnsi="Times New Roman" w:cs="Times New Roman"/>
-                <w:sz w:val="28"/>
-                <w:szCs w:val="28"/>
-              </w:rPr>
-            </w:pPr>
             <w:r>
-              <w:rPr>
-                <w:rFonts w:ascii="Times New Roman" w:hAnsi="Times New Roman" w:cs="Times New Roman"/>
-                <w:sz w:val="28"/>
-                <w:szCs w:val="28"/>
-              </w:rPr>
               <w:t>Файловая система</w:t>
             </w:r>
           </w:p>
@@ -3520,20 +3470,7 @@
             <w:hideMark/>
           </w:tcPr>
           <w:p>
-            <w:pPr>
-              <w:spacing w:line="360" w:lineRule="auto"/>
-              <w:rPr>
-                <w:rFonts w:ascii="Times New Roman" w:hAnsi="Times New Roman" w:cs="Times New Roman"/>
-                <w:sz w:val="28"/>
-                <w:szCs w:val="28"/>
-              </w:rPr>
-            </w:pPr>
             <w:r>
-              <w:rPr>
-                <w:rFonts w:ascii="Times New Roman" w:hAnsi="Times New Roman" w:cs="Times New Roman"/>
-                <w:sz w:val="28"/>
-                <w:szCs w:val="28"/>
-              </w:rPr>
               <w:t>Да</w:t>
             </w:r>
           </w:p>
@@ -3551,20 +3488,7 @@
             <w:hideMark/>
           </w:tcPr>
           <w:p>
-            <w:pPr>
-              <w:spacing w:line="360" w:lineRule="auto"/>
-              <w:rPr>
-                <w:rFonts w:ascii="Times New Roman" w:hAnsi="Times New Roman" w:cs="Times New Roman"/>
-                <w:sz w:val="28"/>
-                <w:szCs w:val="28"/>
-              </w:rPr>
-            </w:pPr>
             <w:r>
-              <w:rPr>
-                <w:rFonts w:ascii="Times New Roman" w:hAnsi="Times New Roman" w:cs="Times New Roman"/>
-                <w:sz w:val="28"/>
-                <w:szCs w:val="28"/>
-              </w:rPr>
               <w:t>Да</w:t>
             </w:r>
           </w:p>
@@ -3584,14 +3508,6 @@
             <w:hideMark/>
           </w:tcPr>
           <w:p>
-            <w:pPr>
-              <w:spacing w:line="360" w:lineRule="auto"/>
-              <w:rPr>
-                <w:rFonts w:ascii="Times New Roman" w:hAnsi="Times New Roman" w:cs="Times New Roman"/>
-                <w:sz w:val="28"/>
-                <w:szCs w:val="28"/>
-              </w:rPr>
-            </w:pPr>
             <w:proofErr w:type="spellStart"/>
             <w:r>
               <w:rPr>
@@ -3623,20 +3539,7 @@
             <w:hideMark/>
           </w:tcPr>
           <w:p>
-            <w:pPr>
-              <w:spacing w:line="360" w:lineRule="auto"/>
-              <w:rPr>
-                <w:rFonts w:ascii="Times New Roman" w:hAnsi="Times New Roman" w:cs="Times New Roman"/>
-                <w:sz w:val="28"/>
-                <w:szCs w:val="28"/>
-              </w:rPr>
-            </w:pPr>
             <w:r>
-              <w:rPr>
-                <w:rFonts w:ascii="Times New Roman" w:hAnsi="Times New Roman" w:cs="Times New Roman"/>
-                <w:sz w:val="28"/>
-                <w:szCs w:val="28"/>
-              </w:rPr>
               <w:t>Да</w:t>
             </w:r>
           </w:p>
@@ -3654,20 +3557,7 @@
             <w:hideMark/>
           </w:tcPr>
           <w:p>
-            <w:pPr>
-              <w:spacing w:line="360" w:lineRule="auto"/>
-              <w:rPr>
-                <w:rFonts w:ascii="Times New Roman" w:hAnsi="Times New Roman" w:cs="Times New Roman"/>
-                <w:sz w:val="28"/>
-                <w:szCs w:val="28"/>
-              </w:rPr>
-            </w:pPr>
             <w:r>
-              <w:rPr>
-                <w:rFonts w:ascii="Times New Roman" w:hAnsi="Times New Roman" w:cs="Times New Roman"/>
-                <w:sz w:val="28"/>
-                <w:szCs w:val="28"/>
-              </w:rPr>
               <w:t>Командная строка</w:t>
             </w:r>
           </w:p>
@@ -3685,20 +3575,7 @@
             <w:hideMark/>
           </w:tcPr>
           <w:p>
-            <w:pPr>
-              <w:spacing w:line="360" w:lineRule="auto"/>
-              <w:rPr>
-                <w:rFonts w:ascii="Times New Roman" w:hAnsi="Times New Roman" w:cs="Times New Roman"/>
-                <w:sz w:val="28"/>
-                <w:szCs w:val="28"/>
-              </w:rPr>
-            </w:pPr>
             <w:r>
-              <w:rPr>
-                <w:rFonts w:ascii="Times New Roman" w:hAnsi="Times New Roman" w:cs="Times New Roman"/>
-                <w:sz w:val="28"/>
-                <w:szCs w:val="28"/>
-              </w:rPr>
               <w:t>Файловая система, логи, реестр, артефакты</w:t>
             </w:r>
           </w:p>
@@ -3716,20 +3593,7 @@
             <w:hideMark/>
           </w:tcPr>
           <w:p>
-            <w:pPr>
-              <w:spacing w:line="360" w:lineRule="auto"/>
-              <w:rPr>
-                <w:rFonts w:ascii="Times New Roman" w:hAnsi="Times New Roman" w:cs="Times New Roman"/>
-                <w:sz w:val="28"/>
-                <w:szCs w:val="28"/>
-              </w:rPr>
-            </w:pPr>
             <w:r>
-              <w:rPr>
-                <w:rFonts w:ascii="Times New Roman" w:hAnsi="Times New Roman" w:cs="Times New Roman"/>
-                <w:sz w:val="28"/>
-                <w:szCs w:val="28"/>
-              </w:rPr>
               <w:t>Да</w:t>
             </w:r>
           </w:p>
@@ -3747,20 +3611,7 @@
             <w:hideMark/>
           </w:tcPr>
           <w:p>
-            <w:pPr>
-              <w:spacing w:line="360" w:lineRule="auto"/>
-              <w:rPr>
-                <w:rFonts w:ascii="Times New Roman" w:hAnsi="Times New Roman" w:cs="Times New Roman"/>
-                <w:sz w:val="28"/>
-                <w:szCs w:val="28"/>
-              </w:rPr>
-            </w:pPr>
             <w:r>
-              <w:rPr>
-                <w:rFonts w:ascii="Times New Roman" w:hAnsi="Times New Roman" w:cs="Times New Roman"/>
-                <w:sz w:val="28"/>
-                <w:szCs w:val="28"/>
-              </w:rPr>
               <w:t>Да</w:t>
             </w:r>
           </w:p>
@@ -3780,14 +3631,6 @@
             <w:hideMark/>
           </w:tcPr>
           <w:p>
-            <w:pPr>
-              <w:spacing w:line="360" w:lineRule="auto"/>
-              <w:rPr>
-                <w:rFonts w:ascii="Times New Roman" w:hAnsi="Times New Roman" w:cs="Times New Roman"/>
-                <w:sz w:val="28"/>
-                <w:szCs w:val="28"/>
-              </w:rPr>
-            </w:pPr>
             <w:proofErr w:type="spellStart"/>
             <w:r>
               <w:rPr>
@@ -3812,20 +3655,7 @@
             <w:hideMark/>
           </w:tcPr>
           <w:p>
-            <w:pPr>
-              <w:spacing w:line="360" w:lineRule="auto"/>
-              <w:rPr>
-                <w:rFonts w:ascii="Times New Roman" w:hAnsi="Times New Roman" w:cs="Times New Roman"/>
-                <w:sz w:val="28"/>
-                <w:szCs w:val="28"/>
-              </w:rPr>
-            </w:pPr>
             <w:r>
-              <w:rPr>
-                <w:rFonts w:ascii="Times New Roman" w:hAnsi="Times New Roman" w:cs="Times New Roman"/>
-                <w:sz w:val="28"/>
-                <w:szCs w:val="28"/>
-              </w:rPr>
               <w:t>Да</w:t>
             </w:r>
           </w:p>
@@ -3843,20 +3673,7 @@
             <w:hideMark/>
           </w:tcPr>
           <w:p>
-            <w:pPr>
-              <w:spacing w:line="360" w:lineRule="auto"/>
-              <w:rPr>
-                <w:rFonts w:ascii="Times New Roman" w:hAnsi="Times New Roman" w:cs="Times New Roman"/>
-                <w:sz w:val="28"/>
-                <w:szCs w:val="28"/>
-              </w:rPr>
-            </w:pPr>
             <w:r>
-              <w:rPr>
-                <w:rFonts w:ascii="Times New Roman" w:hAnsi="Times New Roman" w:cs="Times New Roman"/>
-                <w:sz w:val="28"/>
-                <w:szCs w:val="28"/>
-              </w:rPr>
               <w:t>Графический</w:t>
             </w:r>
           </w:p>
@@ -3874,20 +3691,7 @@
             <w:hideMark/>
           </w:tcPr>
           <w:p>
-            <w:pPr>
-              <w:spacing w:line="360" w:lineRule="auto"/>
-              <w:rPr>
-                <w:rFonts w:ascii="Times New Roman" w:hAnsi="Times New Roman" w:cs="Times New Roman"/>
-                <w:sz w:val="28"/>
-                <w:szCs w:val="28"/>
-              </w:rPr>
-            </w:pPr>
             <w:r>
-              <w:rPr>
-                <w:rFonts w:ascii="Times New Roman" w:hAnsi="Times New Roman" w:cs="Times New Roman"/>
-                <w:sz w:val="28"/>
-                <w:szCs w:val="28"/>
-              </w:rPr>
               <w:t>Файловая система, артефакты</w:t>
             </w:r>
           </w:p>
@@ -3905,20 +3709,7 @@
             <w:hideMark/>
           </w:tcPr>
           <w:p>
-            <w:pPr>
-              <w:spacing w:line="360" w:lineRule="auto"/>
-              <w:rPr>
-                <w:rFonts w:ascii="Times New Roman" w:hAnsi="Times New Roman" w:cs="Times New Roman"/>
-                <w:sz w:val="28"/>
-                <w:szCs w:val="28"/>
-              </w:rPr>
-            </w:pPr>
             <w:r>
-              <w:rPr>
-                <w:rFonts w:ascii="Times New Roman" w:hAnsi="Times New Roman" w:cs="Times New Roman"/>
-                <w:sz w:val="28"/>
-                <w:szCs w:val="28"/>
-              </w:rPr>
               <w:t>Да</w:t>
             </w:r>
           </w:p>
@@ -3936,20 +3727,7 @@
             <w:hideMark/>
           </w:tcPr>
           <w:p>
-            <w:pPr>
-              <w:spacing w:line="360" w:lineRule="auto"/>
-              <w:rPr>
-                <w:rFonts w:ascii="Times New Roman" w:hAnsi="Times New Roman" w:cs="Times New Roman"/>
-                <w:sz w:val="28"/>
-                <w:szCs w:val="28"/>
-              </w:rPr>
-            </w:pPr>
             <w:r>
-              <w:rPr>
-                <w:rFonts w:ascii="Times New Roman" w:hAnsi="Times New Roman" w:cs="Times New Roman"/>
-                <w:sz w:val="28"/>
-                <w:szCs w:val="28"/>
-              </w:rPr>
               <w:t>Да</w:t>
             </w:r>
           </w:p>
@@ -3969,14 +3747,6 @@
             <w:hideMark/>
           </w:tcPr>
           <w:p>
-            <w:pPr>
-              <w:spacing w:line="360" w:lineRule="auto"/>
-              <w:rPr>
-                <w:rFonts w:ascii="Times New Roman" w:hAnsi="Times New Roman" w:cs="Times New Roman"/>
-                <w:sz w:val="28"/>
-                <w:szCs w:val="28"/>
-              </w:rPr>
-            </w:pPr>
             <w:proofErr w:type="spellStart"/>
             <w:r>
               <w:rPr>
@@ -4033,20 +3803,7 @@
             <w:hideMark/>
           </w:tcPr>
           <w:p>
-            <w:pPr>
-              <w:spacing w:line="360" w:lineRule="auto"/>
-              <w:rPr>
-                <w:rFonts w:ascii="Times New Roman" w:hAnsi="Times New Roman" w:cs="Times New Roman"/>
-                <w:sz w:val="28"/>
-                <w:szCs w:val="28"/>
-              </w:rPr>
-            </w:pPr>
             <w:r>
-              <w:rPr>
-                <w:rFonts w:ascii="Times New Roman" w:hAnsi="Times New Roman" w:cs="Times New Roman"/>
-                <w:sz w:val="28"/>
-                <w:szCs w:val="28"/>
-              </w:rPr>
               <w:t>Да</w:t>
             </w:r>
           </w:p>
@@ -4064,20 +3821,7 @@
             <w:hideMark/>
           </w:tcPr>
           <w:p>
-            <w:pPr>
-              <w:spacing w:line="360" w:lineRule="auto"/>
-              <w:rPr>
-                <w:rFonts w:ascii="Times New Roman" w:hAnsi="Times New Roman" w:cs="Times New Roman"/>
-                <w:sz w:val="28"/>
-                <w:szCs w:val="28"/>
-              </w:rPr>
-            </w:pPr>
             <w:r>
-              <w:rPr>
-                <w:rFonts w:ascii="Times New Roman" w:hAnsi="Times New Roman" w:cs="Times New Roman"/>
-                <w:sz w:val="28"/>
-                <w:szCs w:val="28"/>
-              </w:rPr>
               <w:t>Графический</w:t>
             </w:r>
           </w:p>
@@ -4095,20 +3839,7 @@
             <w:hideMark/>
           </w:tcPr>
           <w:p>
-            <w:pPr>
-              <w:spacing w:line="360" w:lineRule="auto"/>
-              <w:rPr>
-                <w:rFonts w:ascii="Times New Roman" w:hAnsi="Times New Roman" w:cs="Times New Roman"/>
-                <w:sz w:val="28"/>
-                <w:szCs w:val="28"/>
-              </w:rPr>
-            </w:pPr>
             <w:r>
-              <w:rPr>
-                <w:rFonts w:ascii="Times New Roman" w:hAnsi="Times New Roman" w:cs="Times New Roman"/>
-                <w:sz w:val="28"/>
-                <w:szCs w:val="28"/>
-              </w:rPr>
               <w:t>Файловая система (метаданные)</w:t>
             </w:r>
           </w:p>
@@ -4126,20 +3857,7 @@
             <w:hideMark/>
           </w:tcPr>
           <w:p>
-            <w:pPr>
-              <w:spacing w:line="360" w:lineRule="auto"/>
-              <w:rPr>
-                <w:rFonts w:ascii="Times New Roman" w:hAnsi="Times New Roman" w:cs="Times New Roman"/>
-                <w:sz w:val="28"/>
-                <w:szCs w:val="28"/>
-              </w:rPr>
-            </w:pPr>
             <w:r>
-              <w:rPr>
-                <w:rFonts w:ascii="Times New Roman" w:hAnsi="Times New Roman" w:cs="Times New Roman"/>
-                <w:sz w:val="28"/>
-                <w:szCs w:val="28"/>
-              </w:rPr>
               <w:t>Да</w:t>
             </w:r>
           </w:p>
@@ -4157,20 +3875,7 @@
             <w:hideMark/>
           </w:tcPr>
           <w:p>
-            <w:pPr>
-              <w:spacing w:line="360" w:lineRule="auto"/>
-              <w:rPr>
-                <w:rFonts w:ascii="Times New Roman" w:hAnsi="Times New Roman" w:cs="Times New Roman"/>
-                <w:sz w:val="28"/>
-                <w:szCs w:val="28"/>
-              </w:rPr>
-            </w:pPr>
             <w:r>
-              <w:rPr>
-                <w:rFonts w:ascii="Times New Roman" w:hAnsi="Times New Roman" w:cs="Times New Roman"/>
-                <w:sz w:val="28"/>
-                <w:szCs w:val="28"/>
-              </w:rPr>
               <w:t>Да</w:t>
             </w:r>
           </w:p>
@@ -4190,14 +3895,6 @@
             <w:hideMark/>
           </w:tcPr>
           <w:p>
-            <w:pPr>
-              <w:spacing w:line="360" w:lineRule="auto"/>
-              <w:rPr>
-                <w:rFonts w:ascii="Times New Roman" w:hAnsi="Times New Roman" w:cs="Times New Roman"/>
-                <w:sz w:val="28"/>
-                <w:szCs w:val="28"/>
-              </w:rPr>
-            </w:pPr>
             <w:r>
               <w:rPr>
                 <w:rStyle w:val="af"/>
@@ -4229,20 +3926,7 @@
             <w:hideMark/>
           </w:tcPr>
           <w:p>
-            <w:pPr>
-              <w:spacing w:line="360" w:lineRule="auto"/>
-              <w:rPr>
-                <w:rFonts w:ascii="Times New Roman" w:hAnsi="Times New Roman" w:cs="Times New Roman"/>
-                <w:sz w:val="28"/>
-                <w:szCs w:val="28"/>
-              </w:rPr>
-            </w:pPr>
             <w:r>
-              <w:rPr>
-                <w:rFonts w:ascii="Times New Roman" w:hAnsi="Times New Roman" w:cs="Times New Roman"/>
-                <w:sz w:val="28"/>
-                <w:szCs w:val="28"/>
-              </w:rPr>
               <w:t>Нет (вспомогательная)</w:t>
             </w:r>
           </w:p>
@@ -4260,20 +3944,7 @@
             <w:hideMark/>
           </w:tcPr>
           <w:p>
-            <w:pPr>
-              <w:spacing w:line="360" w:lineRule="auto"/>
-              <w:rPr>
-                <w:rFonts w:ascii="Times New Roman" w:hAnsi="Times New Roman" w:cs="Times New Roman"/>
-                <w:sz w:val="28"/>
-                <w:szCs w:val="28"/>
-              </w:rPr>
-            </w:pPr>
             <w:r>
-              <w:rPr>
-                <w:rFonts w:ascii="Times New Roman" w:hAnsi="Times New Roman" w:cs="Times New Roman"/>
-                <w:sz w:val="28"/>
-                <w:szCs w:val="28"/>
-              </w:rPr>
               <w:t>Графический</w:t>
             </w:r>
           </w:p>
@@ -4291,20 +3962,7 @@
             <w:hideMark/>
           </w:tcPr>
           <w:p>
-            <w:pPr>
-              <w:spacing w:line="360" w:lineRule="auto"/>
-              <w:rPr>
-                <w:rFonts w:ascii="Times New Roman" w:hAnsi="Times New Roman" w:cs="Times New Roman"/>
-                <w:sz w:val="28"/>
-                <w:szCs w:val="28"/>
-              </w:rPr>
-            </w:pPr>
             <w:r>
-              <w:rPr>
-                <w:rFonts w:ascii="Times New Roman" w:hAnsi="Times New Roman" w:cs="Times New Roman"/>
-                <w:sz w:val="28"/>
-                <w:szCs w:val="28"/>
-              </w:rPr>
               <w:t>Образы дисков</w:t>
             </w:r>
           </w:p>
@@ -4322,38 +3980,15 @@
             <w:hideMark/>
           </w:tcPr>
           <w:p>
-            <w:pPr>
-              <w:spacing w:line="360" w:lineRule="auto"/>
-              <w:rPr>
-                <w:rFonts w:ascii="Times New Roman" w:hAnsi="Times New Roman" w:cs="Times New Roman"/>
-                <w:sz w:val="28"/>
-                <w:szCs w:val="28"/>
-              </w:rPr>
-            </w:pPr>
             <w:r>
-              <w:rPr>
-                <w:rFonts w:ascii="Times New Roman" w:hAnsi="Times New Roman" w:cs="Times New Roman"/>
-                <w:sz w:val="28"/>
-                <w:szCs w:val="28"/>
-              </w:rPr>
               <w:t>Нет (</w:t>
             </w:r>
             <w:proofErr w:type="spellStart"/>
             <w:r>
-              <w:rPr>
-                <w:rFonts w:ascii="Times New Roman" w:hAnsi="Times New Roman" w:cs="Times New Roman"/>
-                <w:sz w:val="28"/>
-                <w:szCs w:val="28"/>
-              </w:rPr>
               <w:t>freeware</w:t>
             </w:r>
             <w:proofErr w:type="spellEnd"/>
             <w:r>
-              <w:rPr>
-                <w:rFonts w:ascii="Times New Roman" w:hAnsi="Times New Roman" w:cs="Times New Roman"/>
-                <w:sz w:val="28"/>
-                <w:szCs w:val="28"/>
-              </w:rPr>
               <w:t>)</w:t>
             </w:r>
           </w:p>
@@ -4371,20 +4006,7 @@
             <w:hideMark/>
           </w:tcPr>
           <w:p>
-            <w:pPr>
-              <w:spacing w:line="360" w:lineRule="auto"/>
-              <w:rPr>
-                <w:rFonts w:ascii="Times New Roman" w:hAnsi="Times New Roman" w:cs="Times New Roman"/>
-                <w:sz w:val="28"/>
-                <w:szCs w:val="28"/>
-              </w:rPr>
-            </w:pPr>
             <w:r>
-              <w:rPr>
-                <w:rFonts w:ascii="Times New Roman" w:hAnsi="Times New Roman" w:cs="Times New Roman"/>
-                <w:sz w:val="28"/>
-                <w:szCs w:val="28"/>
-              </w:rPr>
               <w:t>Да</w:t>
             </w:r>
           </w:p>
@@ -4450,16 +4072,16 @@
     </w:p>
     <w:p>
       <w:pPr>
-        <w:spacing w:line="360" w:lineRule="auto"/>
-        <w:rPr>
-          <w:rFonts w:ascii="Times New Roman" w:hAnsi="Times New Roman" w:cs="Times New Roman"/>
-          <w:sz w:val="28"/>
-          <w:szCs w:val="28"/>
-        </w:rPr>
-      </w:pPr>
-      <w:r>
-        <w:rPr>
-          <w:rFonts w:ascii="Times New Roman" w:hAnsi="Times New Roman" w:cs="Times New Roman"/>
+        <w:pStyle w:val="ds-markdown-paragraph"/>
+        <w:spacing w:before="240" w:beforeAutospacing="0" w:after="240" w:afterAutospacing="0"/>
+        <w:rPr>
+          <w:color w:val="0F1115"/>
+          <w:sz w:val="28"/>
+          <w:szCs w:val="28"/>
+        </w:rPr>
+      </w:pPr>
+      <w:r>
+        <w:rPr>
           <w:color w:val="0F1115"/>
           <w:sz w:val="28"/>
           <w:szCs w:val="28"/>
@@ -4488,7 +4110,6 @@
       </w:r>
       <w:r>
         <w:rPr>
-          <w:rFonts w:ascii="Times New Roman" w:hAnsi="Times New Roman" w:cs="Times New Roman"/>
           <w:color w:val="0F1115"/>
           <w:sz w:val="28"/>
           <w:szCs w:val="28"/>
@@ -4498,16 +4119,16 @@
     </w:p>
     <w:p>
       <w:pPr>
-        <w:spacing w:line="360" w:lineRule="auto"/>
-        <w:rPr>
-          <w:rFonts w:ascii="Times New Roman" w:hAnsi="Times New Roman" w:cs="Times New Roman"/>
-          <w:sz w:val="28"/>
-          <w:szCs w:val="28"/>
-        </w:rPr>
-      </w:pPr>
-      <w:r>
-        <w:rPr>
-          <w:rFonts w:ascii="Times New Roman" w:hAnsi="Times New Roman" w:cs="Times New Roman"/>
+        <w:pStyle w:val="ds-markdown-paragraph"/>
+        <w:spacing w:before="240" w:beforeAutospacing="0" w:after="240" w:afterAutospacing="0"/>
+        <w:rPr>
+          <w:color w:val="0F1115"/>
+          <w:sz w:val="28"/>
+          <w:szCs w:val="28"/>
+        </w:rPr>
+      </w:pPr>
+      <w:r>
+        <w:rPr>
           <w:color w:val="0F1115"/>
           <w:sz w:val="28"/>
           <w:szCs w:val="28"/>
@@ -4772,16 +4393,16 @@
     </w:p>
     <w:p>
       <w:pPr>
-        <w:spacing w:line="360" w:lineRule="auto"/>
-        <w:rPr>
-          <w:rFonts w:ascii="Times New Roman" w:hAnsi="Times New Roman" w:cs="Times New Roman"/>
-          <w:sz w:val="28"/>
-          <w:szCs w:val="28"/>
-        </w:rPr>
-      </w:pPr>
-      <w:r>
-        <w:rPr>
-          <w:rFonts w:ascii="Times New Roman" w:hAnsi="Times New Roman" w:cs="Times New Roman"/>
+        <w:pStyle w:val="ds-markdown-paragraph"/>
+        <w:spacing w:before="240" w:beforeAutospacing="0" w:after="240" w:afterAutospacing="0"/>
+        <w:rPr>
+          <w:color w:val="0F1115"/>
+          <w:sz w:val="28"/>
+          <w:szCs w:val="28"/>
+        </w:rPr>
+      </w:pPr>
+      <w:r>
+        <w:rPr>
           <w:color w:val="0F1115"/>
           <w:sz w:val="28"/>
           <w:szCs w:val="28"/>
@@ -4856,7 +4477,6 @@
       <w:proofErr w:type="spellEnd"/>
       <w:r>
         <w:rPr>
-          <w:rFonts w:ascii="Times New Roman" w:hAnsi="Times New Roman" w:cs="Times New Roman"/>
           <w:color w:val="0F1115"/>
           <w:sz w:val="28"/>
           <w:szCs w:val="28"/>
@@ -4866,16 +4486,16 @@
     </w:p>
     <w:p>
       <w:pPr>
-        <w:spacing w:line="360" w:lineRule="auto"/>
-        <w:rPr>
-          <w:rFonts w:ascii="Times New Roman" w:hAnsi="Times New Roman" w:cs="Times New Roman"/>
-          <w:sz w:val="28"/>
-          <w:szCs w:val="28"/>
-        </w:rPr>
-      </w:pPr>
-      <w:r>
-        <w:rPr>
-          <w:rFonts w:ascii="Times New Roman" w:hAnsi="Times New Roman" w:cs="Times New Roman"/>
+        <w:pStyle w:val="ds-markdown-paragraph"/>
+        <w:spacing w:before="240" w:beforeAutospacing="0" w:after="0" w:afterAutospacing="0"/>
+        <w:rPr>
+          <w:color w:val="0F1115"/>
+          <w:sz w:val="28"/>
+          <w:szCs w:val="28"/>
+        </w:rPr>
+      </w:pPr>
+      <w:r>
+        <w:rPr>
           <w:color w:val="0F1115"/>
           <w:sz w:val="28"/>
           <w:szCs w:val="28"/>
